--- a/01_instalacao/documentos_instalacao/Instalação de postgresql.docx
+++ b/01_instalacao/documentos_instalacao/Instalação de postgresql.docx
@@ -6,59 +6,62 @@
       <w:pPr>
         <w:jc w:val="center"/>
         <w:rPr>
-          <w:rFonts w:ascii="Times New Roman" w:hAnsi="Times New Roman" w:cs="Times New Roman"/>
+          <w:rFonts w:cs="Times New Roman"/>
+          <w:b/>
+          <w:bCs/>
           <w:noProof/>
-          <w:sz w:val="24"/>
+          <w:sz w:val="32"/>
+          <w:szCs w:val="36"/>
+        </w:rPr>
+      </w:pPr>
+      <w:r>
+        <w:rPr>
+          <w:rFonts w:cs="Times New Roman"/>
+          <w:b/>
+          <w:bCs/>
+          <w:noProof/>
+          <w:sz w:val="32"/>
+          <w:szCs w:val="36"/>
+        </w:rPr>
+        <w:t>Instalação de PostgreSQL</w:t>
+      </w:r>
+    </w:p>
+    <w:p>
+      <w:pPr>
+        <w:jc w:val="center"/>
+        <w:rPr>
+          <w:rFonts w:cs="Times New Roman"/>
+          <w:b/>
+          <w:bCs/>
+          <w:noProof/>
           <w:szCs w:val="28"/>
         </w:rPr>
       </w:pPr>
       <w:r>
         <w:rPr>
-          <w:rFonts w:ascii="Times New Roman" w:hAnsi="Times New Roman" w:cs="Times New Roman"/>
+          <w:rFonts w:cs="Times New Roman"/>
+          <w:b/>
+          <w:bCs/>
           <w:noProof/>
-          <w:sz w:val="24"/>
           <w:szCs w:val="28"/>
         </w:rPr>
-        <w:t>Instalação de PostgreSQL</w:t>
-      </w:r>
-    </w:p>
-    <w:p>
-      <w:pPr>
-        <w:jc w:val="center"/>
-        <w:rPr>
-          <w:rFonts w:ascii="Times New Roman" w:hAnsi="Times New Roman" w:cs="Times New Roman"/>
-          <w:noProof/>
-          <w:sz w:val="24"/>
-          <w:szCs w:val="28"/>
-        </w:rPr>
-      </w:pPr>
-      <w:r>
-        <w:rPr>
-          <w:rFonts w:ascii="Times New Roman" w:hAnsi="Times New Roman" w:cs="Times New Roman"/>
-          <w:noProof/>
-          <w:sz w:val="24"/>
-          <w:szCs w:val="28"/>
-        </w:rPr>
         <w:t>Parte I</w:t>
       </w:r>
     </w:p>
     <w:p>
       <w:pPr>
-        <w:pStyle w:val="PargrafodaLista"/>
+        <w:pStyle w:val="SemEspaamento"/>
         <w:numPr>
           <w:ilvl w:val="0"/>
-          <w:numId w:val="1"/>
+          <w:numId w:val="8"/>
         </w:numPr>
-        <w:jc w:val="both"/>
-        <w:rPr>
-          <w:rFonts w:ascii="Times New Roman" w:hAnsi="Times New Roman" w:cs="Times New Roman"/>
+        <w:rPr>
           <w:b/>
           <w:szCs w:val="28"/>
         </w:rPr>
       </w:pPr>
       <w:r>
         <w:rPr>
-          <w:rFonts w:ascii="Times New Roman" w:hAnsi="Times New Roman" w:cs="Times New Roman"/>
           <w:b/>
           <w:szCs w:val="28"/>
         </w:rPr>
@@ -66,35 +69,44 @@
       </w:r>
       <w:r>
         <w:rPr>
-          <w:rFonts w:ascii="Times New Roman" w:hAnsi="Times New Roman" w:cs="Times New Roman"/>
           <w:b/>
           <w:szCs w:val="28"/>
         </w:rPr>
-        <w:t xml:space="preserve"> </w:t>
-      </w:r>
-      <w:r>
-        <w:rPr>
-          <w:rFonts w:ascii="Times New Roman" w:hAnsi="Times New Roman" w:cs="Times New Roman"/>
+        <w:t xml:space="preserve"> a</w:t>
+      </w:r>
+      <w:r>
+        <w:rPr>
           <w:b/>
           <w:szCs w:val="28"/>
         </w:rPr>
-        <w:t>a</w:t>
-      </w:r>
-      <w:r>
-        <w:rPr>
-          <w:rFonts w:ascii="Times New Roman" w:hAnsi="Times New Roman" w:cs="Times New Roman"/>
+        <w:t>dministrador</w:t>
+      </w:r>
+      <w:r>
+        <w:rPr>
           <w:b/>
           <w:szCs w:val="28"/>
         </w:rPr>
-        <w:t>dministrador (clique direito -&gt; Executar como administrador)</w:t>
-      </w:r>
-    </w:p>
-    <w:p>
-      <w:pPr>
-        <w:rPr>
-          <w:rFonts w:ascii="Times New Roman" w:hAnsi="Times New Roman" w:cs="Times New Roman"/>
-          <w:b/>
-          <w:sz w:val="24"/>
+        <w:t xml:space="preserve">. </w:t>
+      </w:r>
+      <w:r>
+        <w:t>(clique direito -&gt; Executar como administrador)</w:t>
+      </w:r>
+    </w:p>
+    <w:p>
+      <w:pPr>
+        <w:pStyle w:val="SemEspaamento"/>
+        <w:ind w:left="0" w:firstLine="0"/>
+        <w:rPr>
+          <w:b/>
+          <w:szCs w:val="28"/>
+        </w:rPr>
+      </w:pPr>
+    </w:p>
+    <w:p>
+      <w:pPr>
+        <w:rPr>
+          <w:rFonts w:cs="Times New Roman"/>
+          <w:b/>
           <w:szCs w:val="28"/>
         </w:rPr>
       </w:pPr>
@@ -118,7 +130,7 @@
                     <pic:cNvPicPr/>
                   </pic:nvPicPr>
                   <pic:blipFill>
-                    <a:blip r:embed="rId7">
+                    <a:blip r:embed="rId8">
                       <a:extLst>
                         <a:ext uri="{28A0092B-C50C-407E-A947-70E740481C1C}">
                           <a14:useLocalDpi xmlns:a14="http://schemas.microsoft.com/office/drawing/2010/main" val="0"/>
@@ -147,66 +159,47 @@
     </w:p>
     <w:p>
       <w:pPr>
-        <w:rPr>
-          <w:rFonts w:ascii="Times New Roman" w:hAnsi="Times New Roman" w:cs="Times New Roman"/>
-          <w:b/>
-          <w:sz w:val="24"/>
+        <w:pStyle w:val="SemEspaamento"/>
+        <w:numPr>
+          <w:ilvl w:val="0"/>
+          <w:numId w:val="8"/>
+        </w:numPr>
+      </w:pPr>
+      <w:r>
+        <w:rPr>
+          <w:b/>
+          <w:bCs/>
+        </w:rPr>
+        <w:t>Selecionar o diretório de instalação:</w:t>
+      </w:r>
+      <w:r>
+        <w:t xml:space="preserve"> </w:t>
+      </w:r>
+      <w:r>
+        <w:t>C:\Program Files\PostgreSQL\1</w:t>
+      </w:r>
+      <w:r>
+        <w:t>8</w:t>
+      </w:r>
+    </w:p>
+    <w:p>
+      <w:pPr>
+        <w:pStyle w:val="SemEspaamento"/>
+      </w:pPr>
+    </w:p>
+    <w:p>
+      <w:pPr>
+        <w:rPr>
+          <w:rFonts w:cs="Times New Roman"/>
+          <w:b/>
           <w:szCs w:val="28"/>
         </w:rPr>
       </w:pPr>
       <w:r>
         <w:rPr>
-          <w:rFonts w:ascii="Times New Roman" w:hAnsi="Times New Roman" w:cs="Times New Roman"/>
-          <w:b/>
-          <w:sz w:val="24"/>
-          <w:szCs w:val="28"/>
-        </w:rPr>
-        <w:t>2. Selecionar o diretório de instalação:</w:t>
-      </w:r>
-    </w:p>
-    <w:p>
-      <w:pPr>
-        <w:rPr>
-          <w:rFonts w:ascii="Times New Roman" w:hAnsi="Times New Roman" w:cs="Times New Roman"/>
-          <w:b/>
-          <w:sz w:val="24"/>
-          <w:szCs w:val="28"/>
-        </w:rPr>
-      </w:pPr>
-      <w:r>
-        <w:rPr>
-          <w:rFonts w:ascii="Times New Roman" w:hAnsi="Times New Roman" w:cs="Times New Roman"/>
-          <w:b/>
-          <w:sz w:val="24"/>
-          <w:szCs w:val="28"/>
-        </w:rPr>
-        <w:t xml:space="preserve">   C:\Program Files\PostgreSQL\1</w:t>
-      </w:r>
-      <w:r>
-        <w:rPr>
-          <w:rFonts w:ascii="Times New Roman" w:hAnsi="Times New Roman" w:cs="Times New Roman"/>
-          <w:b/>
-          <w:sz w:val="24"/>
-          <w:szCs w:val="28"/>
-        </w:rPr>
-        <w:t>8</w:t>
-      </w:r>
-    </w:p>
-    <w:p>
-      <w:pPr>
-        <w:rPr>
-          <w:rFonts w:ascii="Times New Roman" w:hAnsi="Times New Roman" w:cs="Times New Roman"/>
-          <w:b/>
-          <w:sz w:val="24"/>
-          <w:szCs w:val="28"/>
-        </w:rPr>
-      </w:pPr>
-      <w:r>
-        <w:rPr>
-          <w:rFonts w:ascii="Times New Roman" w:hAnsi="Times New Roman" w:cs="Times New Roman"/>
+          <w:rFonts w:cs="Times New Roman"/>
           <w:b/>
           <w:noProof/>
-          <w:sz w:val="24"/>
           <w:szCs w:val="28"/>
         </w:rPr>
         <w:drawing>
@@ -225,7 +218,7 @@
                     <pic:cNvPicPr/>
                   </pic:nvPicPr>
                   <pic:blipFill>
-                    <a:blip r:embed="rId8">
+                    <a:blip r:embed="rId9">
                       <a:extLst>
                         <a:ext uri="{28A0092B-C50C-407E-A947-70E740481C1C}">
                           <a14:useLocalDpi xmlns:a14="http://schemas.microsoft.com/office/drawing/2010/main" val="0"/>
@@ -254,75 +247,45 @@
     </w:p>
     <w:p>
       <w:pPr>
-        <w:rPr>
-          <w:rFonts w:ascii="Times New Roman" w:hAnsi="Times New Roman" w:cs="Times New Roman"/>
-          <w:b/>
-          <w:sz w:val="24"/>
+        <w:pStyle w:val="SemEspaamento"/>
+        <w:numPr>
+          <w:ilvl w:val="0"/>
+          <w:numId w:val="8"/>
+        </w:numPr>
+      </w:pPr>
+      <w:r>
+        <w:rPr>
+          <w:b/>
+          <w:bCs/>
+        </w:rPr>
+        <w:t>Selecionar o diretório de dados:</w:t>
+      </w:r>
+      <w:r>
+        <w:t xml:space="preserve"> </w:t>
+      </w:r>
+      <w:r>
+        <w:t>C:\Program Files\PostgreSQL\1</w:t>
+      </w:r>
+      <w:r>
+        <w:t>8</w:t>
+      </w:r>
+      <w:r>
+        <w:t>\data</w:t>
+      </w:r>
+    </w:p>
+    <w:p>
+      <w:pPr>
+        <w:rPr>
+          <w:rFonts w:cs="Times New Roman"/>
+          <w:b/>
           <w:szCs w:val="28"/>
         </w:rPr>
       </w:pPr>
       <w:r>
         <w:rPr>
-          <w:rFonts w:ascii="Times New Roman" w:hAnsi="Times New Roman" w:cs="Times New Roman"/>
-          <w:b/>
-          <w:sz w:val="24"/>
-          <w:szCs w:val="28"/>
-        </w:rPr>
-        <w:t>3. Selecionar o diretório de dados:</w:t>
-      </w:r>
-    </w:p>
-    <w:p>
-      <w:pPr>
-        <w:rPr>
-          <w:rFonts w:ascii="Times New Roman" w:hAnsi="Times New Roman" w:cs="Times New Roman"/>
-          <w:b/>
-          <w:sz w:val="24"/>
-          <w:szCs w:val="28"/>
-        </w:rPr>
-      </w:pPr>
-      <w:r>
-        <w:rPr>
-          <w:rFonts w:ascii="Times New Roman" w:hAnsi="Times New Roman" w:cs="Times New Roman"/>
-          <w:b/>
-          <w:sz w:val="24"/>
-          <w:szCs w:val="28"/>
-        </w:rPr>
-        <w:t xml:space="preserve">   C:\Program Files\PostgreSQL\1</w:t>
-      </w:r>
-      <w:r>
-        <w:rPr>
-          <w:rFonts w:ascii="Times New Roman" w:hAnsi="Times New Roman" w:cs="Times New Roman"/>
-          <w:b/>
-          <w:sz w:val="24"/>
-          <w:szCs w:val="28"/>
-        </w:rPr>
-        <w:t>8</w:t>
-      </w:r>
-      <w:r>
-        <w:rPr>
-          <w:rFonts w:ascii="Times New Roman" w:hAnsi="Times New Roman" w:cs="Times New Roman"/>
-          <w:b/>
-          <w:sz w:val="24"/>
-          <w:szCs w:val="28"/>
-        </w:rPr>
-        <w:t>\data</w:t>
-      </w:r>
-    </w:p>
-    <w:p>
-      <w:pPr>
-        <w:rPr>
-          <w:rFonts w:ascii="Times New Roman" w:hAnsi="Times New Roman" w:cs="Times New Roman"/>
-          <w:b/>
-          <w:sz w:val="24"/>
-          <w:szCs w:val="28"/>
-        </w:rPr>
-      </w:pPr>
-      <w:r>
-        <w:rPr>
-          <w:rFonts w:ascii="Times New Roman" w:hAnsi="Times New Roman" w:cs="Times New Roman"/>
+          <w:rFonts w:cs="Times New Roman"/>
           <w:b/>
           <w:noProof/>
-          <w:sz w:val="24"/>
           <w:szCs w:val="28"/>
         </w:rPr>
         <w:drawing>
@@ -341,7 +304,7 @@
                     <pic:cNvPicPr/>
                   </pic:nvPicPr>
                   <pic:blipFill>
-                    <a:blip r:embed="rId9">
+                    <a:blip r:embed="rId10">
                       <a:extLst>
                         <a:ext uri="{28A0092B-C50C-407E-A947-70E740481C1C}">
                           <a14:useLocalDpi xmlns:a14="http://schemas.microsoft.com/office/drawing/2010/main" val="0"/>
@@ -372,211 +335,98 @@
       <w:pPr>
         <w:ind w:left="0" w:firstLine="0"/>
         <w:rPr>
-          <w:rFonts w:ascii="Times New Roman" w:hAnsi="Times New Roman" w:cs="Times New Roman"/>
-          <w:b/>
-          <w:sz w:val="24"/>
+          <w:rFonts w:cs="Times New Roman"/>
+          <w:b/>
           <w:szCs w:val="28"/>
         </w:rPr>
       </w:pPr>
     </w:p>
     <w:p>
       <w:pPr>
-        <w:jc w:val="both"/>
-        <w:rPr>
-          <w:rFonts w:ascii="Times New Roman" w:hAnsi="Times New Roman" w:cs="Times New Roman"/>
-          <w:b/>
-          <w:sz w:val="24"/>
+        <w:pStyle w:val="SemEspaamento"/>
+        <w:numPr>
+          <w:ilvl w:val="0"/>
+          <w:numId w:val="8"/>
+        </w:numPr>
+      </w:pPr>
+      <w:r>
+        <w:rPr>
+          <w:b/>
+          <w:bCs/>
+        </w:rPr>
+        <w:t>Instalar os componentes:</w:t>
+      </w:r>
+      <w:r>
+        <w:t xml:space="preserve"> </w:t>
+      </w:r>
+      <w:r>
+        <w:rPr>
+          <w:rFonts w:ascii="Segoe UI Symbol" w:hAnsi="Segoe UI Symbol" w:cs="Segoe UI Symbol"/>
+        </w:rPr>
+        <w:t>✓</w:t>
+      </w:r>
+      <w:r>
+        <w:t xml:space="preserve"> PostgreSQL Server</w:t>
+      </w:r>
+      <w:r>
+        <w:t xml:space="preserve">; </w:t>
+      </w:r>
+      <w:r>
+        <w:rPr>
+          <w:rFonts w:ascii="Segoe UI Symbol" w:hAnsi="Segoe UI Symbol" w:cs="Segoe UI Symbol"/>
+        </w:rPr>
+        <w:t>✓</w:t>
+      </w:r>
+      <w:r>
+        <w:t xml:space="preserve"> pgAdmin 4</w:t>
+      </w:r>
+      <w:r>
+        <w:t>;</w:t>
+      </w:r>
+      <w:r>
+        <w:t xml:space="preserve"> </w:t>
+      </w:r>
+      <w:r>
+        <w:rPr>
+          <w:rFonts w:ascii="Segoe UI Symbol" w:hAnsi="Segoe UI Symbol" w:cs="Segoe UI Symbol"/>
+        </w:rPr>
+        <w:t>✓</w:t>
+      </w:r>
+      <w:r>
+        <w:t xml:space="preserve"> Stack Builder</w:t>
+      </w:r>
+      <w:r>
+        <w:t xml:space="preserve">; </w:t>
+      </w:r>
+      <w:r>
+        <w:rPr>
+          <w:rFonts w:ascii="Segoe UI Symbol" w:hAnsi="Segoe UI Symbol" w:cs="Segoe UI Symbol"/>
+        </w:rPr>
+        <w:t>✓</w:t>
+      </w:r>
+      <w:r>
+        <w:t xml:space="preserve"> Command Line Tools</w:t>
+      </w:r>
+      <w:r>
+        <w:t>.</w:t>
+      </w:r>
+    </w:p>
+    <w:p>
+      <w:pPr>
+        <w:rPr>
+          <w:rFonts w:cs="Times New Roman"/>
+          <w:b/>
           <w:szCs w:val="28"/>
         </w:rPr>
       </w:pPr>
       <w:r>
         <w:rPr>
-          <w:rFonts w:ascii="Times New Roman" w:hAnsi="Times New Roman" w:cs="Times New Roman"/>
-          <w:b/>
-          <w:sz w:val="24"/>
+          <w:rFonts w:cs="Times New Roman"/>
+          <w:b/>
+          <w:noProof/>
           <w:szCs w:val="28"/>
         </w:rPr>
-        <w:t>4</w:t>
-      </w:r>
-      <w:r>
-        <w:rPr>
-          <w:rFonts w:ascii="Times New Roman" w:hAnsi="Times New Roman" w:cs="Times New Roman"/>
-          <w:b/>
-          <w:sz w:val="24"/>
-          <w:szCs w:val="28"/>
-        </w:rPr>
-        <w:t>. Instalar os componentes:</w:t>
-      </w:r>
-    </w:p>
-    <w:p>
-      <w:pPr>
-        <w:jc w:val="both"/>
-        <w:rPr>
-          <w:rFonts w:ascii="Times New Roman" w:hAnsi="Times New Roman" w:cs="Times New Roman"/>
-          <w:b/>
-          <w:sz w:val="24"/>
-          <w:szCs w:val="28"/>
-        </w:rPr>
-      </w:pPr>
-      <w:r>
-        <w:rPr>
-          <w:rFonts w:ascii="Times New Roman" w:hAnsi="Times New Roman" w:cs="Times New Roman"/>
-          <w:b/>
-          <w:sz w:val="24"/>
-          <w:szCs w:val="28"/>
-        </w:rPr>
-        <w:t xml:space="preserve">   </w:t>
-      </w:r>
-      <w:r>
-        <w:rPr>
-          <w:rFonts w:ascii="Segoe UI Symbol" w:hAnsi="Segoe UI Symbol" w:cs="Segoe UI Symbol"/>
-          <w:b/>
-          <w:sz w:val="24"/>
-          <w:szCs w:val="28"/>
-        </w:rPr>
-        <w:t>✓</w:t>
-      </w:r>
-      <w:r>
-        <w:rPr>
-          <w:rFonts w:ascii="Times New Roman" w:hAnsi="Times New Roman" w:cs="Times New Roman"/>
-          <w:b/>
-          <w:sz w:val="24"/>
-          <w:szCs w:val="28"/>
-        </w:rPr>
-        <w:t xml:space="preserve"> PostgreSQL Server</w:t>
-      </w:r>
-    </w:p>
-    <w:p>
-      <w:pPr>
-        <w:jc w:val="both"/>
-        <w:rPr>
-          <w:rFonts w:ascii="Times New Roman" w:hAnsi="Times New Roman" w:cs="Times New Roman"/>
-          <w:b/>
-          <w:sz w:val="24"/>
-          <w:szCs w:val="28"/>
-        </w:rPr>
-      </w:pPr>
-      <w:r>
-        <w:rPr>
-          <w:rFonts w:ascii="Times New Roman" w:hAnsi="Times New Roman" w:cs="Times New Roman"/>
-          <w:b/>
-          <w:sz w:val="24"/>
-          <w:szCs w:val="28"/>
-        </w:rPr>
-        <w:t xml:space="preserve">   </w:t>
-      </w:r>
-      <w:r>
-        <w:rPr>
-          <w:rFonts w:ascii="Segoe UI Symbol" w:hAnsi="Segoe UI Symbol" w:cs="Segoe UI Symbol"/>
-          <w:b/>
-          <w:sz w:val="24"/>
-          <w:szCs w:val="28"/>
-        </w:rPr>
-        <w:t>✓</w:t>
-      </w:r>
-      <w:r>
-        <w:rPr>
-          <w:rFonts w:ascii="Times New Roman" w:hAnsi="Times New Roman" w:cs="Times New Roman"/>
-          <w:b/>
-          <w:sz w:val="24"/>
-          <w:szCs w:val="28"/>
-        </w:rPr>
-        <w:t xml:space="preserve"> pgAdmin 4</w:t>
-      </w:r>
-    </w:p>
-    <w:p>
-      <w:pPr>
-        <w:jc w:val="both"/>
-        <w:rPr>
-          <w:rFonts w:ascii="Times New Roman" w:hAnsi="Times New Roman" w:cs="Times New Roman"/>
-          <w:b/>
-          <w:sz w:val="24"/>
-          <w:szCs w:val="28"/>
-        </w:rPr>
-      </w:pPr>
-      <w:r>
-        <w:rPr>
-          <w:rFonts w:ascii="Times New Roman" w:hAnsi="Times New Roman" w:cs="Times New Roman"/>
-          <w:b/>
-          <w:sz w:val="24"/>
-          <w:szCs w:val="28"/>
-        </w:rPr>
-        <w:t xml:space="preserve">   </w:t>
-      </w:r>
-      <w:r>
-        <w:rPr>
-          <w:rFonts w:ascii="Segoe UI Symbol" w:hAnsi="Segoe UI Symbol" w:cs="Segoe UI Symbol"/>
-          <w:b/>
-          <w:sz w:val="24"/>
-          <w:szCs w:val="28"/>
-        </w:rPr>
-        <w:t>✓</w:t>
-      </w:r>
-      <w:r>
-        <w:rPr>
-          <w:rFonts w:ascii="Times New Roman" w:hAnsi="Times New Roman" w:cs="Times New Roman"/>
-          <w:b/>
-          <w:sz w:val="24"/>
-          <w:szCs w:val="28"/>
-        </w:rPr>
-        <w:t xml:space="preserve"> Stack Builder</w:t>
-      </w:r>
-    </w:p>
-    <w:p>
-      <w:pPr>
-        <w:jc w:val="both"/>
-        <w:rPr>
-          <w:rFonts w:ascii="Times New Roman" w:hAnsi="Times New Roman" w:cs="Times New Roman"/>
-          <w:b/>
-          <w:sz w:val="24"/>
-          <w:szCs w:val="28"/>
-        </w:rPr>
-      </w:pPr>
-      <w:r>
-        <w:rPr>
-          <w:rFonts w:ascii="Times New Roman" w:hAnsi="Times New Roman" w:cs="Times New Roman"/>
-          <w:b/>
-          <w:sz w:val="24"/>
-          <w:szCs w:val="28"/>
-        </w:rPr>
-        <w:t xml:space="preserve">   </w:t>
-      </w:r>
-      <w:r>
-        <w:rPr>
-          <w:rFonts w:ascii="Segoe UI Symbol" w:hAnsi="Segoe UI Symbol" w:cs="Segoe UI Symbol"/>
-          <w:b/>
-          <w:sz w:val="24"/>
-          <w:szCs w:val="28"/>
-        </w:rPr>
-        <w:t>✓</w:t>
-      </w:r>
-      <w:r>
-        <w:rPr>
-          <w:rFonts w:ascii="Times New Roman" w:hAnsi="Times New Roman" w:cs="Times New Roman"/>
-          <w:b/>
-          <w:sz w:val="24"/>
-          <w:szCs w:val="28"/>
-        </w:rPr>
-        <w:t xml:space="preserve"> Command Line Tools</w:t>
-      </w:r>
-    </w:p>
-    <w:p>
-      <w:pPr>
-        <w:rPr>
-          <w:rFonts w:ascii="Times New Roman" w:hAnsi="Times New Roman" w:cs="Times New Roman"/>
-          <w:b/>
-          <w:sz w:val="24"/>
-          <w:szCs w:val="28"/>
-        </w:rPr>
-      </w:pPr>
-      <w:r>
-        <w:rPr>
-          <w:rFonts w:ascii="Times New Roman" w:hAnsi="Times New Roman" w:cs="Times New Roman"/>
-          <w:b/>
-          <w:noProof/>
-          <w:sz w:val="24"/>
-          <w:szCs w:val="28"/>
-        </w:rPr>
+        <w:lastRenderedPageBreak/>
         <w:drawing>
           <wp:inline distT="0" distB="0" distL="0" distR="0" wp14:anchorId="3DA76643" wp14:editId="174259E3">
             <wp:extent cx="5400040" cy="2313305"/>
@@ -593,7 +443,7 @@
                     <pic:cNvPicPr/>
                   </pic:nvPicPr>
                   <pic:blipFill>
-                    <a:blip r:embed="rId10">
+                    <a:blip r:embed="rId11">
                       <a:extLst>
                         <a:ext uri="{28A0092B-C50C-407E-A947-70E740481C1C}">
                           <a14:useLocalDpi xmlns:a14="http://schemas.microsoft.com/office/drawing/2010/main" val="0"/>
@@ -622,66 +472,45 @@
     </w:p>
     <w:p>
       <w:pPr>
-        <w:jc w:val="both"/>
-        <w:rPr>
-          <w:rFonts w:ascii="Times New Roman" w:hAnsi="Times New Roman" w:cs="Times New Roman"/>
-          <w:b/>
-          <w:sz w:val="24"/>
+        <w:pStyle w:val="SemEspaamento"/>
+        <w:numPr>
+          <w:ilvl w:val="0"/>
+          <w:numId w:val="8"/>
+        </w:numPr>
+      </w:pPr>
+      <w:r>
+        <w:rPr>
+          <w:rFonts w:cs="Times New Roman"/>
+          <w:b/>
           <w:szCs w:val="28"/>
         </w:rPr>
-      </w:pPr>
-      <w:r>
-        <w:rPr>
-          <w:rFonts w:ascii="Times New Roman" w:hAnsi="Times New Roman" w:cs="Times New Roman"/>
-          <w:b/>
-          <w:sz w:val="24"/>
+        <w:t>Resumo da pré-instalação</w:t>
+      </w:r>
+      <w:r>
+        <w:rPr>
+          <w:rFonts w:cs="Times New Roman"/>
+          <w:b/>
           <w:szCs w:val="28"/>
         </w:rPr>
-        <w:t>5</w:t>
-      </w:r>
-      <w:r>
-        <w:rPr>
-          <w:rFonts w:ascii="Times New Roman" w:hAnsi="Times New Roman" w:cs="Times New Roman"/>
-          <w:b/>
-          <w:sz w:val="24"/>
+        <w:t xml:space="preserve">. </w:t>
+      </w:r>
+      <w:r>
+        <w:t>Onde podemos confirmar as escolhas feitas anteriores antes de realmente fazer a instalação.</w:t>
+      </w:r>
+    </w:p>
+    <w:p>
+      <w:pPr>
+        <w:rPr>
+          <w:rFonts w:cs="Times New Roman"/>
+          <w:b/>
           <w:szCs w:val="28"/>
         </w:rPr>
-        <w:t xml:space="preserve">. </w:t>
-      </w:r>
-      <w:r>
-        <w:rPr>
-          <w:rFonts w:ascii="Times New Roman" w:hAnsi="Times New Roman" w:cs="Times New Roman"/>
-          <w:b/>
-          <w:sz w:val="24"/>
-          <w:szCs w:val="28"/>
-        </w:rPr>
-        <w:t>Resumo da pré-instalação</w:t>
-      </w:r>
-      <w:r>
-        <w:rPr>
-          <w:rFonts w:ascii="Times New Roman" w:hAnsi="Times New Roman" w:cs="Times New Roman"/>
-          <w:b/>
-          <w:sz w:val="24"/>
-          <w:szCs w:val="28"/>
-        </w:rPr>
-        <w:t>. Onde podemos confirmar as escolhas feitas anteriores antes de realmente fazer a instalação.</w:t>
-      </w:r>
-    </w:p>
-    <w:p>
-      <w:pPr>
-        <w:rPr>
-          <w:rFonts w:ascii="Times New Roman" w:hAnsi="Times New Roman" w:cs="Times New Roman"/>
-          <w:b/>
-          <w:sz w:val="24"/>
-          <w:szCs w:val="28"/>
-        </w:rPr>
-      </w:pPr>
-      <w:r>
-        <w:rPr>
-          <w:rFonts w:ascii="Times New Roman" w:hAnsi="Times New Roman" w:cs="Times New Roman"/>
+      </w:pPr>
+      <w:r>
+        <w:rPr>
+          <w:rFonts w:cs="Times New Roman"/>
           <w:b/>
           <w:noProof/>
-          <w:sz w:val="24"/>
           <w:szCs w:val="28"/>
         </w:rPr>
         <w:drawing>
@@ -700,7 +529,7 @@
                     <pic:cNvPicPr/>
                   </pic:nvPicPr>
                   <pic:blipFill rotWithShape="1">
-                    <a:blip r:embed="rId11">
+                    <a:blip r:embed="rId12">
                       <a:extLst>
                         <a:ext uri="{28A0092B-C50C-407E-A947-70E740481C1C}">
                           <a14:useLocalDpi xmlns:a14="http://schemas.microsoft.com/office/drawing/2010/main" val="0"/>
@@ -740,116 +569,90 @@
       <w:pPr>
         <w:jc w:val="center"/>
         <w:rPr>
-          <w:rFonts w:ascii="Times New Roman" w:hAnsi="Times New Roman" w:cs="Times New Roman"/>
-          <w:b/>
-          <w:sz w:val="24"/>
+          <w:rFonts w:cs="Times New Roman"/>
+          <w:b/>
           <w:szCs w:val="28"/>
         </w:rPr>
       </w:pPr>
       <w:r>
         <w:rPr>
-          <w:rFonts w:ascii="Times New Roman" w:hAnsi="Times New Roman" w:cs="Times New Roman"/>
-          <w:b/>
-          <w:sz w:val="24"/>
+          <w:rFonts w:cs="Times New Roman"/>
+          <w:b/>
           <w:szCs w:val="28"/>
         </w:rPr>
-        <w:lastRenderedPageBreak/>
         <w:t>Parte II</w:t>
       </w:r>
     </w:p>
     <w:p>
       <w:pPr>
-        <w:pStyle w:val="PargrafodaLista"/>
+        <w:pStyle w:val="SemEspaamento"/>
         <w:numPr>
           <w:ilvl w:val="0"/>
-          <w:numId w:val="2"/>
+          <w:numId w:val="8"/>
         </w:numPr>
         <w:rPr>
-          <w:rFonts w:ascii="Times New Roman" w:hAnsi="Times New Roman" w:cs="Times New Roman"/>
+          <w:b/>
+        </w:rPr>
+      </w:pPr>
+      <w:r>
+        <w:rPr>
+          <w:b/>
+        </w:rPr>
+        <w:t>Stack Builder para complementar o PostgreSQL.</w:t>
+      </w:r>
+    </w:p>
+    <w:p>
+      <w:pPr>
+        <w:pStyle w:val="SemEspaamento"/>
+      </w:pPr>
+      <w:r>
+        <w:t>Na tela inicial, escolh</w:t>
+      </w:r>
+      <w:r>
+        <w:t xml:space="preserve">emos </w:t>
+      </w:r>
+      <w:r>
+        <w:t xml:space="preserve">a instância do PostgreSQL que </w:t>
+      </w:r>
+      <w:r>
+        <w:t xml:space="preserve">escolhemos durante a instalação: </w:t>
+      </w:r>
+      <w:r>
+        <w:rPr>
+          <w:rStyle w:val="nfase"/>
+          <w:i w:val="0"/>
+          <w:iCs w:val="0"/>
+        </w:rPr>
+        <w:t>PostgreSQL 18 (x64) on port 5432</w:t>
+      </w:r>
+      <w:r>
+        <w:t>.</w:t>
+      </w:r>
+    </w:p>
+    <w:p>
+      <w:pPr>
+        <w:pStyle w:val="SemEspaamento"/>
+      </w:pPr>
+      <w:r>
+        <w:t>Vem com a porta pré-definida para 5432.</w:t>
+      </w:r>
+    </w:p>
+    <w:p>
+      <w:pPr>
+        <w:rPr>
+          <w:rFonts w:cs="Times New Roman"/>
           <w:b/>
           <w:szCs w:val="28"/>
         </w:rPr>
       </w:pPr>
       <w:r>
         <w:rPr>
-          <w:rFonts w:ascii="Times New Roman" w:hAnsi="Times New Roman" w:cs="Times New Roman"/>
-          <w:b/>
-          <w:bCs/>
+          <w:rFonts w:cs="Times New Roman"/>
+          <w:b/>
+          <w:noProof/>
           <w:szCs w:val="28"/>
         </w:rPr>
-        <w:t>Stack Builder</w:t>
-      </w:r>
-      <w:r>
-        <w:rPr>
-          <w:rFonts w:ascii="Times New Roman" w:hAnsi="Times New Roman" w:cs="Times New Roman"/>
-          <w:b/>
-          <w:szCs w:val="28"/>
-        </w:rPr>
-        <w:t xml:space="preserve"> para complementar o PostgreSQL.</w:t>
-      </w:r>
-    </w:p>
-    <w:p>
-      <w:pPr>
-        <w:pStyle w:val="NormalWeb"/>
-        <w:ind w:left="360"/>
-      </w:pPr>
-      <w:r>
-        <w:t>Na tela inicial, escolh</w:t>
-      </w:r>
-      <w:r>
-        <w:t xml:space="preserve">emos </w:t>
-      </w:r>
-      <w:r>
-        <w:t xml:space="preserve">a instância do PostgreSQL que </w:t>
-      </w:r>
-      <w:r>
-        <w:t xml:space="preserve">escolhemos durante a instalação: </w:t>
-      </w:r>
-      <w:r>
-        <w:rPr>
-          <w:rStyle w:val="nfase"/>
-        </w:rPr>
-        <w:t>PostgreSQL 18 (x64) on port 5432</w:t>
-      </w:r>
-      <w:r>
-        <w:t>).</w:t>
-      </w:r>
-    </w:p>
-    <w:p>
-      <w:pPr>
-        <w:pStyle w:val="NormalWeb"/>
-        <w:ind w:firstLine="360"/>
-      </w:pPr>
-      <w:r>
-        <w:t xml:space="preserve">Clique em </w:t>
-      </w:r>
-      <w:r>
-        <w:rPr>
-          <w:rStyle w:val="Forte"/>
-        </w:rPr>
-        <w:t>Next &gt;</w:t>
-      </w:r>
-      <w:r>
-        <w:t>.</w:t>
-      </w:r>
-    </w:p>
-    <w:p>
-      <w:pPr>
-        <w:rPr>
-          <w:rFonts w:ascii="Times New Roman" w:hAnsi="Times New Roman" w:cs="Times New Roman"/>
-          <w:b/>
-          <w:sz w:val="24"/>
-          <w:szCs w:val="28"/>
-        </w:rPr>
-      </w:pPr>
-      <w:r>
-        <w:rPr>
-          <w:rFonts w:ascii="Times New Roman" w:hAnsi="Times New Roman" w:cs="Times New Roman"/>
-          <w:b/>
-          <w:noProof/>
-          <w:sz w:val="24"/>
-          <w:szCs w:val="28"/>
-        </w:rPr>
+        <w:lastRenderedPageBreak/>
         <w:drawing>
           <wp:inline distT="0" distB="0" distL="0" distR="0" wp14:anchorId="1FB95508" wp14:editId="70C05DE0">
             <wp:extent cx="5403272" cy="3618490"/>
@@ -866,7 +669,7 @@
                     <pic:cNvPicPr/>
                   </pic:nvPicPr>
                   <pic:blipFill>
-                    <a:blip r:embed="rId12">
+                    <a:blip r:embed="rId13">
                       <a:extLst>
                         <a:ext uri="{28A0092B-C50C-407E-A947-70E740481C1C}">
                           <a14:useLocalDpi xmlns:a14="http://schemas.microsoft.com/office/drawing/2010/main" val="0"/>
@@ -898,75 +701,74 @@
         <w:pStyle w:val="SemEspaamento"/>
         <w:numPr>
           <w:ilvl w:val="0"/>
-          <w:numId w:val="2"/>
+          <w:numId w:val="8"/>
         </w:numPr>
+      </w:pPr>
+      <w:r>
         <w:rPr>
           <w:rStyle w:val="Forte"/>
         </w:rPr>
-      </w:pPr>
+        <w:t>Escolha da Lista de Pacotes Disponíveis</w:t>
+      </w:r>
       <w:r>
         <w:rPr>
           <w:rStyle w:val="Forte"/>
         </w:rPr>
-        <w:t xml:space="preserve">Escolha da Lista de Pacotes Disponíveis. </w:t>
-      </w:r>
-    </w:p>
-    <w:p>
-      <w:pPr>
-        <w:pStyle w:val="SemEspaamento"/>
-      </w:pPr>
-      <w:r>
-        <w:t>O Stack Builder vai carregar uma lista de componentes adicionais.</w:t>
-      </w:r>
-    </w:p>
-    <w:p>
-      <w:pPr>
-        <w:pStyle w:val="SemEspaamento"/>
-      </w:pPr>
+        <w:t xml:space="preserve"> do </w:t>
+      </w:r>
+      <w:r>
+        <w:rPr>
+          <w:b/>
+          <w:bCs/>
+        </w:rPr>
+        <w:t>Stack Builder</w:t>
+      </w:r>
+      <w:r>
+        <w:rPr>
+          <w:rStyle w:val="Forte"/>
+        </w:rPr>
+        <w:t>.</w:t>
+      </w:r>
+      <w:r>
+        <w:rPr>
+          <w:rStyle w:val="Forte"/>
+        </w:rPr>
+        <w:t xml:space="preserve"> </w:t>
+      </w:r>
       <w:r>
         <w:t>Drivers ODBC</w:t>
       </w:r>
       <w:r>
         <w:t>: escolhemos o psqlODBC 64 bit.</w:t>
       </w:r>
-    </w:p>
-    <w:p>
-      <w:pPr>
-        <w:pStyle w:val="SemEspaamento"/>
-        <w:rPr>
-          <w:rFonts w:ascii="Times New Roman" w:hAnsi="Times New Roman" w:cs="Times New Roman"/>
+      <w:r>
+        <w:t xml:space="preserve"> </w:t>
+      </w:r>
+      <w:r>
+        <w:t xml:space="preserve">Servidor de Base de Dados: escolhemos a </w:t>
+      </w:r>
+      <w:r>
+        <w:t>última</w:t>
+      </w:r>
+      <w:r>
+        <w:t xml:space="preserve"> versão disponível.</w:t>
+      </w:r>
+    </w:p>
+    <w:p>
+      <w:pPr>
+        <w:rPr>
+          <w:rFonts w:cs="Times New Roman"/>
           <w:b/>
           <w:szCs w:val="28"/>
         </w:rPr>
       </w:pPr>
       <w:r>
-        <w:t xml:space="preserve">Servidor de Base de Dados: escolhemos a </w:t>
-      </w:r>
-      <w:r>
-        <w:t>última</w:t>
-      </w:r>
-      <w:r>
-        <w:t xml:space="preserve"> versão disponível.</w:t>
-      </w:r>
-    </w:p>
-    <w:p>
-      <w:pPr>
-        <w:rPr>
-          <w:rFonts w:ascii="Times New Roman" w:hAnsi="Times New Roman" w:cs="Times New Roman"/>
-          <w:b/>
-          <w:sz w:val="24"/>
+        <w:rPr>
+          <w:rFonts w:cs="Times New Roman"/>
+          <w:b/>
+          <w:noProof/>
           <w:szCs w:val="28"/>
         </w:rPr>
-      </w:pPr>
-      <w:r>
-        <w:rPr>
-          <w:rFonts w:ascii="Times New Roman" w:hAnsi="Times New Roman" w:cs="Times New Roman"/>
-          <w:b/>
-          <w:noProof/>
-          <w:sz w:val="24"/>
-          <w:szCs w:val="28"/>
-        </w:rPr>
-        <w:lastRenderedPageBreak/>
         <w:drawing>
           <wp:inline distT="0" distB="0" distL="0" distR="0" wp14:anchorId="2BBDF379" wp14:editId="0187D7B6">
             <wp:extent cx="5400040" cy="3699510"/>
@@ -983,7 +785,7 @@
                     <pic:cNvPicPr/>
                   </pic:nvPicPr>
                   <pic:blipFill>
-                    <a:blip r:embed="rId13">
+                    <a:blip r:embed="rId14">
                       <a:extLst>
                         <a:ext uri="{28A0092B-C50C-407E-A947-70E740481C1C}">
                           <a14:useLocalDpi xmlns:a14="http://schemas.microsoft.com/office/drawing/2010/main" val="0"/>
@@ -1013,44 +815,139 @@
     <w:p>
       <w:pPr>
         <w:rPr>
-          <w:rFonts w:ascii="Times New Roman" w:hAnsi="Times New Roman" w:cs="Times New Roman"/>
-          <w:b/>
-          <w:sz w:val="24"/>
+          <w:rFonts w:cs="Times New Roman"/>
+          <w:b/>
           <w:szCs w:val="28"/>
         </w:rPr>
       </w:pPr>
-      <w:r>
-        <w:rPr>
-          <w:rFonts w:ascii="Times New Roman" w:hAnsi="Times New Roman" w:cs="Times New Roman"/>
-          <w:b/>
-          <w:sz w:val="24"/>
+    </w:p>
+    <w:p>
+      <w:pPr>
+        <w:jc w:val="center"/>
+        <w:rPr>
+          <w:rFonts w:cs="Times New Roman"/>
+          <w:b/>
           <w:szCs w:val="28"/>
         </w:rPr>
-        <w:t>3.</w:t>
-      </w:r>
-    </w:p>
-    <w:p>
-      <w:pPr>
-        <w:rPr>
-          <w:rFonts w:ascii="Times New Roman" w:hAnsi="Times New Roman" w:cs="Times New Roman"/>
-          <w:b/>
-          <w:sz w:val="24"/>
+      </w:pPr>
+      <w:r>
+        <w:rPr>
+          <w:rFonts w:cs="Times New Roman"/>
+          <w:b/>
           <w:szCs w:val="28"/>
         </w:rPr>
-      </w:pPr>
-      <w:r>
-        <w:rPr>
-          <w:rFonts w:ascii="Times New Roman" w:hAnsi="Times New Roman" w:cs="Times New Roman"/>
-          <w:b/>
-          <w:noProof/>
-          <w:sz w:val="24"/>
+        <w:lastRenderedPageBreak/>
+        <w:t>Parte III</w:t>
+      </w:r>
+    </w:p>
+    <w:p>
+      <w:pPr>
+        <w:pStyle w:val="SemEspaamento"/>
+        <w:numPr>
+          <w:ilvl w:val="0"/>
+          <w:numId w:val="8"/>
+        </w:numPr>
+        <w:rPr>
+          <w:b/>
+          <w:bCs/>
+        </w:rPr>
+      </w:pPr>
+      <w:r>
+        <w:rPr>
+          <w:b/>
+          <w:bCs/>
+        </w:rPr>
+        <w:t>Pós instalação faremos a primeira execução da base de dados</w:t>
+      </w:r>
+      <w:r>
+        <w:rPr>
+          <w:b/>
+          <w:bCs/>
+        </w:rPr>
+        <w:t xml:space="preserve">. </w:t>
+      </w:r>
+    </w:p>
+    <w:p>
+      <w:pPr>
+        <w:pStyle w:val="SemEspaamento"/>
+      </w:pPr>
+      <w:r>
+        <w:t>Cli</w:t>
+      </w:r>
+      <w:r>
+        <w:t>camos</w:t>
+      </w:r>
+      <w:r>
+        <w:t xml:space="preserve"> na barra inferior esquerda (ícone do Windows)</w:t>
+      </w:r>
+      <w:r>
+        <w:t xml:space="preserve"> e depois d</w:t>
+      </w:r>
+      <w:r>
+        <w:t>igit</w:t>
+      </w:r>
+      <w:r>
+        <w:t>amos</w:t>
+      </w:r>
+      <w:r>
+        <w:t xml:space="preserve"> </w:t>
+      </w:r>
+      <w:r>
+        <w:rPr>
+          <w:bCs/>
+        </w:rPr>
+        <w:t>pgAdmin</w:t>
+      </w:r>
+      <w:r>
+        <w:t xml:space="preserve"> na caixa de pesquisa.</w:t>
+      </w:r>
+      <w:r>
+        <w:t xml:space="preserve"> </w:t>
+      </w:r>
+      <w:r>
+        <w:t>E executamos o</w:t>
+      </w:r>
+      <w:r>
+        <w:rPr>
+          <w:b/>
+          <w:bCs/>
+        </w:rPr>
+        <w:t xml:space="preserve"> </w:t>
+      </w:r>
+      <w:r>
+        <w:rPr>
+          <w:b/>
+          <w:bCs/>
+          <w:i/>
+          <w:iCs/>
+        </w:rPr>
+        <w:t>pgAdmin</w:t>
+      </w:r>
+    </w:p>
+    <w:p>
+      <w:pPr>
+        <w:pStyle w:val="SemEspaamento"/>
+      </w:pPr>
+    </w:p>
+    <w:p>
+      <w:pPr>
+        <w:rPr>
+          <w:rFonts w:cs="Times New Roman"/>
+          <w:b/>
           <w:szCs w:val="28"/>
         </w:rPr>
+      </w:pPr>
+      <w:r>
+        <w:rPr>
+          <w:rFonts w:cs="Times New Roman"/>
+          <w:b/>
+          <w:szCs w:val="28"/>
+        </w:rPr>
         <w:drawing>
-          <wp:inline distT="0" distB="0" distL="0" distR="0" wp14:anchorId="6FC5580C" wp14:editId="39D4E6C1">
-            <wp:extent cx="4313294" cy="1813717"/>
-            <wp:effectExtent l="0" t="0" r="0" b="0"/>
-            <wp:docPr id="544757849" name="Imagem 12"/>
+          <wp:inline distT="0" distB="0" distL="0" distR="0" wp14:anchorId="5722AC57" wp14:editId="683A5AF2">
+            <wp:extent cx="4663844" cy="2994920"/>
+            <wp:effectExtent l="0" t="0" r="3810" b="0"/>
+            <wp:docPr id="791390652" name="Imagem 1"/>
             <wp:cNvGraphicFramePr>
               <a:graphicFrameLocks xmlns:a="http://schemas.openxmlformats.org/drawingml/2006/main" noChangeAspect="1"/>
             </wp:cNvGraphicFramePr>
@@ -1058,17 +955,11 @@
               <a:graphicData uri="http://schemas.openxmlformats.org/drawingml/2006/picture">
                 <pic:pic xmlns:pic="http://schemas.openxmlformats.org/drawingml/2006/picture">
                   <pic:nvPicPr>
-                    <pic:cNvPr id="544757849" name="Imagem 544757849"/>
+                    <pic:cNvPr id="791390652" name=""/>
                     <pic:cNvPicPr/>
                   </pic:nvPicPr>
                   <pic:blipFill>
-                    <a:blip r:embed="rId14">
-                      <a:extLst>
-                        <a:ext uri="{28A0092B-C50C-407E-A947-70E740481C1C}">
-                          <a14:useLocalDpi xmlns:a14="http://schemas.microsoft.com/office/drawing/2010/main" val="0"/>
-                        </a:ext>
-                      </a:extLst>
-                    </a:blip>
+                    <a:blip r:embed="rId15"/>
                     <a:stretch>
                       <a:fillRect/>
                     </a:stretch>
@@ -1076,7 +967,7 @@
                   <pic:spPr>
                     <a:xfrm>
                       <a:off x="0" y="0"/>
-                      <a:ext cx="4313294" cy="1813717"/>
+                      <a:ext cx="4663844" cy="2994920"/>
                     </a:xfrm>
                     <a:prstGeom prst="rect">
                       <a:avLst/>
@@ -1091,133 +982,84 @@
     </w:p>
     <w:p>
       <w:pPr>
-        <w:rPr>
-          <w:rFonts w:ascii="Times New Roman" w:hAnsi="Times New Roman" w:cs="Times New Roman"/>
-          <w:b/>
-          <w:sz w:val="24"/>
+        <w:pStyle w:val="SemEspaamento"/>
+        <w:numPr>
+          <w:ilvl w:val="0"/>
+          <w:numId w:val="8"/>
+        </w:numPr>
+        <w:rPr>
+          <w:b/>
+          <w:bCs/>
+        </w:rPr>
+      </w:pPr>
+      <w:r>
+        <w:rPr>
+          <w:b/>
+          <w:bCs/>
+        </w:rPr>
+        <w:t>Configurar a primeira conexão</w:t>
+      </w:r>
+    </w:p>
+    <w:p>
+      <w:pPr>
+        <w:pStyle w:val="SemEspaamento"/>
+      </w:pPr>
+      <w:r>
+        <w:t>Na tela inicial, aparecerá o servidor.</w:t>
+      </w:r>
+      <w:r>
+        <w:t xml:space="preserve"> E ao </w:t>
+      </w:r>
+      <w:r>
+        <w:t>Cli</w:t>
+      </w:r>
+      <w:r>
+        <w:t>carmos</w:t>
+      </w:r>
+      <w:r>
+        <w:t xml:space="preserve"> nele e será solicitado a senha definida durante a instalação.</w:t>
+      </w:r>
+      <w:r>
+        <w:t xml:space="preserve"> </w:t>
+      </w:r>
+      <w:r>
+        <w:t>Digit</w:t>
+      </w:r>
+      <w:r>
+        <w:t>amos</w:t>
+      </w:r>
+      <w:r>
+        <w:t xml:space="preserve"> a senha</w:t>
+      </w:r>
+      <w:r>
+        <w:t>, se correta expandirá os objetos da base de dados</w:t>
+      </w:r>
+      <w:r>
+        <w:t>.</w:t>
+      </w:r>
+    </w:p>
+    <w:p>
+      <w:pPr>
+        <w:pStyle w:val="SemEspaamento"/>
+      </w:pPr>
+    </w:p>
+    <w:p>
+      <w:pPr>
+        <w:rPr>
+          <w:rFonts w:cs="Times New Roman"/>
+          <w:b/>
           <w:szCs w:val="28"/>
         </w:rPr>
       </w:pPr>
       <w:r>
         <w:rPr>
-          <w:rFonts w:ascii="Times New Roman" w:hAnsi="Times New Roman" w:cs="Times New Roman"/>
-          <w:b/>
-          <w:sz w:val="24"/>
+          <w:rFonts w:cs="Times New Roman"/>
+          <w:b/>
+          <w:noProof/>
           <w:szCs w:val="28"/>
         </w:rPr>
-        <w:t>4.</w:t>
-      </w:r>
-    </w:p>
-    <w:p>
-      <w:pPr>
-        <w:rPr>
-          <w:rFonts w:ascii="Times New Roman" w:hAnsi="Times New Roman" w:cs="Times New Roman"/>
-          <w:b/>
-          <w:sz w:val="24"/>
-          <w:szCs w:val="28"/>
-        </w:rPr>
-      </w:pPr>
-    </w:p>
-    <w:p>
-      <w:pPr>
-        <w:rPr>
-          <w:rFonts w:ascii="Times New Roman" w:hAnsi="Times New Roman" w:cs="Times New Roman"/>
-          <w:b/>
-          <w:sz w:val="24"/>
-          <w:szCs w:val="28"/>
-        </w:rPr>
-      </w:pPr>
-    </w:p>
-    <w:p>
-      <w:pPr>
-        <w:rPr>
-          <w:rFonts w:ascii="Times New Roman" w:hAnsi="Times New Roman" w:cs="Times New Roman"/>
-          <w:b/>
-          <w:sz w:val="24"/>
-          <w:szCs w:val="28"/>
-        </w:rPr>
-      </w:pPr>
-    </w:p>
-    <w:p>
-      <w:pPr>
-        <w:rPr>
-          <w:rFonts w:ascii="Times New Roman" w:hAnsi="Times New Roman" w:cs="Times New Roman"/>
-          <w:b/>
-          <w:sz w:val="24"/>
-          <w:szCs w:val="28"/>
-        </w:rPr>
-      </w:pPr>
-    </w:p>
-    <w:p>
-      <w:pPr>
-        <w:rPr>
-          <w:rFonts w:ascii="Times New Roman" w:hAnsi="Times New Roman" w:cs="Times New Roman"/>
-          <w:b/>
-          <w:sz w:val="24"/>
-          <w:szCs w:val="28"/>
-        </w:rPr>
-      </w:pPr>
-    </w:p>
-    <w:p>
-      <w:pPr>
-        <w:rPr>
-          <w:rFonts w:ascii="Times New Roman" w:hAnsi="Times New Roman" w:cs="Times New Roman"/>
-          <w:b/>
-          <w:sz w:val="24"/>
-          <w:szCs w:val="28"/>
-        </w:rPr>
-      </w:pPr>
-    </w:p>
-    <w:p>
-      <w:pPr>
-        <w:jc w:val="center"/>
-        <w:rPr>
-          <w:rFonts w:ascii="Times New Roman" w:hAnsi="Times New Roman" w:cs="Times New Roman"/>
-          <w:b/>
-          <w:sz w:val="24"/>
-          <w:szCs w:val="28"/>
-        </w:rPr>
-      </w:pPr>
-      <w:r>
-        <w:rPr>
-          <w:rFonts w:ascii="Times New Roman" w:hAnsi="Times New Roman" w:cs="Times New Roman"/>
-          <w:b/>
-          <w:sz w:val="24"/>
-          <w:szCs w:val="28"/>
-        </w:rPr>
-        <w:t>Parte III</w:t>
-      </w:r>
-    </w:p>
-    <w:p>
-      <w:pPr>
-        <w:jc w:val="center"/>
-        <w:rPr>
-          <w:rFonts w:ascii="Times New Roman" w:hAnsi="Times New Roman" w:cs="Times New Roman"/>
-          <w:b/>
-          <w:sz w:val="24"/>
-          <w:szCs w:val="28"/>
-        </w:rPr>
-      </w:pPr>
-    </w:p>
-    <w:p>
-      <w:pPr>
-        <w:rPr>
-          <w:rFonts w:ascii="Times New Roman" w:hAnsi="Times New Roman" w:cs="Times New Roman"/>
-          <w:b/>
-          <w:sz w:val="24"/>
-          <w:szCs w:val="28"/>
-        </w:rPr>
-      </w:pPr>
-      <w:r>
-        <w:rPr>
-          <w:rFonts w:ascii="Times New Roman" w:hAnsi="Times New Roman" w:cs="Times New Roman"/>
-          <w:b/>
-          <w:noProof/>
-          <w:sz w:val="24"/>
-          <w:szCs w:val="28"/>
-        </w:rPr>
         <w:drawing>
-          <wp:inline distT="0" distB="0" distL="0" distR="0" wp14:anchorId="5ED298F7" wp14:editId="4F30270F">
+          <wp:inline distT="0" distB="0" distL="0" distR="0" wp14:anchorId="6910D1C4" wp14:editId="702539DC">
             <wp:extent cx="5400040" cy="2005965"/>
             <wp:effectExtent l="0" t="0" r="0" b="0"/>
             <wp:docPr id="1197025044" name="Imagem 13"/>
@@ -1232,7 +1074,7 @@
                     <pic:cNvPicPr/>
                   </pic:nvPicPr>
                   <pic:blipFill>
-                    <a:blip r:embed="rId15">
+                    <a:blip r:embed="rId16">
                       <a:extLst>
                         <a:ext uri="{28A0092B-C50C-407E-A947-70E740481C1C}">
                           <a14:useLocalDpi xmlns:a14="http://schemas.microsoft.com/office/drawing/2010/main" val="0"/>
@@ -1262,9 +1104,8 @@
     <w:p>
       <w:pPr>
         <w:rPr>
-          <w:rFonts w:ascii="Times New Roman" w:hAnsi="Times New Roman" w:cs="Times New Roman"/>
-          <w:b/>
-          <w:sz w:val="24"/>
+          <w:rFonts w:cs="Times New Roman"/>
+          <w:b/>
           <w:szCs w:val="28"/>
         </w:rPr>
       </w:pPr>
@@ -1272,9 +1113,8 @@
     <w:p>
       <w:pPr>
         <w:rPr>
-          <w:rFonts w:ascii="Times New Roman" w:hAnsi="Times New Roman" w:cs="Times New Roman"/>
-          <w:b/>
-          <w:sz w:val="24"/>
+          <w:rFonts w:cs="Times New Roman"/>
+          <w:b/>
           <w:szCs w:val="28"/>
         </w:rPr>
       </w:pPr>
@@ -1282,9 +1122,8 @@
     <w:p>
       <w:pPr>
         <w:rPr>
-          <w:rFonts w:ascii="Times New Roman" w:hAnsi="Times New Roman" w:cs="Times New Roman"/>
-          <w:b/>
-          <w:sz w:val="24"/>
+          <w:rFonts w:cs="Times New Roman"/>
+          <w:b/>
           <w:szCs w:val="28"/>
         </w:rPr>
       </w:pPr>
@@ -1292,9 +1131,8 @@
     <w:p>
       <w:pPr>
         <w:rPr>
-          <w:rFonts w:ascii="Times New Roman" w:hAnsi="Times New Roman" w:cs="Times New Roman"/>
-          <w:b/>
-          <w:sz w:val="24"/>
+          <w:rFonts w:cs="Times New Roman"/>
+          <w:b/>
           <w:szCs w:val="28"/>
         </w:rPr>
       </w:pPr>
@@ -1302,9 +1140,8 @@
     <w:p>
       <w:pPr>
         <w:rPr>
-          <w:rFonts w:ascii="Times New Roman" w:hAnsi="Times New Roman" w:cs="Times New Roman"/>
-          <w:b/>
-          <w:sz w:val="24"/>
+          <w:rFonts w:cs="Times New Roman"/>
+          <w:b/>
           <w:szCs w:val="28"/>
         </w:rPr>
       </w:pPr>
@@ -1312,46 +1149,24 @@
     <w:p>
       <w:pPr>
         <w:rPr>
-          <w:rFonts w:ascii="Times New Roman" w:hAnsi="Times New Roman" w:cs="Times New Roman"/>
-          <w:b/>
-          <w:sz w:val="24"/>
+          <w:rFonts w:cs="Times New Roman"/>
+          <w:b/>
           <w:szCs w:val="28"/>
         </w:rPr>
       </w:pPr>
     </w:p>
     <w:p>
       <w:pPr>
-        <w:rPr>
-          <w:rFonts w:ascii="Times New Roman" w:hAnsi="Times New Roman" w:cs="Times New Roman"/>
-          <w:b/>
-          <w:sz w:val="24"/>
+        <w:ind w:left="0" w:firstLine="0"/>
+        <w:rPr>
+          <w:rFonts w:cs="Times New Roman"/>
+          <w:b/>
           <w:szCs w:val="28"/>
         </w:rPr>
       </w:pPr>
     </w:p>
-    <w:p>
-      <w:pPr>
-        <w:rPr>
-          <w:rFonts w:ascii="Times New Roman" w:hAnsi="Times New Roman" w:cs="Times New Roman"/>
-          <w:b/>
-          <w:sz w:val="24"/>
-          <w:szCs w:val="28"/>
-        </w:rPr>
-      </w:pPr>
-    </w:p>
-    <w:p>
-      <w:pPr>
-        <w:ind w:left="0" w:firstLine="0"/>
-        <w:rPr>
-          <w:rFonts w:ascii="Times New Roman" w:hAnsi="Times New Roman" w:cs="Times New Roman"/>
-          <w:b/>
-          <w:sz w:val="24"/>
-          <w:szCs w:val="28"/>
-        </w:rPr>
-      </w:pPr>
-    </w:p>
     <w:sectPr>
-      <w:headerReference w:type="default" r:id="rId16"/>
+      <w:headerReference w:type="default" r:id="rId17"/>
       <w:pgSz w:w="11906" w:h="16838"/>
       <w:pgMar w:top="1417" w:right="1701" w:bottom="1417" w:left="1701" w:header="708" w:footer="708" w:gutter="0"/>
       <w:cols w:space="708"/>
@@ -1532,7 +1347,6 @@
       <w:rPr>
         <w:i/>
         <w:color w:val="00B0F0"/>
-        <w:sz w:val="24"/>
         <w:szCs w:val="28"/>
       </w:rPr>
     </w:pPr>
@@ -1553,6 +1367,182 @@
 <file path=word/numbering.xml><?xml version="1.0" encoding="utf-8"?>
 <w:numbering xmlns:wpc="http://schemas.microsoft.com/office/word/2010/wordprocessingCanvas" xmlns:cx="http://schemas.microsoft.com/office/drawing/2014/chartex" xmlns:cx1="http://schemas.microsoft.com/office/drawing/2015/9/8/chartex" xmlns:cx2="http://schemas.microsoft.com/office/drawing/2015/10/21/chartex" xmlns:cx3="http://schemas.microsoft.com/office/drawing/2016/5/9/chartex" xmlns:cx4="http://schemas.microsoft.com/office/drawing/2016/5/10/chartex" xmlns:cx5="http://schemas.microsoft.com/office/drawing/2016/5/11/chartex" xmlns:cx6="http://schemas.microsoft.com/office/drawing/2016/5/12/chartex" xmlns:cx7="http://schemas.microsoft.com/office/drawing/2016/5/13/chartex" xmlns:cx8="http://schemas.microsoft.com/office/drawing/2016/5/14/chartex" xmlns:mc="http://schemas.openxmlformats.org/markup-compatibility/2006" xmlns:aink="http://schemas.microsoft.com/office/drawing/2016/ink" xmlns:am3d="http://schemas.microsoft.com/office/drawing/2017/model3d" xmlns:o="urn:schemas-microsoft-com:office:office" xmlns:oel="http://schemas.microsoft.com/office/2019/extlst" xmlns:r="http://schemas.openxmlformats.org/officeDocument/2006/relationships" xmlns:m="http://schemas.openxmlformats.org/officeDocument/2006/math" xmlns:v="urn:schemas-microsoft-com:vml" xmlns:wp14="http://schemas.microsoft.com/office/word/2010/wordprocessingDrawing" xmlns:wp="http://schemas.openxmlformats.org/drawingml/2006/wordprocessingDrawing" xmlns:w10="urn:schemas-microsoft-com:office:word" xmlns:w="http://schemas.openxmlformats.org/wordprocessingml/2006/main" xmlns:w14="http://schemas.microsoft.com/office/word/2010/wordml" xmlns:w15="http://schemas.microsoft.com/office/word/2012/wordml" xmlns:w16cei="http://schemas.microsoft.com/office/word/2026/wordml/cei" xmlns:w16cex="http://schemas.microsoft.com/office/word/2018/wordml/cex" xmlns:w16cid="http://schemas.microsoft.com/office/word/2016/wordml/cid" xmlns:w16="http://schemas.microsoft.com/office/word/2018/wordml" xmlns:w16du="http://schemas.microsoft.com/office/word/2023/wordml/word16du" xmlns:w16sdtdh="http://schemas.microsoft.com/office/word/2020/wordml/sdtdatahash" xmlns:w16sdtfl="http://schemas.microsoft.com/office/word/2024/wordml/sdtformatlock" xmlns:w16se="http://schemas.microsoft.com/office/word/2015/wordml/symex" xmlns:wpg="http://schemas.microsoft.com/office/word/2010/wordprocessingGroup" xmlns:wpi="http://schemas.microsoft.com/office/word/2010/wordprocessingInk" xmlns:wne="http://schemas.microsoft.com/office/word/2006/wordml" xmlns:wps="http://schemas.microsoft.com/office/word/2010/wordprocessingShape" mc:Ignorable="w14 w15 w16se w16cid w16 w16cex w16sdtdh w16sdtfl w16du wp14">
   <w:abstractNum w:abstractNumId="0" w15:restartNumberingAfterBreak="0">
+    <w:nsid w:val="00D462D5"/>
+    <w:multiLevelType w:val="hybridMultilevel"/>
+    <w:tmpl w:val="39748EAC"/>
+    <w:lvl w:ilvl="0" w:tplc="42DA17D4">
+      <w:start w:val="1"/>
+      <w:numFmt w:val="decimal"/>
+      <w:lvlText w:val="%1."/>
+      <w:lvlJc w:val="left"/>
+      <w:pPr>
+        <w:ind w:left="720" w:hanging="360"/>
+      </w:pPr>
+      <w:rPr>
+        <w:b w:val="0"/>
+        <w:bCs/>
+      </w:rPr>
+    </w:lvl>
+    <w:lvl w:ilvl="1" w:tplc="08160019" w:tentative="1">
+      <w:start w:val="1"/>
+      <w:numFmt w:val="lowerLetter"/>
+      <w:lvlText w:val="%2."/>
+      <w:lvlJc w:val="left"/>
+      <w:pPr>
+        <w:ind w:left="1440" w:hanging="360"/>
+      </w:pPr>
+    </w:lvl>
+    <w:lvl w:ilvl="2" w:tplc="0816001B" w:tentative="1">
+      <w:start w:val="1"/>
+      <w:numFmt w:val="lowerRoman"/>
+      <w:lvlText w:val="%3."/>
+      <w:lvlJc w:val="right"/>
+      <w:pPr>
+        <w:ind w:left="2160" w:hanging="180"/>
+      </w:pPr>
+    </w:lvl>
+    <w:lvl w:ilvl="3" w:tplc="0816000F" w:tentative="1">
+      <w:start w:val="1"/>
+      <w:numFmt w:val="decimal"/>
+      <w:lvlText w:val="%4."/>
+      <w:lvlJc w:val="left"/>
+      <w:pPr>
+        <w:ind w:left="2880" w:hanging="360"/>
+      </w:pPr>
+    </w:lvl>
+    <w:lvl w:ilvl="4" w:tplc="08160019" w:tentative="1">
+      <w:start w:val="1"/>
+      <w:numFmt w:val="lowerLetter"/>
+      <w:lvlText w:val="%5."/>
+      <w:lvlJc w:val="left"/>
+      <w:pPr>
+        <w:ind w:left="3600" w:hanging="360"/>
+      </w:pPr>
+    </w:lvl>
+    <w:lvl w:ilvl="5" w:tplc="0816001B" w:tentative="1">
+      <w:start w:val="1"/>
+      <w:numFmt w:val="lowerRoman"/>
+      <w:lvlText w:val="%6."/>
+      <w:lvlJc w:val="right"/>
+      <w:pPr>
+        <w:ind w:left="4320" w:hanging="180"/>
+      </w:pPr>
+    </w:lvl>
+    <w:lvl w:ilvl="6" w:tplc="0816000F" w:tentative="1">
+      <w:start w:val="1"/>
+      <w:numFmt w:val="decimal"/>
+      <w:lvlText w:val="%7."/>
+      <w:lvlJc w:val="left"/>
+      <w:pPr>
+        <w:ind w:left="5040" w:hanging="360"/>
+      </w:pPr>
+    </w:lvl>
+    <w:lvl w:ilvl="7" w:tplc="08160019" w:tentative="1">
+      <w:start w:val="1"/>
+      <w:numFmt w:val="lowerLetter"/>
+      <w:lvlText w:val="%8."/>
+      <w:lvlJc w:val="left"/>
+      <w:pPr>
+        <w:ind w:left="5760" w:hanging="360"/>
+      </w:pPr>
+    </w:lvl>
+    <w:lvl w:ilvl="8" w:tplc="0816001B" w:tentative="1">
+      <w:start w:val="1"/>
+      <w:numFmt w:val="lowerRoman"/>
+      <w:lvlText w:val="%9."/>
+      <w:lvlJc w:val="right"/>
+      <w:pPr>
+        <w:ind w:left="6480" w:hanging="180"/>
+      </w:pPr>
+    </w:lvl>
+  </w:abstractNum>
+  <w:abstractNum w:abstractNumId="1" w15:restartNumberingAfterBreak="0">
+    <w:nsid w:val="01B70713"/>
+    <w:multiLevelType w:val="hybridMultilevel"/>
+    <w:tmpl w:val="E920F9FC"/>
+    <w:lvl w:ilvl="0" w:tplc="0816000F">
+      <w:start w:val="1"/>
+      <w:numFmt w:val="decimal"/>
+      <w:lvlText w:val="%1."/>
+      <w:lvlJc w:val="left"/>
+      <w:pPr>
+        <w:ind w:left="720" w:hanging="360"/>
+      </w:pPr>
+    </w:lvl>
+    <w:lvl w:ilvl="1" w:tplc="08160019" w:tentative="1">
+      <w:start w:val="1"/>
+      <w:numFmt w:val="lowerLetter"/>
+      <w:lvlText w:val="%2."/>
+      <w:lvlJc w:val="left"/>
+      <w:pPr>
+        <w:ind w:left="1440" w:hanging="360"/>
+      </w:pPr>
+    </w:lvl>
+    <w:lvl w:ilvl="2" w:tplc="0816001B" w:tentative="1">
+      <w:start w:val="1"/>
+      <w:numFmt w:val="lowerRoman"/>
+      <w:lvlText w:val="%3."/>
+      <w:lvlJc w:val="right"/>
+      <w:pPr>
+        <w:ind w:left="2160" w:hanging="180"/>
+      </w:pPr>
+    </w:lvl>
+    <w:lvl w:ilvl="3" w:tplc="0816000F" w:tentative="1">
+      <w:start w:val="1"/>
+      <w:numFmt w:val="decimal"/>
+      <w:lvlText w:val="%4."/>
+      <w:lvlJc w:val="left"/>
+      <w:pPr>
+        <w:ind w:left="2880" w:hanging="360"/>
+      </w:pPr>
+    </w:lvl>
+    <w:lvl w:ilvl="4" w:tplc="08160019" w:tentative="1">
+      <w:start w:val="1"/>
+      <w:numFmt w:val="lowerLetter"/>
+      <w:lvlText w:val="%5."/>
+      <w:lvlJc w:val="left"/>
+      <w:pPr>
+        <w:ind w:left="3600" w:hanging="360"/>
+      </w:pPr>
+    </w:lvl>
+    <w:lvl w:ilvl="5" w:tplc="0816001B" w:tentative="1">
+      <w:start w:val="1"/>
+      <w:numFmt w:val="lowerRoman"/>
+      <w:lvlText w:val="%6."/>
+      <w:lvlJc w:val="right"/>
+      <w:pPr>
+        <w:ind w:left="4320" w:hanging="180"/>
+      </w:pPr>
+    </w:lvl>
+    <w:lvl w:ilvl="6" w:tplc="0816000F" w:tentative="1">
+      <w:start w:val="1"/>
+      <w:numFmt w:val="decimal"/>
+      <w:lvlText w:val="%7."/>
+      <w:lvlJc w:val="left"/>
+      <w:pPr>
+        <w:ind w:left="5040" w:hanging="360"/>
+      </w:pPr>
+    </w:lvl>
+    <w:lvl w:ilvl="7" w:tplc="08160019" w:tentative="1">
+      <w:start w:val="1"/>
+      <w:numFmt w:val="lowerLetter"/>
+      <w:lvlText w:val="%8."/>
+      <w:lvlJc w:val="left"/>
+      <w:pPr>
+        <w:ind w:left="5760" w:hanging="360"/>
+      </w:pPr>
+    </w:lvl>
+    <w:lvl w:ilvl="8" w:tplc="0816001B" w:tentative="1">
+      <w:start w:val="1"/>
+      <w:numFmt w:val="lowerRoman"/>
+      <w:lvlText w:val="%9."/>
+      <w:lvlJc w:val="right"/>
+      <w:pPr>
+        <w:ind w:left="6480" w:hanging="180"/>
+      </w:pPr>
+    </w:lvl>
+  </w:abstractNum>
+  <w:abstractNum w:abstractNumId="2" w15:restartNumberingAfterBreak="0">
     <w:nsid w:val="05967C70"/>
     <w:multiLevelType w:val="hybridMultilevel"/>
     <w:tmpl w:val="9620C73C"/>
@@ -1641,7 +1631,7 @@
       </w:pPr>
     </w:lvl>
   </w:abstractNum>
-  <w:abstractNum w:abstractNumId="1" w15:restartNumberingAfterBreak="0">
+  <w:abstractNum w:abstractNumId="3" w15:restartNumberingAfterBreak="0">
     <w:nsid w:val="099E113C"/>
     <w:multiLevelType w:val="multilevel"/>
     <w:tmpl w:val="CAB89EEA"/>
@@ -1790,7 +1780,7 @@
       </w:rPr>
     </w:lvl>
   </w:abstractNum>
-  <w:abstractNum w:abstractNumId="2" w15:restartNumberingAfterBreak="0">
+  <w:abstractNum w:abstractNumId="4" w15:restartNumberingAfterBreak="0">
     <w:nsid w:val="10106034"/>
     <w:multiLevelType w:val="hybridMultilevel"/>
     <w:tmpl w:val="9DF6852E"/>
@@ -1879,14 +1869,895 @@
       </w:pPr>
     </w:lvl>
   </w:abstractNum>
+  <w:abstractNum w:abstractNumId="5" w15:restartNumberingAfterBreak="0">
+    <w:nsid w:val="1BF3751C"/>
+    <w:multiLevelType w:val="hybridMultilevel"/>
+    <w:tmpl w:val="86C49ABA"/>
+    <w:lvl w:ilvl="0" w:tplc="0816000F">
+      <w:start w:val="1"/>
+      <w:numFmt w:val="decimal"/>
+      <w:lvlText w:val="%1."/>
+      <w:lvlJc w:val="left"/>
+      <w:pPr>
+        <w:ind w:left="720" w:hanging="360"/>
+      </w:pPr>
+    </w:lvl>
+    <w:lvl w:ilvl="1" w:tplc="08160019" w:tentative="1">
+      <w:start w:val="1"/>
+      <w:numFmt w:val="lowerLetter"/>
+      <w:lvlText w:val="%2."/>
+      <w:lvlJc w:val="left"/>
+      <w:pPr>
+        <w:ind w:left="1440" w:hanging="360"/>
+      </w:pPr>
+    </w:lvl>
+    <w:lvl w:ilvl="2" w:tplc="0816001B" w:tentative="1">
+      <w:start w:val="1"/>
+      <w:numFmt w:val="lowerRoman"/>
+      <w:lvlText w:val="%3."/>
+      <w:lvlJc w:val="right"/>
+      <w:pPr>
+        <w:ind w:left="2160" w:hanging="180"/>
+      </w:pPr>
+    </w:lvl>
+    <w:lvl w:ilvl="3" w:tplc="0816000F" w:tentative="1">
+      <w:start w:val="1"/>
+      <w:numFmt w:val="decimal"/>
+      <w:lvlText w:val="%4."/>
+      <w:lvlJc w:val="left"/>
+      <w:pPr>
+        <w:ind w:left="2880" w:hanging="360"/>
+      </w:pPr>
+    </w:lvl>
+    <w:lvl w:ilvl="4" w:tplc="08160019" w:tentative="1">
+      <w:start w:val="1"/>
+      <w:numFmt w:val="lowerLetter"/>
+      <w:lvlText w:val="%5."/>
+      <w:lvlJc w:val="left"/>
+      <w:pPr>
+        <w:ind w:left="3600" w:hanging="360"/>
+      </w:pPr>
+    </w:lvl>
+    <w:lvl w:ilvl="5" w:tplc="0816001B" w:tentative="1">
+      <w:start w:val="1"/>
+      <w:numFmt w:val="lowerRoman"/>
+      <w:lvlText w:val="%6."/>
+      <w:lvlJc w:val="right"/>
+      <w:pPr>
+        <w:ind w:left="4320" w:hanging="180"/>
+      </w:pPr>
+    </w:lvl>
+    <w:lvl w:ilvl="6" w:tplc="0816000F" w:tentative="1">
+      <w:start w:val="1"/>
+      <w:numFmt w:val="decimal"/>
+      <w:lvlText w:val="%7."/>
+      <w:lvlJc w:val="left"/>
+      <w:pPr>
+        <w:ind w:left="5040" w:hanging="360"/>
+      </w:pPr>
+    </w:lvl>
+    <w:lvl w:ilvl="7" w:tplc="08160019" w:tentative="1">
+      <w:start w:val="1"/>
+      <w:numFmt w:val="lowerLetter"/>
+      <w:lvlText w:val="%8."/>
+      <w:lvlJc w:val="left"/>
+      <w:pPr>
+        <w:ind w:left="5760" w:hanging="360"/>
+      </w:pPr>
+    </w:lvl>
+    <w:lvl w:ilvl="8" w:tplc="0816001B" w:tentative="1">
+      <w:start w:val="1"/>
+      <w:numFmt w:val="lowerRoman"/>
+      <w:lvlText w:val="%9."/>
+      <w:lvlJc w:val="right"/>
+      <w:pPr>
+        <w:ind w:left="6480" w:hanging="180"/>
+      </w:pPr>
+    </w:lvl>
+  </w:abstractNum>
+  <w:abstractNum w:abstractNumId="6" w15:restartNumberingAfterBreak="0">
+    <w:nsid w:val="26DF6A69"/>
+    <w:multiLevelType w:val="multilevel"/>
+    <w:tmpl w:val="30C69348"/>
+    <w:lvl w:ilvl="0">
+      <w:start w:val="1"/>
+      <w:numFmt w:val="bullet"/>
+      <w:lvlText w:val=""/>
+      <w:lvlJc w:val="left"/>
+      <w:pPr>
+        <w:tabs>
+          <w:tab w:val="num" w:pos="720"/>
+        </w:tabs>
+        <w:ind w:left="720" w:hanging="360"/>
+      </w:pPr>
+      <w:rPr>
+        <w:rFonts w:ascii="Symbol" w:hAnsi="Symbol" w:hint="default"/>
+        <w:sz w:val="20"/>
+      </w:rPr>
+    </w:lvl>
+    <w:lvl w:ilvl="1" w:tentative="1">
+      <w:start w:val="1"/>
+      <w:numFmt w:val="bullet"/>
+      <w:lvlText w:val="o"/>
+      <w:lvlJc w:val="left"/>
+      <w:pPr>
+        <w:tabs>
+          <w:tab w:val="num" w:pos="1440"/>
+        </w:tabs>
+        <w:ind w:left="1440" w:hanging="360"/>
+      </w:pPr>
+      <w:rPr>
+        <w:rFonts w:ascii="Courier New" w:hAnsi="Courier New" w:hint="default"/>
+        <w:sz w:val="20"/>
+      </w:rPr>
+    </w:lvl>
+    <w:lvl w:ilvl="2" w:tentative="1">
+      <w:start w:val="1"/>
+      <w:numFmt w:val="bullet"/>
+      <w:lvlText w:val=""/>
+      <w:lvlJc w:val="left"/>
+      <w:pPr>
+        <w:tabs>
+          <w:tab w:val="num" w:pos="2160"/>
+        </w:tabs>
+        <w:ind w:left="2160" w:hanging="360"/>
+      </w:pPr>
+      <w:rPr>
+        <w:rFonts w:ascii="Wingdings" w:hAnsi="Wingdings" w:hint="default"/>
+        <w:sz w:val="20"/>
+      </w:rPr>
+    </w:lvl>
+    <w:lvl w:ilvl="3" w:tentative="1">
+      <w:start w:val="1"/>
+      <w:numFmt w:val="bullet"/>
+      <w:lvlText w:val=""/>
+      <w:lvlJc w:val="left"/>
+      <w:pPr>
+        <w:tabs>
+          <w:tab w:val="num" w:pos="2880"/>
+        </w:tabs>
+        <w:ind w:left="2880" w:hanging="360"/>
+      </w:pPr>
+      <w:rPr>
+        <w:rFonts w:ascii="Wingdings" w:hAnsi="Wingdings" w:hint="default"/>
+        <w:sz w:val="20"/>
+      </w:rPr>
+    </w:lvl>
+    <w:lvl w:ilvl="4" w:tentative="1">
+      <w:start w:val="1"/>
+      <w:numFmt w:val="bullet"/>
+      <w:lvlText w:val=""/>
+      <w:lvlJc w:val="left"/>
+      <w:pPr>
+        <w:tabs>
+          <w:tab w:val="num" w:pos="3600"/>
+        </w:tabs>
+        <w:ind w:left="3600" w:hanging="360"/>
+      </w:pPr>
+      <w:rPr>
+        <w:rFonts w:ascii="Wingdings" w:hAnsi="Wingdings" w:hint="default"/>
+        <w:sz w:val="20"/>
+      </w:rPr>
+    </w:lvl>
+    <w:lvl w:ilvl="5" w:tentative="1">
+      <w:start w:val="1"/>
+      <w:numFmt w:val="bullet"/>
+      <w:lvlText w:val=""/>
+      <w:lvlJc w:val="left"/>
+      <w:pPr>
+        <w:tabs>
+          <w:tab w:val="num" w:pos="4320"/>
+        </w:tabs>
+        <w:ind w:left="4320" w:hanging="360"/>
+      </w:pPr>
+      <w:rPr>
+        <w:rFonts w:ascii="Wingdings" w:hAnsi="Wingdings" w:hint="default"/>
+        <w:sz w:val="20"/>
+      </w:rPr>
+    </w:lvl>
+    <w:lvl w:ilvl="6" w:tentative="1">
+      <w:start w:val="1"/>
+      <w:numFmt w:val="bullet"/>
+      <w:lvlText w:val=""/>
+      <w:lvlJc w:val="left"/>
+      <w:pPr>
+        <w:tabs>
+          <w:tab w:val="num" w:pos="5040"/>
+        </w:tabs>
+        <w:ind w:left="5040" w:hanging="360"/>
+      </w:pPr>
+      <w:rPr>
+        <w:rFonts w:ascii="Wingdings" w:hAnsi="Wingdings" w:hint="default"/>
+        <w:sz w:val="20"/>
+      </w:rPr>
+    </w:lvl>
+    <w:lvl w:ilvl="7" w:tentative="1">
+      <w:start w:val="1"/>
+      <w:numFmt w:val="bullet"/>
+      <w:lvlText w:val=""/>
+      <w:lvlJc w:val="left"/>
+      <w:pPr>
+        <w:tabs>
+          <w:tab w:val="num" w:pos="5760"/>
+        </w:tabs>
+        <w:ind w:left="5760" w:hanging="360"/>
+      </w:pPr>
+      <w:rPr>
+        <w:rFonts w:ascii="Wingdings" w:hAnsi="Wingdings" w:hint="default"/>
+        <w:sz w:val="20"/>
+      </w:rPr>
+    </w:lvl>
+    <w:lvl w:ilvl="8" w:tentative="1">
+      <w:start w:val="1"/>
+      <w:numFmt w:val="bullet"/>
+      <w:lvlText w:val=""/>
+      <w:lvlJc w:val="left"/>
+      <w:pPr>
+        <w:tabs>
+          <w:tab w:val="num" w:pos="6480"/>
+        </w:tabs>
+        <w:ind w:left="6480" w:hanging="360"/>
+      </w:pPr>
+      <w:rPr>
+        <w:rFonts w:ascii="Wingdings" w:hAnsi="Wingdings" w:hint="default"/>
+        <w:sz w:val="20"/>
+      </w:rPr>
+    </w:lvl>
+  </w:abstractNum>
+  <w:abstractNum w:abstractNumId="7" w15:restartNumberingAfterBreak="0">
+    <w:nsid w:val="341E2619"/>
+    <w:multiLevelType w:val="multilevel"/>
+    <w:tmpl w:val="884EA57E"/>
+    <w:lvl w:ilvl="0">
+      <w:start w:val="1"/>
+      <w:numFmt w:val="bullet"/>
+      <w:lvlText w:val=""/>
+      <w:lvlJc w:val="left"/>
+      <w:pPr>
+        <w:tabs>
+          <w:tab w:val="num" w:pos="720"/>
+        </w:tabs>
+        <w:ind w:left="720" w:hanging="360"/>
+      </w:pPr>
+      <w:rPr>
+        <w:rFonts w:ascii="Symbol" w:hAnsi="Symbol" w:hint="default"/>
+        <w:sz w:val="20"/>
+      </w:rPr>
+    </w:lvl>
+    <w:lvl w:ilvl="1" w:tentative="1">
+      <w:start w:val="1"/>
+      <w:numFmt w:val="bullet"/>
+      <w:lvlText w:val="o"/>
+      <w:lvlJc w:val="left"/>
+      <w:pPr>
+        <w:tabs>
+          <w:tab w:val="num" w:pos="1440"/>
+        </w:tabs>
+        <w:ind w:left="1440" w:hanging="360"/>
+      </w:pPr>
+      <w:rPr>
+        <w:rFonts w:ascii="Courier New" w:hAnsi="Courier New" w:hint="default"/>
+        <w:sz w:val="20"/>
+      </w:rPr>
+    </w:lvl>
+    <w:lvl w:ilvl="2" w:tentative="1">
+      <w:start w:val="1"/>
+      <w:numFmt w:val="bullet"/>
+      <w:lvlText w:val=""/>
+      <w:lvlJc w:val="left"/>
+      <w:pPr>
+        <w:tabs>
+          <w:tab w:val="num" w:pos="2160"/>
+        </w:tabs>
+        <w:ind w:left="2160" w:hanging="360"/>
+      </w:pPr>
+      <w:rPr>
+        <w:rFonts w:ascii="Wingdings" w:hAnsi="Wingdings" w:hint="default"/>
+        <w:sz w:val="20"/>
+      </w:rPr>
+    </w:lvl>
+    <w:lvl w:ilvl="3" w:tentative="1">
+      <w:start w:val="1"/>
+      <w:numFmt w:val="bullet"/>
+      <w:lvlText w:val=""/>
+      <w:lvlJc w:val="left"/>
+      <w:pPr>
+        <w:tabs>
+          <w:tab w:val="num" w:pos="2880"/>
+        </w:tabs>
+        <w:ind w:left="2880" w:hanging="360"/>
+      </w:pPr>
+      <w:rPr>
+        <w:rFonts w:ascii="Wingdings" w:hAnsi="Wingdings" w:hint="default"/>
+        <w:sz w:val="20"/>
+      </w:rPr>
+    </w:lvl>
+    <w:lvl w:ilvl="4" w:tentative="1">
+      <w:start w:val="1"/>
+      <w:numFmt w:val="bullet"/>
+      <w:lvlText w:val=""/>
+      <w:lvlJc w:val="left"/>
+      <w:pPr>
+        <w:tabs>
+          <w:tab w:val="num" w:pos="3600"/>
+        </w:tabs>
+        <w:ind w:left="3600" w:hanging="360"/>
+      </w:pPr>
+      <w:rPr>
+        <w:rFonts w:ascii="Wingdings" w:hAnsi="Wingdings" w:hint="default"/>
+        <w:sz w:val="20"/>
+      </w:rPr>
+    </w:lvl>
+    <w:lvl w:ilvl="5" w:tentative="1">
+      <w:start w:val="1"/>
+      <w:numFmt w:val="bullet"/>
+      <w:lvlText w:val=""/>
+      <w:lvlJc w:val="left"/>
+      <w:pPr>
+        <w:tabs>
+          <w:tab w:val="num" w:pos="4320"/>
+        </w:tabs>
+        <w:ind w:left="4320" w:hanging="360"/>
+      </w:pPr>
+      <w:rPr>
+        <w:rFonts w:ascii="Wingdings" w:hAnsi="Wingdings" w:hint="default"/>
+        <w:sz w:val="20"/>
+      </w:rPr>
+    </w:lvl>
+    <w:lvl w:ilvl="6" w:tentative="1">
+      <w:start w:val="1"/>
+      <w:numFmt w:val="bullet"/>
+      <w:lvlText w:val=""/>
+      <w:lvlJc w:val="left"/>
+      <w:pPr>
+        <w:tabs>
+          <w:tab w:val="num" w:pos="5040"/>
+        </w:tabs>
+        <w:ind w:left="5040" w:hanging="360"/>
+      </w:pPr>
+      <w:rPr>
+        <w:rFonts w:ascii="Wingdings" w:hAnsi="Wingdings" w:hint="default"/>
+        <w:sz w:val="20"/>
+      </w:rPr>
+    </w:lvl>
+    <w:lvl w:ilvl="7" w:tentative="1">
+      <w:start w:val="1"/>
+      <w:numFmt w:val="bullet"/>
+      <w:lvlText w:val=""/>
+      <w:lvlJc w:val="left"/>
+      <w:pPr>
+        <w:tabs>
+          <w:tab w:val="num" w:pos="5760"/>
+        </w:tabs>
+        <w:ind w:left="5760" w:hanging="360"/>
+      </w:pPr>
+      <w:rPr>
+        <w:rFonts w:ascii="Wingdings" w:hAnsi="Wingdings" w:hint="default"/>
+        <w:sz w:val="20"/>
+      </w:rPr>
+    </w:lvl>
+    <w:lvl w:ilvl="8" w:tentative="1">
+      <w:start w:val="1"/>
+      <w:numFmt w:val="bullet"/>
+      <w:lvlText w:val=""/>
+      <w:lvlJc w:val="left"/>
+      <w:pPr>
+        <w:tabs>
+          <w:tab w:val="num" w:pos="6480"/>
+        </w:tabs>
+        <w:ind w:left="6480" w:hanging="360"/>
+      </w:pPr>
+      <w:rPr>
+        <w:rFonts w:ascii="Wingdings" w:hAnsi="Wingdings" w:hint="default"/>
+        <w:sz w:val="20"/>
+      </w:rPr>
+    </w:lvl>
+  </w:abstractNum>
+  <w:abstractNum w:abstractNumId="8" w15:restartNumberingAfterBreak="0">
+    <w:nsid w:val="443736C7"/>
+    <w:multiLevelType w:val="multilevel"/>
+    <w:tmpl w:val="79F42882"/>
+    <w:lvl w:ilvl="0">
+      <w:start w:val="1"/>
+      <w:numFmt w:val="bullet"/>
+      <w:lvlText w:val=""/>
+      <w:lvlJc w:val="left"/>
+      <w:pPr>
+        <w:tabs>
+          <w:tab w:val="num" w:pos="720"/>
+        </w:tabs>
+        <w:ind w:left="720" w:hanging="360"/>
+      </w:pPr>
+      <w:rPr>
+        <w:rFonts w:ascii="Symbol" w:hAnsi="Symbol" w:hint="default"/>
+        <w:sz w:val="20"/>
+      </w:rPr>
+    </w:lvl>
+    <w:lvl w:ilvl="1">
+      <w:start w:val="1"/>
+      <w:numFmt w:val="bullet"/>
+      <w:lvlText w:val="o"/>
+      <w:lvlJc w:val="left"/>
+      <w:pPr>
+        <w:tabs>
+          <w:tab w:val="num" w:pos="1440"/>
+        </w:tabs>
+        <w:ind w:left="1440" w:hanging="360"/>
+      </w:pPr>
+      <w:rPr>
+        <w:rFonts w:ascii="Courier New" w:hAnsi="Courier New" w:hint="default"/>
+        <w:sz w:val="20"/>
+      </w:rPr>
+    </w:lvl>
+    <w:lvl w:ilvl="2" w:tentative="1">
+      <w:start w:val="1"/>
+      <w:numFmt w:val="bullet"/>
+      <w:lvlText w:val=""/>
+      <w:lvlJc w:val="left"/>
+      <w:pPr>
+        <w:tabs>
+          <w:tab w:val="num" w:pos="2160"/>
+        </w:tabs>
+        <w:ind w:left="2160" w:hanging="360"/>
+      </w:pPr>
+      <w:rPr>
+        <w:rFonts w:ascii="Wingdings" w:hAnsi="Wingdings" w:hint="default"/>
+        <w:sz w:val="20"/>
+      </w:rPr>
+    </w:lvl>
+    <w:lvl w:ilvl="3" w:tentative="1">
+      <w:start w:val="1"/>
+      <w:numFmt w:val="bullet"/>
+      <w:lvlText w:val=""/>
+      <w:lvlJc w:val="left"/>
+      <w:pPr>
+        <w:tabs>
+          <w:tab w:val="num" w:pos="2880"/>
+        </w:tabs>
+        <w:ind w:left="2880" w:hanging="360"/>
+      </w:pPr>
+      <w:rPr>
+        <w:rFonts w:ascii="Wingdings" w:hAnsi="Wingdings" w:hint="default"/>
+        <w:sz w:val="20"/>
+      </w:rPr>
+    </w:lvl>
+    <w:lvl w:ilvl="4" w:tentative="1">
+      <w:start w:val="1"/>
+      <w:numFmt w:val="bullet"/>
+      <w:lvlText w:val=""/>
+      <w:lvlJc w:val="left"/>
+      <w:pPr>
+        <w:tabs>
+          <w:tab w:val="num" w:pos="3600"/>
+        </w:tabs>
+        <w:ind w:left="3600" w:hanging="360"/>
+      </w:pPr>
+      <w:rPr>
+        <w:rFonts w:ascii="Wingdings" w:hAnsi="Wingdings" w:hint="default"/>
+        <w:sz w:val="20"/>
+      </w:rPr>
+    </w:lvl>
+    <w:lvl w:ilvl="5" w:tentative="1">
+      <w:start w:val="1"/>
+      <w:numFmt w:val="bullet"/>
+      <w:lvlText w:val=""/>
+      <w:lvlJc w:val="left"/>
+      <w:pPr>
+        <w:tabs>
+          <w:tab w:val="num" w:pos="4320"/>
+        </w:tabs>
+        <w:ind w:left="4320" w:hanging="360"/>
+      </w:pPr>
+      <w:rPr>
+        <w:rFonts w:ascii="Wingdings" w:hAnsi="Wingdings" w:hint="default"/>
+        <w:sz w:val="20"/>
+      </w:rPr>
+    </w:lvl>
+    <w:lvl w:ilvl="6" w:tentative="1">
+      <w:start w:val="1"/>
+      <w:numFmt w:val="bullet"/>
+      <w:lvlText w:val=""/>
+      <w:lvlJc w:val="left"/>
+      <w:pPr>
+        <w:tabs>
+          <w:tab w:val="num" w:pos="5040"/>
+        </w:tabs>
+        <w:ind w:left="5040" w:hanging="360"/>
+      </w:pPr>
+      <w:rPr>
+        <w:rFonts w:ascii="Wingdings" w:hAnsi="Wingdings" w:hint="default"/>
+        <w:sz w:val="20"/>
+      </w:rPr>
+    </w:lvl>
+    <w:lvl w:ilvl="7" w:tentative="1">
+      <w:start w:val="1"/>
+      <w:numFmt w:val="bullet"/>
+      <w:lvlText w:val=""/>
+      <w:lvlJc w:val="left"/>
+      <w:pPr>
+        <w:tabs>
+          <w:tab w:val="num" w:pos="5760"/>
+        </w:tabs>
+        <w:ind w:left="5760" w:hanging="360"/>
+      </w:pPr>
+      <w:rPr>
+        <w:rFonts w:ascii="Wingdings" w:hAnsi="Wingdings" w:hint="default"/>
+        <w:sz w:val="20"/>
+      </w:rPr>
+    </w:lvl>
+    <w:lvl w:ilvl="8" w:tentative="1">
+      <w:start w:val="1"/>
+      <w:numFmt w:val="bullet"/>
+      <w:lvlText w:val=""/>
+      <w:lvlJc w:val="left"/>
+      <w:pPr>
+        <w:tabs>
+          <w:tab w:val="num" w:pos="6480"/>
+        </w:tabs>
+        <w:ind w:left="6480" w:hanging="360"/>
+      </w:pPr>
+      <w:rPr>
+        <w:rFonts w:ascii="Wingdings" w:hAnsi="Wingdings" w:hint="default"/>
+        <w:sz w:val="20"/>
+      </w:rPr>
+    </w:lvl>
+  </w:abstractNum>
+  <w:abstractNum w:abstractNumId="9" w15:restartNumberingAfterBreak="0">
+    <w:nsid w:val="48EC3B92"/>
+    <w:multiLevelType w:val="multilevel"/>
+    <w:tmpl w:val="1FE26E98"/>
+    <w:lvl w:ilvl="0">
+      <w:start w:val="1"/>
+      <w:numFmt w:val="bullet"/>
+      <w:lvlText w:val=""/>
+      <w:lvlJc w:val="left"/>
+      <w:pPr>
+        <w:tabs>
+          <w:tab w:val="num" w:pos="720"/>
+        </w:tabs>
+        <w:ind w:left="720" w:hanging="360"/>
+      </w:pPr>
+      <w:rPr>
+        <w:rFonts w:ascii="Symbol" w:hAnsi="Symbol" w:hint="default"/>
+        <w:sz w:val="20"/>
+      </w:rPr>
+    </w:lvl>
+    <w:lvl w:ilvl="1" w:tentative="1">
+      <w:start w:val="1"/>
+      <w:numFmt w:val="bullet"/>
+      <w:lvlText w:val="o"/>
+      <w:lvlJc w:val="left"/>
+      <w:pPr>
+        <w:tabs>
+          <w:tab w:val="num" w:pos="1440"/>
+        </w:tabs>
+        <w:ind w:left="1440" w:hanging="360"/>
+      </w:pPr>
+      <w:rPr>
+        <w:rFonts w:ascii="Courier New" w:hAnsi="Courier New" w:hint="default"/>
+        <w:sz w:val="20"/>
+      </w:rPr>
+    </w:lvl>
+    <w:lvl w:ilvl="2" w:tentative="1">
+      <w:start w:val="1"/>
+      <w:numFmt w:val="bullet"/>
+      <w:lvlText w:val=""/>
+      <w:lvlJc w:val="left"/>
+      <w:pPr>
+        <w:tabs>
+          <w:tab w:val="num" w:pos="2160"/>
+        </w:tabs>
+        <w:ind w:left="2160" w:hanging="360"/>
+      </w:pPr>
+      <w:rPr>
+        <w:rFonts w:ascii="Wingdings" w:hAnsi="Wingdings" w:hint="default"/>
+        <w:sz w:val="20"/>
+      </w:rPr>
+    </w:lvl>
+    <w:lvl w:ilvl="3" w:tentative="1">
+      <w:start w:val="1"/>
+      <w:numFmt w:val="bullet"/>
+      <w:lvlText w:val=""/>
+      <w:lvlJc w:val="left"/>
+      <w:pPr>
+        <w:tabs>
+          <w:tab w:val="num" w:pos="2880"/>
+        </w:tabs>
+        <w:ind w:left="2880" w:hanging="360"/>
+      </w:pPr>
+      <w:rPr>
+        <w:rFonts w:ascii="Wingdings" w:hAnsi="Wingdings" w:hint="default"/>
+        <w:sz w:val="20"/>
+      </w:rPr>
+    </w:lvl>
+    <w:lvl w:ilvl="4" w:tentative="1">
+      <w:start w:val="1"/>
+      <w:numFmt w:val="bullet"/>
+      <w:lvlText w:val=""/>
+      <w:lvlJc w:val="left"/>
+      <w:pPr>
+        <w:tabs>
+          <w:tab w:val="num" w:pos="3600"/>
+        </w:tabs>
+        <w:ind w:left="3600" w:hanging="360"/>
+      </w:pPr>
+      <w:rPr>
+        <w:rFonts w:ascii="Wingdings" w:hAnsi="Wingdings" w:hint="default"/>
+        <w:sz w:val="20"/>
+      </w:rPr>
+    </w:lvl>
+    <w:lvl w:ilvl="5" w:tentative="1">
+      <w:start w:val="1"/>
+      <w:numFmt w:val="bullet"/>
+      <w:lvlText w:val=""/>
+      <w:lvlJc w:val="left"/>
+      <w:pPr>
+        <w:tabs>
+          <w:tab w:val="num" w:pos="4320"/>
+        </w:tabs>
+        <w:ind w:left="4320" w:hanging="360"/>
+      </w:pPr>
+      <w:rPr>
+        <w:rFonts w:ascii="Wingdings" w:hAnsi="Wingdings" w:hint="default"/>
+        <w:sz w:val="20"/>
+      </w:rPr>
+    </w:lvl>
+    <w:lvl w:ilvl="6" w:tentative="1">
+      <w:start w:val="1"/>
+      <w:numFmt w:val="bullet"/>
+      <w:lvlText w:val=""/>
+      <w:lvlJc w:val="left"/>
+      <w:pPr>
+        <w:tabs>
+          <w:tab w:val="num" w:pos="5040"/>
+        </w:tabs>
+        <w:ind w:left="5040" w:hanging="360"/>
+      </w:pPr>
+      <w:rPr>
+        <w:rFonts w:ascii="Wingdings" w:hAnsi="Wingdings" w:hint="default"/>
+        <w:sz w:val="20"/>
+      </w:rPr>
+    </w:lvl>
+    <w:lvl w:ilvl="7" w:tentative="1">
+      <w:start w:val="1"/>
+      <w:numFmt w:val="bullet"/>
+      <w:lvlText w:val=""/>
+      <w:lvlJc w:val="left"/>
+      <w:pPr>
+        <w:tabs>
+          <w:tab w:val="num" w:pos="5760"/>
+        </w:tabs>
+        <w:ind w:left="5760" w:hanging="360"/>
+      </w:pPr>
+      <w:rPr>
+        <w:rFonts w:ascii="Wingdings" w:hAnsi="Wingdings" w:hint="default"/>
+        <w:sz w:val="20"/>
+      </w:rPr>
+    </w:lvl>
+    <w:lvl w:ilvl="8" w:tentative="1">
+      <w:start w:val="1"/>
+      <w:numFmt w:val="bullet"/>
+      <w:lvlText w:val=""/>
+      <w:lvlJc w:val="left"/>
+      <w:pPr>
+        <w:tabs>
+          <w:tab w:val="num" w:pos="6480"/>
+        </w:tabs>
+        <w:ind w:left="6480" w:hanging="360"/>
+      </w:pPr>
+      <w:rPr>
+        <w:rFonts w:ascii="Wingdings" w:hAnsi="Wingdings" w:hint="default"/>
+        <w:sz w:val="20"/>
+      </w:rPr>
+    </w:lvl>
+  </w:abstractNum>
+  <w:abstractNum w:abstractNumId="10" w15:restartNumberingAfterBreak="0">
+    <w:nsid w:val="62390206"/>
+    <w:multiLevelType w:val="hybridMultilevel"/>
+    <w:tmpl w:val="BE185886"/>
+    <w:lvl w:ilvl="0" w:tplc="0816000F">
+      <w:start w:val="1"/>
+      <w:numFmt w:val="decimal"/>
+      <w:lvlText w:val="%1."/>
+      <w:lvlJc w:val="left"/>
+      <w:pPr>
+        <w:ind w:left="720" w:hanging="360"/>
+      </w:pPr>
+    </w:lvl>
+    <w:lvl w:ilvl="1" w:tplc="08160019" w:tentative="1">
+      <w:start w:val="1"/>
+      <w:numFmt w:val="lowerLetter"/>
+      <w:lvlText w:val="%2."/>
+      <w:lvlJc w:val="left"/>
+      <w:pPr>
+        <w:ind w:left="1440" w:hanging="360"/>
+      </w:pPr>
+    </w:lvl>
+    <w:lvl w:ilvl="2" w:tplc="0816001B" w:tentative="1">
+      <w:start w:val="1"/>
+      <w:numFmt w:val="lowerRoman"/>
+      <w:lvlText w:val="%3."/>
+      <w:lvlJc w:val="right"/>
+      <w:pPr>
+        <w:ind w:left="2160" w:hanging="180"/>
+      </w:pPr>
+    </w:lvl>
+    <w:lvl w:ilvl="3" w:tplc="0816000F" w:tentative="1">
+      <w:start w:val="1"/>
+      <w:numFmt w:val="decimal"/>
+      <w:lvlText w:val="%4."/>
+      <w:lvlJc w:val="left"/>
+      <w:pPr>
+        <w:ind w:left="2880" w:hanging="360"/>
+      </w:pPr>
+    </w:lvl>
+    <w:lvl w:ilvl="4" w:tplc="08160019" w:tentative="1">
+      <w:start w:val="1"/>
+      <w:numFmt w:val="lowerLetter"/>
+      <w:lvlText w:val="%5."/>
+      <w:lvlJc w:val="left"/>
+      <w:pPr>
+        <w:ind w:left="3600" w:hanging="360"/>
+      </w:pPr>
+    </w:lvl>
+    <w:lvl w:ilvl="5" w:tplc="0816001B" w:tentative="1">
+      <w:start w:val="1"/>
+      <w:numFmt w:val="lowerRoman"/>
+      <w:lvlText w:val="%6."/>
+      <w:lvlJc w:val="right"/>
+      <w:pPr>
+        <w:ind w:left="4320" w:hanging="180"/>
+      </w:pPr>
+    </w:lvl>
+    <w:lvl w:ilvl="6" w:tplc="0816000F" w:tentative="1">
+      <w:start w:val="1"/>
+      <w:numFmt w:val="decimal"/>
+      <w:lvlText w:val="%7."/>
+      <w:lvlJc w:val="left"/>
+      <w:pPr>
+        <w:ind w:left="5040" w:hanging="360"/>
+      </w:pPr>
+    </w:lvl>
+    <w:lvl w:ilvl="7" w:tplc="08160019" w:tentative="1">
+      <w:start w:val="1"/>
+      <w:numFmt w:val="lowerLetter"/>
+      <w:lvlText w:val="%8."/>
+      <w:lvlJc w:val="left"/>
+      <w:pPr>
+        <w:ind w:left="5760" w:hanging="360"/>
+      </w:pPr>
+    </w:lvl>
+    <w:lvl w:ilvl="8" w:tplc="0816001B" w:tentative="1">
+      <w:start w:val="1"/>
+      <w:numFmt w:val="lowerRoman"/>
+      <w:lvlText w:val="%9."/>
+      <w:lvlJc w:val="right"/>
+      <w:pPr>
+        <w:ind w:left="6480" w:hanging="180"/>
+      </w:pPr>
+    </w:lvl>
+  </w:abstractNum>
+  <w:abstractNum w:abstractNumId="11" w15:restartNumberingAfterBreak="0">
+    <w:nsid w:val="651C1E52"/>
+    <w:multiLevelType w:val="hybridMultilevel"/>
+    <w:tmpl w:val="27008258"/>
+    <w:lvl w:ilvl="0" w:tplc="0816000F">
+      <w:start w:val="1"/>
+      <w:numFmt w:val="decimal"/>
+      <w:lvlText w:val="%1."/>
+      <w:lvlJc w:val="left"/>
+      <w:pPr>
+        <w:ind w:left="720" w:hanging="360"/>
+      </w:pPr>
+    </w:lvl>
+    <w:lvl w:ilvl="1" w:tplc="08160019" w:tentative="1">
+      <w:start w:val="1"/>
+      <w:numFmt w:val="lowerLetter"/>
+      <w:lvlText w:val="%2."/>
+      <w:lvlJc w:val="left"/>
+      <w:pPr>
+        <w:ind w:left="1440" w:hanging="360"/>
+      </w:pPr>
+    </w:lvl>
+    <w:lvl w:ilvl="2" w:tplc="0816001B" w:tentative="1">
+      <w:start w:val="1"/>
+      <w:numFmt w:val="lowerRoman"/>
+      <w:lvlText w:val="%3."/>
+      <w:lvlJc w:val="right"/>
+      <w:pPr>
+        <w:ind w:left="2160" w:hanging="180"/>
+      </w:pPr>
+    </w:lvl>
+    <w:lvl w:ilvl="3" w:tplc="0816000F" w:tentative="1">
+      <w:start w:val="1"/>
+      <w:numFmt w:val="decimal"/>
+      <w:lvlText w:val="%4."/>
+      <w:lvlJc w:val="left"/>
+      <w:pPr>
+        <w:ind w:left="2880" w:hanging="360"/>
+      </w:pPr>
+    </w:lvl>
+    <w:lvl w:ilvl="4" w:tplc="08160019" w:tentative="1">
+      <w:start w:val="1"/>
+      <w:numFmt w:val="lowerLetter"/>
+      <w:lvlText w:val="%5."/>
+      <w:lvlJc w:val="left"/>
+      <w:pPr>
+        <w:ind w:left="3600" w:hanging="360"/>
+      </w:pPr>
+    </w:lvl>
+    <w:lvl w:ilvl="5" w:tplc="0816001B" w:tentative="1">
+      <w:start w:val="1"/>
+      <w:numFmt w:val="lowerRoman"/>
+      <w:lvlText w:val="%6."/>
+      <w:lvlJc w:val="right"/>
+      <w:pPr>
+        <w:ind w:left="4320" w:hanging="180"/>
+      </w:pPr>
+    </w:lvl>
+    <w:lvl w:ilvl="6" w:tplc="0816000F" w:tentative="1">
+      <w:start w:val="1"/>
+      <w:numFmt w:val="decimal"/>
+      <w:lvlText w:val="%7."/>
+      <w:lvlJc w:val="left"/>
+      <w:pPr>
+        <w:ind w:left="5040" w:hanging="360"/>
+      </w:pPr>
+    </w:lvl>
+    <w:lvl w:ilvl="7" w:tplc="08160019" w:tentative="1">
+      <w:start w:val="1"/>
+      <w:numFmt w:val="lowerLetter"/>
+      <w:lvlText w:val="%8."/>
+      <w:lvlJc w:val="left"/>
+      <w:pPr>
+        <w:ind w:left="5760" w:hanging="360"/>
+      </w:pPr>
+    </w:lvl>
+    <w:lvl w:ilvl="8" w:tplc="0816001B" w:tentative="1">
+      <w:start w:val="1"/>
+      <w:numFmt w:val="lowerRoman"/>
+      <w:lvlText w:val="%9."/>
+      <w:lvlJc w:val="right"/>
+      <w:pPr>
+        <w:ind w:left="6480" w:hanging="180"/>
+      </w:pPr>
+    </w:lvl>
+  </w:abstractNum>
   <w:num w:numId="1" w16cid:durableId="1716544833">
+    <w:abstractNumId w:val="2"/>
+  </w:num>
+  <w:num w:numId="2" w16cid:durableId="1638413066">
+    <w:abstractNumId w:val="4"/>
+  </w:num>
+  <w:num w:numId="3" w16cid:durableId="215556012">
+    <w:abstractNumId w:val="3"/>
+  </w:num>
+  <w:num w:numId="4" w16cid:durableId="1208571232">
+    <w:abstractNumId w:val="5"/>
+  </w:num>
+  <w:num w:numId="5" w16cid:durableId="1346591075">
+    <w:abstractNumId w:val="11"/>
+  </w:num>
+  <w:num w:numId="6" w16cid:durableId="2140030866">
+    <w:abstractNumId w:val="1"/>
+  </w:num>
+  <w:num w:numId="7" w16cid:durableId="361132598">
+    <w:abstractNumId w:val="10"/>
+  </w:num>
+  <w:num w:numId="8" w16cid:durableId="1147478457">
     <w:abstractNumId w:val="0"/>
   </w:num>
-  <w:num w:numId="2" w16cid:durableId="1638413066">
-    <w:abstractNumId w:val="2"/>
+  <w:num w:numId="9" w16cid:durableId="735708991">
+    <w:abstractNumId w:val="7"/>
   </w:num>
-  <w:num w:numId="3" w16cid:durableId="215556012">
-    <w:abstractNumId w:val="1"/>
+  <w:num w:numId="10" w16cid:durableId="1409184924">
+    <w:abstractNumId w:val="6"/>
+  </w:num>
+  <w:num w:numId="11" w16cid:durableId="647713228">
+    <w:abstractNumId w:val="9"/>
+  </w:num>
+  <w:num w:numId="12" w16cid:durableId="1153137528">
+    <w:abstractNumId w:val="8"/>
   </w:num>
 </w:numbering>
 </file>
@@ -2291,15 +3162,14 @@
   <w:style w:type="paragraph" w:default="1" w:styleId="Normal">
     <w:name w:val="Normal"/>
     <w:qFormat/>
-    <w:rsid w:val="0038334B"/>
+    <w:rsid w:val="006A6658"/>
     <w:pPr>
       <w:spacing w:after="274" w:line="259" w:lineRule="auto"/>
       <w:ind w:left="10" w:right="559" w:hanging="10"/>
     </w:pPr>
     <w:rPr>
-      <w:rFonts w:ascii="Century Gothic" w:eastAsia="Century Gothic" w:hAnsi="Century Gothic" w:cs="Century Gothic"/>
+      <w:rFonts w:ascii="Times New Roman" w:eastAsia="Century Gothic" w:hAnsi="Times New Roman" w:cs="Century Gothic"/>
       <w:color w:val="000000"/>
-      <w:sz w:val="22"/>
       <w:lang w:eastAsia="pt-PT"/>
     </w:rPr>
   </w:style>
@@ -2398,7 +3268,6 @@
       <w:i/>
       <w:iCs/>
       <w:color w:val="2F5496" w:themeColor="accent1" w:themeShade="BF"/>
-      <w:sz w:val="24"/>
       <w:lang w:eastAsia="en-US"/>
     </w:rPr>
   </w:style>
@@ -2422,7 +3291,6 @@
     <w:rPr>
       <w:rFonts w:asciiTheme="minorHAnsi" w:eastAsiaTheme="majorEastAsia" w:hAnsiTheme="minorHAnsi" w:cstheme="majorBidi"/>
       <w:color w:val="2F5496" w:themeColor="accent1" w:themeShade="BF"/>
-      <w:sz w:val="24"/>
       <w:lang w:eastAsia="en-US"/>
     </w:rPr>
   </w:style>
@@ -2448,7 +3316,6 @@
       <w:i/>
       <w:iCs/>
       <w:color w:val="595959" w:themeColor="text1" w:themeTint="A6"/>
-      <w:sz w:val="24"/>
       <w:lang w:eastAsia="en-US"/>
     </w:rPr>
   </w:style>
@@ -2472,7 +3339,6 @@
     <w:rPr>
       <w:rFonts w:asciiTheme="minorHAnsi" w:eastAsiaTheme="majorEastAsia" w:hAnsiTheme="minorHAnsi" w:cstheme="majorBidi"/>
       <w:color w:val="595959" w:themeColor="text1" w:themeTint="A6"/>
-      <w:sz w:val="24"/>
       <w:lang w:eastAsia="en-US"/>
     </w:rPr>
   </w:style>
@@ -2498,7 +3364,6 @@
       <w:i/>
       <w:iCs/>
       <w:color w:val="272727" w:themeColor="text1" w:themeTint="D8"/>
-      <w:sz w:val="24"/>
       <w:lang w:eastAsia="en-US"/>
     </w:rPr>
   </w:style>
@@ -2522,14 +3387,12 @@
     <w:rPr>
       <w:rFonts w:asciiTheme="minorHAnsi" w:eastAsiaTheme="majorEastAsia" w:hAnsiTheme="minorHAnsi" w:cstheme="majorBidi"/>
       <w:color w:val="272727" w:themeColor="text1" w:themeTint="D8"/>
-      <w:sz w:val="24"/>
       <w:lang w:eastAsia="en-US"/>
     </w:rPr>
   </w:style>
   <w:style w:type="character" w:default="1" w:styleId="Tipodeletrapredefinidodopargrafo">
     <w:name w:val="Default Paragraph Font"/>
     <w:uiPriority w:val="1"/>
-    <w:semiHidden/>
     <w:unhideWhenUsed/>
   </w:style>
   <w:style w:type="table" w:default="1" w:styleId="Tabelanormal">
@@ -2765,7 +3628,6 @@
       <w:i/>
       <w:iCs/>
       <w:color w:val="404040" w:themeColor="text1" w:themeTint="BF"/>
-      <w:sz w:val="24"/>
       <w:lang w:eastAsia="en-US"/>
     </w:rPr>
   </w:style>
@@ -2795,7 +3657,6 @@
     <w:rPr>
       <w:rFonts w:asciiTheme="minorHAnsi" w:eastAsiaTheme="minorHAnsi" w:hAnsiTheme="minorHAnsi" w:cstheme="minorBidi"/>
       <w:color w:val="auto"/>
-      <w:sz w:val="24"/>
       <w:lang w:eastAsia="en-US"/>
     </w:rPr>
   </w:style>
@@ -2833,7 +3694,6 @@
       <w:i/>
       <w:iCs/>
       <w:color w:val="2F5496" w:themeColor="accent1" w:themeShade="BF"/>
-      <w:sz w:val="24"/>
       <w:lang w:eastAsia="en-US"/>
     </w:rPr>
   </w:style>
@@ -2881,7 +3741,6 @@
     <w:rPr>
       <w:rFonts w:asciiTheme="minorHAnsi" w:eastAsiaTheme="minorHAnsi" w:hAnsiTheme="minorHAnsi" w:cstheme="minorBidi"/>
       <w:color w:val="auto"/>
-      <w:sz w:val="24"/>
       <w:lang w:eastAsia="en-US"/>
     </w:rPr>
   </w:style>
@@ -2910,7 +3769,6 @@
     <w:rPr>
       <w:rFonts w:asciiTheme="minorHAnsi" w:eastAsiaTheme="minorHAnsi" w:hAnsiTheme="minorHAnsi" w:cstheme="minorBidi"/>
       <w:color w:val="auto"/>
-      <w:sz w:val="24"/>
       <w:lang w:eastAsia="en-US"/>
     </w:rPr>
   </w:style>
@@ -2932,10 +3790,9 @@
       <w:ind w:left="0" w:right="0" w:firstLine="0"/>
     </w:pPr>
     <w:rPr>
-      <w:rFonts w:ascii="Times New Roman" w:eastAsia="Times New Roman" w:hAnsi="Times New Roman" w:cs="Times New Roman"/>
+      <w:rFonts w:eastAsia="Times New Roman" w:cs="Times New Roman"/>
       <w:color w:val="auto"/>
       <w:kern w:val="0"/>
-      <w:sz w:val="24"/>
       <w14:ligatures w14:val="none"/>
     </w:rPr>
   </w:style>
@@ -2965,15 +3822,14 @@
     <w:name w:val="No Spacing"/>
     <w:uiPriority w:val="1"/>
     <w:qFormat/>
-    <w:rsid w:val="00FF3883"/>
+    <w:rsid w:val="006A6658"/>
     <w:pPr>
       <w:spacing w:after="0" w:line="240" w:lineRule="auto"/>
       <w:ind w:left="10" w:right="559" w:hanging="10"/>
     </w:pPr>
     <w:rPr>
-      <w:rFonts w:ascii="Century Gothic" w:eastAsia="Century Gothic" w:hAnsi="Century Gothic" w:cs="Century Gothic"/>
+      <w:rFonts w:ascii="Times New Roman" w:eastAsia="Century Gothic" w:hAnsi="Times New Roman" w:cs="Century Gothic"/>
       <w:color w:val="000000"/>
-      <w:sz w:val="22"/>
       <w:lang w:eastAsia="pt-PT"/>
     </w:rPr>
   </w:style>
@@ -3273,4 +4129,16 @@
     </a:ext>
   </a:extLst>
 </a:theme>
+</file>
+
+<file path=customXml/item1.xml><?xml version="1.0" encoding="utf-8"?>
+<b:Sources xmlns:b="http://schemas.openxmlformats.org/officeDocument/2006/bibliography" xmlns="http://schemas.openxmlformats.org/officeDocument/2006/bibliography" SelectedStyle="\APASixthEditionOfficeOnline.xsl" StyleName="APA" Version="6"/>
+</file>
+
+<file path=customXml/itemProps1.xml><?xml version="1.0" encoding="utf-8"?>
+<ds:datastoreItem xmlns:ds="http://schemas.openxmlformats.org/officeDocument/2006/customXml" ds:itemID="{5252302F-CDD1-47E6-BBEB-CAA0B70C34A2}">
+  <ds:schemaRefs>
+    <ds:schemaRef ds:uri="http://schemas.openxmlformats.org/officeDocument/2006/bibliography"/>
+  </ds:schemaRefs>
+</ds:datastoreItem>
 </file>
--- a/01_instalacao/documentos_instalacao/Instalação de postgresql.docx
+++ b/01_instalacao/documentos_instalacao/Instalação de postgresql.docx
@@ -51,15 +51,344 @@
     <w:p>
       <w:pPr>
         <w:pStyle w:val="SemEspaamento"/>
-        <w:numPr>
-          <w:ilvl w:val="0"/>
-          <w:numId w:val="8"/>
-        </w:numPr>
-        <w:rPr>
-          <w:b/>
-          <w:szCs w:val="28"/>
-        </w:rPr>
-      </w:pPr>
+        <w:rPr>
+          <w:b/>
+          <w:bCs/>
+          <w:noProof/>
+        </w:rPr>
+      </w:pPr>
+      <w:r>
+        <w:rPr>
+          <w:b/>
+          <w:bCs/>
+          <w:noProof/>
+        </w:rPr>
+        <w:t>Sempre antes de fazer qualquer instalação devemos verificar os requisitos de Hardware e software</w:t>
+      </w:r>
+    </w:p>
+    <w:p>
+      <w:pPr>
+        <w:pStyle w:val="SemEspaamento"/>
+        <w:rPr>
+          <w:noProof/>
+        </w:rPr>
+      </w:pPr>
+    </w:p>
+    <w:p>
+      <w:pPr>
+        <w:pStyle w:val="SemEspaamento"/>
+        <w:rPr>
+          <w:b/>
+          <w:bCs/>
+          <w:noProof/>
+        </w:rPr>
+      </w:pPr>
+      <w:r>
+        <w:rPr>
+          <w:b/>
+          <w:bCs/>
+          <w:noProof/>
+        </w:rPr>
+        <w:t>Requisitos de Hardware:</w:t>
+      </w:r>
+    </w:p>
+    <w:p>
+      <w:pPr>
+        <w:pStyle w:val="SemEspaamento"/>
+        <w:rPr>
+          <w:noProof/>
+        </w:rPr>
+      </w:pPr>
+      <w:r>
+        <w:rPr>
+          <w:noProof/>
+        </w:rPr>
+        <w:t>Processador i5 / Ryzen 5</w:t>
+      </w:r>
+      <w:r>
+        <w:rPr>
+          <w:noProof/>
+        </w:rPr>
+        <w:t>;</w:t>
+      </w:r>
+    </w:p>
+    <w:p>
+      <w:pPr>
+        <w:pStyle w:val="SemEspaamento"/>
+        <w:rPr>
+          <w:noProof/>
+        </w:rPr>
+      </w:pPr>
+      <w:r>
+        <w:rPr>
+          <w:noProof/>
+        </w:rPr>
+        <w:t>Memória RAM 4 GB ou superior</w:t>
+      </w:r>
+      <w:r>
+        <w:rPr>
+          <w:noProof/>
+        </w:rPr>
+        <w:t>;</w:t>
+      </w:r>
+    </w:p>
+    <w:p>
+      <w:pPr>
+        <w:pStyle w:val="SemEspaamento"/>
+        <w:rPr>
+          <w:noProof/>
+        </w:rPr>
+      </w:pPr>
+      <w:r>
+        <w:rPr>
+          <w:noProof/>
+        </w:rPr>
+        <w:t>Espaço em Disco 10 GB ou superior</w:t>
+      </w:r>
+      <w:r>
+        <w:rPr>
+          <w:noProof/>
+        </w:rPr>
+        <w:t>:</w:t>
+      </w:r>
+    </w:p>
+    <w:p>
+      <w:pPr>
+        <w:pStyle w:val="SemEspaamento"/>
+        <w:rPr>
+          <w:noProof/>
+        </w:rPr>
+      </w:pPr>
+      <w:r>
+        <w:rPr>
+          <w:noProof/>
+        </w:rPr>
+        <w:t>Rede Banda larga</w:t>
+      </w:r>
+      <w:r>
+        <w:rPr>
+          <w:noProof/>
+        </w:rPr>
+        <w:t>.</w:t>
+      </w:r>
+    </w:p>
+    <w:p>
+      <w:pPr>
+        <w:pStyle w:val="SemEspaamento"/>
+        <w:rPr>
+          <w:noProof/>
+        </w:rPr>
+      </w:pPr>
+    </w:p>
+    <w:p>
+      <w:pPr>
+        <w:pStyle w:val="SemEspaamento"/>
+        <w:rPr>
+          <w:b/>
+          <w:bCs/>
+          <w:noProof/>
+        </w:rPr>
+      </w:pPr>
+      <w:r>
+        <w:rPr>
+          <w:b/>
+          <w:bCs/>
+          <w:noProof/>
+        </w:rPr>
+        <w:t>Requisitos de Software:</w:t>
+      </w:r>
+    </w:p>
+    <w:p>
+      <w:pPr>
+        <w:pStyle w:val="SemEspaamento"/>
+        <w:rPr>
+          <w:noProof/>
+        </w:rPr>
+      </w:pPr>
+      <w:r>
+        <w:rPr>
+          <w:noProof/>
+        </w:rPr>
+        <w:t>Windows 10 ou Windows 11</w:t>
+      </w:r>
+      <w:r>
+        <w:rPr>
+          <w:noProof/>
+        </w:rPr>
+        <w:t>;</w:t>
+      </w:r>
+    </w:p>
+    <w:p>
+      <w:pPr>
+        <w:pStyle w:val="SemEspaamento"/>
+        <w:rPr>
+          <w:noProof/>
+        </w:rPr>
+      </w:pPr>
+      <w:r>
+        <w:rPr>
+          <w:noProof/>
+        </w:rPr>
+        <w:t>Conta com privilégios de Administrador</w:t>
+      </w:r>
+      <w:r>
+        <w:rPr>
+          <w:noProof/>
+        </w:rPr>
+        <w:t>;</w:t>
+      </w:r>
+    </w:p>
+    <w:p>
+      <w:pPr>
+        <w:pStyle w:val="SemEspaamento"/>
+        <w:rPr>
+          <w:noProof/>
+        </w:rPr>
+      </w:pPr>
+      <w:r>
+        <w:rPr>
+          <w:noProof/>
+        </w:rPr>
+        <w:t>Ligação à Internet</w:t>
+      </w:r>
+      <w:r>
+        <w:rPr>
+          <w:noProof/>
+        </w:rPr>
+        <w:t>;</w:t>
+      </w:r>
+    </w:p>
+    <w:p>
+      <w:pPr>
+        <w:pStyle w:val="SemEspaamento"/>
+        <w:rPr>
+          <w:noProof/>
+        </w:rPr>
+      </w:pPr>
+      <w:r>
+        <w:rPr>
+          <w:noProof/>
+        </w:rPr>
+        <w:t>Navegador Web</w:t>
+      </w:r>
+      <w:r>
+        <w:rPr>
+          <w:noProof/>
+        </w:rPr>
+        <w:t>.</w:t>
+      </w:r>
+    </w:p>
+    <w:p>
+      <w:pPr>
+        <w:pStyle w:val="SemEspaamento"/>
+        <w:rPr>
+          <w:noProof/>
+        </w:rPr>
+      </w:pPr>
+    </w:p>
+    <w:p>
+      <w:pPr>
+        <w:rPr>
+          <w:rFonts w:cs="Times New Roman"/>
+          <w:noProof/>
+          <w:szCs w:val="28"/>
+        </w:rPr>
+      </w:pPr>
+      <w:r>
+        <w:rPr>
+          <w:rFonts w:cs="Times New Roman"/>
+          <w:b/>
+          <w:bCs/>
+          <w:noProof/>
+          <w:szCs w:val="28"/>
+        </w:rPr>
+        <w:t xml:space="preserve">Passo 0: </w:t>
+      </w:r>
+      <w:r>
+        <w:rPr>
+          <w:rFonts w:cs="Times New Roman"/>
+          <w:b/>
+          <w:bCs/>
+          <w:noProof/>
+          <w:szCs w:val="28"/>
+        </w:rPr>
+        <w:t>Acede</w:t>
+      </w:r>
+      <w:r>
+        <w:rPr>
+          <w:rFonts w:cs="Times New Roman"/>
+          <w:b/>
+          <w:bCs/>
+          <w:noProof/>
+          <w:szCs w:val="28"/>
+        </w:rPr>
+        <w:t>mos</w:t>
+      </w:r>
+      <w:r>
+        <w:rPr>
+          <w:rFonts w:cs="Times New Roman"/>
+          <w:b/>
+          <w:bCs/>
+          <w:noProof/>
+          <w:szCs w:val="28"/>
+        </w:rPr>
+        <w:t xml:space="preserve"> ao site oficial</w:t>
+      </w:r>
+      <w:r>
+        <w:rPr>
+          <w:rFonts w:cs="Times New Roman"/>
+          <w:b/>
+          <w:bCs/>
+          <w:noProof/>
+          <w:szCs w:val="28"/>
+        </w:rPr>
+        <w:t xml:space="preserve"> do postgresql: </w:t>
+      </w:r>
+      <w:r>
+        <w:rPr>
+          <w:rFonts w:cs="Times New Roman"/>
+          <w:noProof/>
+          <w:szCs w:val="28"/>
+        </w:rPr>
+        <w:t>Onde opteremos o instalador e de preferencia a verção mais recente e mais estavel.</w:t>
+      </w:r>
+      <w:r>
+        <w:rPr>
+          <w:rFonts w:cs="Times New Roman"/>
+          <w:b/>
+          <w:bCs/>
+          <w:noProof/>
+          <w:szCs w:val="28"/>
+        </w:rPr>
+        <w:t xml:space="preserve"> </w:t>
+      </w:r>
+      <w:hyperlink r:id="rId8" w:history="1">
+        <w:r>
+          <w:rPr>
+            <w:rStyle w:val="Hiperligao"/>
+            <w:rFonts w:cs="Times New Roman"/>
+            <w:noProof/>
+            <w:szCs w:val="28"/>
+          </w:rPr>
+          <w:t>https://www.postgresql.org/download/windows/</w:t>
+        </w:r>
+      </w:hyperlink>
+    </w:p>
+    <w:p>
+      <w:pPr>
+        <w:pStyle w:val="SemEspaamento"/>
+        <w:rPr>
+          <w:b/>
+          <w:szCs w:val="28"/>
+        </w:rPr>
+      </w:pPr>
+      <w:r>
+        <w:rPr>
+          <w:b/>
+          <w:szCs w:val="28"/>
+        </w:rPr>
+        <w:t xml:space="preserve">1º Passo: </w:t>
+      </w:r>
       <w:r>
         <w:rPr>
           <w:b/>
@@ -130,7 +459,7 @@
                     <pic:cNvPicPr/>
                   </pic:nvPicPr>
                   <pic:blipFill>
-                    <a:blip r:embed="rId8">
+                    <a:blip r:embed="rId9">
                       <a:extLst>
                         <a:ext uri="{28A0092B-C50C-407E-A947-70E740481C1C}">
                           <a14:useLocalDpi xmlns:a14="http://schemas.microsoft.com/office/drawing/2010/main" val="0"/>
@@ -160,11 +489,21 @@
     <w:p>
       <w:pPr>
         <w:pStyle w:val="SemEspaamento"/>
-        <w:numPr>
-          <w:ilvl w:val="0"/>
-          <w:numId w:val="8"/>
-        </w:numPr>
-      </w:pPr>
+      </w:pPr>
+      <w:r>
+        <w:rPr>
+          <w:b/>
+          <w:bCs/>
+        </w:rPr>
+        <w:t xml:space="preserve">2º </w:t>
+      </w:r>
+      <w:r>
+        <w:rPr>
+          <w:b/>
+          <w:szCs w:val="28"/>
+        </w:rPr>
+        <w:t xml:space="preserve">Passo: </w:t>
+      </w:r>
       <w:r>
         <w:rPr>
           <w:b/>
@@ -218,7 +557,7 @@
                     <pic:cNvPicPr/>
                   </pic:nvPicPr>
                   <pic:blipFill>
-                    <a:blip r:embed="rId9">
+                    <a:blip r:embed="rId10">
                       <a:extLst>
                         <a:ext uri="{28A0092B-C50C-407E-A947-70E740481C1C}">
                           <a14:useLocalDpi xmlns:a14="http://schemas.microsoft.com/office/drawing/2010/main" val="0"/>
@@ -247,186 +586,115 @@
     </w:p>
     <w:p>
       <w:pPr>
+        <w:ind w:left="0" w:firstLine="0"/>
+        <w:rPr>
+          <w:rFonts w:cs="Times New Roman"/>
+          <w:b/>
+          <w:szCs w:val="28"/>
+        </w:rPr>
+      </w:pPr>
+    </w:p>
+    <w:p>
+      <w:pPr>
         <w:pStyle w:val="SemEspaamento"/>
-        <w:numPr>
-          <w:ilvl w:val="0"/>
-          <w:numId w:val="8"/>
-        </w:numPr>
-      </w:pPr>
-      <w:r>
-        <w:rPr>
-          <w:b/>
-          <w:bCs/>
-        </w:rPr>
-        <w:t>Selecionar o diretório de dados:</w:t>
+      </w:pPr>
+      <w:r>
+        <w:rPr>
+          <w:b/>
+          <w:bCs/>
+        </w:rPr>
+        <w:lastRenderedPageBreak/>
+        <w:t xml:space="preserve">3º </w:t>
+      </w:r>
+      <w:r>
+        <w:rPr>
+          <w:b/>
+          <w:szCs w:val="28"/>
+        </w:rPr>
+        <w:t xml:space="preserve">Passo: </w:t>
+      </w:r>
+      <w:r>
+        <w:rPr>
+          <w:b/>
+          <w:bCs/>
+        </w:rPr>
+        <w:t>Instalar os componentes:</w:t>
       </w:r>
       <w:r>
         <w:t xml:space="preserve"> </w:t>
       </w:r>
       <w:r>
-        <w:t>C:\Program Files\PostgreSQL\1</w:t>
-      </w:r>
-      <w:r>
-        <w:t>8</w:t>
-      </w:r>
-      <w:r>
-        <w:t>\data</w:t>
-      </w:r>
-    </w:p>
-    <w:p>
-      <w:pPr>
-        <w:rPr>
-          <w:rFonts w:cs="Times New Roman"/>
-          <w:b/>
-          <w:szCs w:val="28"/>
-        </w:rPr>
-      </w:pPr>
-      <w:r>
-        <w:rPr>
-          <w:rFonts w:cs="Times New Roman"/>
-          <w:b/>
-          <w:noProof/>
-          <w:szCs w:val="28"/>
-        </w:rPr>
-        <w:drawing>
-          <wp:inline distT="0" distB="0" distL="0" distR="0" wp14:anchorId="73136315" wp14:editId="26AFCE2B">
-            <wp:extent cx="5400040" cy="2411730"/>
-            <wp:effectExtent l="0" t="0" r="0" b="7620"/>
-            <wp:docPr id="2028032441" name="Imagem 5"/>
-            <wp:cNvGraphicFramePr>
-              <a:graphicFrameLocks xmlns:a="http://schemas.openxmlformats.org/drawingml/2006/main" noChangeAspect="1"/>
-            </wp:cNvGraphicFramePr>
-            <a:graphic xmlns:a="http://schemas.openxmlformats.org/drawingml/2006/main">
-              <a:graphicData uri="http://schemas.openxmlformats.org/drawingml/2006/picture">
-                <pic:pic xmlns:pic="http://schemas.openxmlformats.org/drawingml/2006/picture">
-                  <pic:nvPicPr>
-                    <pic:cNvPr id="2028032441" name="Imagem 2028032441"/>
-                    <pic:cNvPicPr/>
-                  </pic:nvPicPr>
-                  <pic:blipFill>
-                    <a:blip r:embed="rId10">
-                      <a:extLst>
-                        <a:ext uri="{28A0092B-C50C-407E-A947-70E740481C1C}">
-                          <a14:useLocalDpi xmlns:a14="http://schemas.microsoft.com/office/drawing/2010/main" val="0"/>
-                        </a:ext>
-                      </a:extLst>
-                    </a:blip>
-                    <a:stretch>
-                      <a:fillRect/>
-                    </a:stretch>
-                  </pic:blipFill>
-                  <pic:spPr>
-                    <a:xfrm>
-                      <a:off x="0" y="0"/>
-                      <a:ext cx="5400040" cy="2411730"/>
-                    </a:xfrm>
-                    <a:prstGeom prst="rect">
-                      <a:avLst/>
-                    </a:prstGeom>
-                  </pic:spPr>
-                </pic:pic>
-              </a:graphicData>
-            </a:graphic>
-          </wp:inline>
-        </w:drawing>
-      </w:r>
-    </w:p>
-    <w:p>
-      <w:pPr>
-        <w:ind w:left="0" w:firstLine="0"/>
-        <w:rPr>
-          <w:rFonts w:cs="Times New Roman"/>
-          <w:b/>
-          <w:szCs w:val="28"/>
-        </w:rPr>
-      </w:pPr>
+        <w:rPr>
+          <w:rFonts w:ascii="Segoe UI Symbol" w:hAnsi="Segoe UI Symbol" w:cs="Segoe UI Symbol"/>
+        </w:rPr>
+        <w:t>✓</w:t>
+      </w:r>
+      <w:r>
+        <w:t xml:space="preserve"> PostgreSQL Server</w:t>
+      </w:r>
+      <w:r>
+        <w:t xml:space="preserve">; </w:t>
+      </w:r>
+      <w:r>
+        <w:rPr>
+          <w:rFonts w:ascii="Segoe UI Symbol" w:hAnsi="Segoe UI Symbol" w:cs="Segoe UI Symbol"/>
+        </w:rPr>
+        <w:t>✓</w:t>
+      </w:r>
+      <w:r>
+        <w:t xml:space="preserve"> pgAdmin 4</w:t>
+      </w:r>
+      <w:r>
+        <w:t>;</w:t>
+      </w:r>
+      <w:r>
+        <w:t xml:space="preserve"> </w:t>
+      </w:r>
+      <w:r>
+        <w:rPr>
+          <w:rFonts w:ascii="Segoe UI Symbol" w:hAnsi="Segoe UI Symbol" w:cs="Segoe UI Symbol"/>
+        </w:rPr>
+        <w:t>✓</w:t>
+      </w:r>
+      <w:r>
+        <w:t xml:space="preserve"> Stack Builder</w:t>
+      </w:r>
+      <w:r>
+        <w:t xml:space="preserve">; </w:t>
+      </w:r>
+      <w:r>
+        <w:rPr>
+          <w:rFonts w:ascii="Segoe UI Symbol" w:hAnsi="Segoe UI Symbol" w:cs="Segoe UI Symbol"/>
+        </w:rPr>
+        <w:t>✓</w:t>
+      </w:r>
+      <w:r>
+        <w:t xml:space="preserve"> Command Line Tools</w:t>
+      </w:r>
+      <w:r>
+        <w:t>.</w:t>
+      </w:r>
     </w:p>
     <w:p>
       <w:pPr>
         <w:pStyle w:val="SemEspaamento"/>
-        <w:numPr>
-          <w:ilvl w:val="0"/>
-          <w:numId w:val="8"/>
-        </w:numPr>
-      </w:pPr>
-      <w:r>
-        <w:rPr>
-          <w:b/>
-          <w:bCs/>
-        </w:rPr>
-        <w:t>Instalar os componentes:</w:t>
-      </w:r>
-      <w:r>
-        <w:t xml:space="preserve"> </w:t>
-      </w:r>
-      <w:r>
-        <w:rPr>
-          <w:rFonts w:ascii="Segoe UI Symbol" w:hAnsi="Segoe UI Symbol" w:cs="Segoe UI Symbol"/>
-        </w:rPr>
-        <w:t>✓</w:t>
-      </w:r>
-      <w:r>
-        <w:t xml:space="preserve"> PostgreSQL Server</w:t>
-      </w:r>
-      <w:r>
-        <w:t xml:space="preserve">; </w:t>
-      </w:r>
-      <w:r>
-        <w:rPr>
-          <w:rFonts w:ascii="Segoe UI Symbol" w:hAnsi="Segoe UI Symbol" w:cs="Segoe UI Symbol"/>
-        </w:rPr>
-        <w:t>✓</w:t>
-      </w:r>
-      <w:r>
-        <w:t xml:space="preserve"> pgAdmin 4</w:t>
-      </w:r>
-      <w:r>
-        <w:t>;</w:t>
-      </w:r>
-      <w:r>
-        <w:t xml:space="preserve"> </w:t>
-      </w:r>
-      <w:r>
-        <w:rPr>
-          <w:rFonts w:ascii="Segoe UI Symbol" w:hAnsi="Segoe UI Symbol" w:cs="Segoe UI Symbol"/>
-        </w:rPr>
-        <w:t>✓</w:t>
-      </w:r>
-      <w:r>
-        <w:t xml:space="preserve"> Stack Builder</w:t>
-      </w:r>
-      <w:r>
-        <w:t xml:space="preserve">; </w:t>
-      </w:r>
-      <w:r>
-        <w:rPr>
-          <w:rFonts w:ascii="Segoe UI Symbol" w:hAnsi="Segoe UI Symbol" w:cs="Segoe UI Symbol"/>
-        </w:rPr>
-        <w:t>✓</w:t>
-      </w:r>
-      <w:r>
-        <w:t xml:space="preserve"> Command Line Tools</w:t>
-      </w:r>
-      <w:r>
-        <w:t>.</w:t>
-      </w:r>
-    </w:p>
-    <w:p>
-      <w:pPr>
-        <w:rPr>
-          <w:rFonts w:cs="Times New Roman"/>
-          <w:b/>
-          <w:szCs w:val="28"/>
-        </w:rPr>
-      </w:pPr>
-      <w:r>
-        <w:rPr>
-          <w:rFonts w:cs="Times New Roman"/>
-          <w:b/>
-          <w:noProof/>
-          <w:szCs w:val="28"/>
-        </w:rPr>
-        <w:lastRenderedPageBreak/>
+      </w:pPr>
+    </w:p>
+    <w:p>
+      <w:pPr>
+        <w:rPr>
+          <w:rFonts w:cs="Times New Roman"/>
+          <w:b/>
+          <w:szCs w:val="28"/>
+        </w:rPr>
+      </w:pPr>
+      <w:r>
+        <w:rPr>
+          <w:rFonts w:cs="Times New Roman"/>
+          <w:b/>
+          <w:noProof/>
+          <w:szCs w:val="28"/>
+        </w:rPr>
         <w:drawing>
           <wp:inline distT="0" distB="0" distL="0" distR="0" wp14:anchorId="3DA76643" wp14:editId="174259E3">
             <wp:extent cx="5400040" cy="2313305"/>
@@ -473,38 +741,6 @@
     <w:p>
       <w:pPr>
         <w:pStyle w:val="SemEspaamento"/>
-        <w:numPr>
-          <w:ilvl w:val="0"/>
-          <w:numId w:val="8"/>
-        </w:numPr>
-      </w:pPr>
-      <w:r>
-        <w:rPr>
-          <w:rFonts w:cs="Times New Roman"/>
-          <w:b/>
-          <w:szCs w:val="28"/>
-        </w:rPr>
-        <w:t>Resumo da pré-instalação</w:t>
-      </w:r>
-      <w:r>
-        <w:rPr>
-          <w:rFonts w:cs="Times New Roman"/>
-          <w:b/>
-          <w:szCs w:val="28"/>
-        </w:rPr>
-        <w:t xml:space="preserve">. </w:t>
-      </w:r>
-      <w:r>
-        <w:t>Onde podemos confirmar as escolhas feitas anteriores antes de realmente fazer a instalação.</w:t>
-      </w:r>
-    </w:p>
-    <w:p>
-      <w:pPr>
-        <w:rPr>
-          <w:rFonts w:cs="Times New Roman"/>
-          <w:b/>
-          <w:szCs w:val="28"/>
-        </w:rPr>
       </w:pPr>
       <w:r>
         <w:rPr>
@@ -514,10 +750,18 @@
           <w:szCs w:val="28"/>
         </w:rPr>
         <w:drawing>
-          <wp:inline distT="0" distB="0" distL="0" distR="0" wp14:anchorId="5744E01F" wp14:editId="3BB79009">
-            <wp:extent cx="5234940" cy="3043238"/>
-            <wp:effectExtent l="0" t="0" r="3810" b="5080"/>
-            <wp:docPr id="233191699" name="Imagem 9"/>
+          <wp:anchor distT="0" distB="0" distL="114300" distR="114300" simplePos="0" relativeHeight="251658240" behindDoc="1" locked="0" layoutInCell="1" allowOverlap="1" wp14:anchorId="6FBA799C" wp14:editId="334D4F7F">
+            <wp:simplePos x="0" y="0"/>
+            <wp:positionH relativeFrom="margin">
+              <wp:align>left</wp:align>
+            </wp:positionH>
+            <wp:positionV relativeFrom="paragraph">
+              <wp:posOffset>271145</wp:posOffset>
+            </wp:positionV>
+            <wp:extent cx="5181600" cy="2033905"/>
+            <wp:effectExtent l="0" t="0" r="0" b="4445"/>
+            <wp:wrapTopAndBottom/>
+            <wp:docPr id="2028032441" name="Imagem 5"/>
             <wp:cNvGraphicFramePr>
               <a:graphicFrameLocks xmlns:a="http://schemas.openxmlformats.org/drawingml/2006/main" noChangeAspect="1"/>
             </wp:cNvGraphicFramePr>
@@ -525,7 +769,7 @@
               <a:graphicData uri="http://schemas.openxmlformats.org/drawingml/2006/picture">
                 <pic:pic xmlns:pic="http://schemas.openxmlformats.org/drawingml/2006/picture">
                   <pic:nvPicPr>
-                    <pic:cNvPr id="233191699" name="Imagem 233191699"/>
+                    <pic:cNvPr id="2028032441" name="Imagem 2028032441"/>
                     <pic:cNvPicPr/>
                   </pic:nvPicPr>
                   <pic:blipFill rotWithShape="1">
@@ -536,7 +780,7 @@
                         </a:ext>
                       </a:extLst>
                     </a:blip>
-                    <a:srcRect l="364" t="344" r="-364" b="26511"/>
+                    <a:srcRect l="1270" r="2775" b="15664"/>
                     <a:stretch>
                       <a:fillRect/>
                     </a:stretch>
@@ -544,7 +788,128 @@
                   <pic:spPr bwMode="auto">
                     <a:xfrm>
                       <a:off x="0" y="0"/>
-                      <a:ext cx="5235394" cy="3043502"/>
+                      <a:ext cx="5181600" cy="2033905"/>
+                    </a:xfrm>
+                    <a:prstGeom prst="rect">
+                      <a:avLst/>
+                    </a:prstGeom>
+                    <a:ln>
+                      <a:noFill/>
+                    </a:ln>
+                    <a:extLst>
+                      <a:ext uri="{53640926-AAD7-44D8-BBD7-CCE9431645EC}">
+                        <a14:shadowObscured xmlns:a14="http://schemas.microsoft.com/office/drawing/2010/main"/>
+                      </a:ext>
+                    </a:extLst>
+                  </pic:spPr>
+                </pic:pic>
+              </a:graphicData>
+            </a:graphic>
+            <wp14:sizeRelH relativeFrom="margin">
+              <wp14:pctWidth>0</wp14:pctWidth>
+            </wp14:sizeRelH>
+            <wp14:sizeRelV relativeFrom="margin">
+              <wp14:pctHeight>0</wp14:pctHeight>
+            </wp14:sizeRelV>
+          </wp:anchor>
+        </w:drawing>
+      </w:r>
+      <w:r>
+        <w:rPr>
+          <w:b/>
+          <w:bCs/>
+        </w:rPr>
+        <w:t xml:space="preserve">4º </w:t>
+      </w:r>
+      <w:r>
+        <w:rPr>
+          <w:b/>
+          <w:szCs w:val="28"/>
+        </w:rPr>
+        <w:t xml:space="preserve">Passo: </w:t>
+      </w:r>
+      <w:r>
+        <w:rPr>
+          <w:b/>
+          <w:bCs/>
+        </w:rPr>
+        <w:t>Selecionar o diretório de dados:</w:t>
+      </w:r>
+      <w:r>
+        <w:t xml:space="preserve"> C:\Program Files\PostgreSQL\18\data</w:t>
+      </w:r>
+    </w:p>
+    <w:p>
+      <w:pPr>
+        <w:pStyle w:val="SemEspaamento"/>
+      </w:pPr>
+    </w:p>
+    <w:p>
+      <w:pPr>
+        <w:pStyle w:val="SemEspaamento"/>
+      </w:pPr>
+      <w:r>
+        <w:rPr>
+          <w:b/>
+        </w:rPr>
+        <w:t xml:space="preserve">5º Passo: Definindo uma palavra passe forte: </w:t>
+      </w:r>
+      <w:r>
+        <w:t>Para usar ao iniciar seção com o utilizador postgres.</w:t>
+      </w:r>
+    </w:p>
+    <w:p>
+      <w:pPr>
+        <w:pStyle w:val="SemEspaamento"/>
+      </w:pPr>
+    </w:p>
+    <w:p>
+      <w:pPr>
+        <w:rPr>
+          <w:rFonts w:cs="Times New Roman"/>
+          <w:b/>
+          <w:szCs w:val="28"/>
+        </w:rPr>
+      </w:pPr>
+      <w:r>
+        <w:rPr>
+          <w:rFonts w:cs="Times New Roman"/>
+          <w:b/>
+          <w:noProof/>
+          <w:szCs w:val="28"/>
+        </w:rPr>
+        <w:drawing>
+          <wp:inline distT="0" distB="0" distL="0" distR="0" wp14:anchorId="3D57D4BA" wp14:editId="30F06927">
+            <wp:extent cx="5276850" cy="2133600"/>
+            <wp:effectExtent l="0" t="0" r="0" b="0"/>
+            <wp:docPr id="326368014" name="Imagem 1"/>
+            <wp:cNvGraphicFramePr>
+              <a:graphicFrameLocks xmlns:a="http://schemas.openxmlformats.org/drawingml/2006/main" noChangeAspect="1"/>
+            </wp:cNvGraphicFramePr>
+            <a:graphic xmlns:a="http://schemas.openxmlformats.org/drawingml/2006/main">
+              <a:graphicData uri="http://schemas.openxmlformats.org/drawingml/2006/picture">
+                <pic:pic xmlns:pic="http://schemas.openxmlformats.org/drawingml/2006/picture">
+                  <pic:nvPicPr>
+                    <pic:cNvPr id="326368014" name="Imagem 326368014"/>
+                    <pic:cNvPicPr/>
+                  </pic:nvPicPr>
+                  <pic:blipFill rotWithShape="1">
+                    <a:blip r:embed="rId13">
+                      <a:extLst>
+                        <a:ext uri="{28A0092B-C50C-407E-A947-70E740481C1C}">
+                          <a14:useLocalDpi xmlns:a14="http://schemas.microsoft.com/office/drawing/2010/main" val="0"/>
+                        </a:ext>
+                      </a:extLst>
+                    </a:blip>
+                    <a:srcRect b="47541"/>
+                    <a:stretch>
+                      <a:fillRect/>
+                    </a:stretch>
+                  </pic:blipFill>
+                  <pic:spPr bwMode="auto">
+                    <a:xfrm>
+                      <a:off x="0" y="0"/>
+                      <a:ext cx="5277587" cy="2133898"/>
                     </a:xfrm>
                     <a:prstGeom prst="rect">
                       <a:avLst/>
@@ -567,55 +932,32 @@
     </w:p>
     <w:p>
       <w:pPr>
-        <w:jc w:val="center"/>
-        <w:rPr>
-          <w:rFonts w:cs="Times New Roman"/>
-          <w:b/>
-          <w:szCs w:val="28"/>
-        </w:rPr>
-      </w:pPr>
-      <w:r>
-        <w:rPr>
-          <w:rFonts w:cs="Times New Roman"/>
-          <w:b/>
-          <w:szCs w:val="28"/>
-        </w:rPr>
-        <w:t>Parte II</w:t>
-      </w:r>
-    </w:p>
-    <w:p>
-      <w:pPr>
         <w:pStyle w:val="SemEspaamento"/>
-        <w:numPr>
-          <w:ilvl w:val="0"/>
-          <w:numId w:val="8"/>
-        </w:numPr>
-        <w:rPr>
-          <w:b/>
-        </w:rPr>
-      </w:pPr>
-      <w:r>
-        <w:rPr>
-          <w:b/>
-        </w:rPr>
-        <w:t>Stack Builder para complementar o PostgreSQL.</w:t>
-      </w:r>
-    </w:p>
-    <w:p>
-      <w:pPr>
-        <w:pStyle w:val="SemEspaamento"/>
-      </w:pPr>
-      <w:r>
-        <w:t>Na tela inicial, escolh</w:t>
-      </w:r>
-      <w:r>
-        <w:t xml:space="preserve">emos </w:t>
-      </w:r>
-      <w:r>
-        <w:t xml:space="preserve">a instância do PostgreSQL que </w:t>
-      </w:r>
-      <w:r>
-        <w:t xml:space="preserve">escolhemos durante a instalação: </w:t>
+        <w:rPr>
+          <w:rFonts w:cs="Times New Roman"/>
+          <w:b/>
+          <w:noProof/>
+          <w:szCs w:val="28"/>
+        </w:rPr>
+      </w:pPr>
+      <w:r>
+        <w:rPr>
+          <w:rFonts w:cs="Times New Roman"/>
+          <w:b/>
+          <w:szCs w:val="28"/>
+        </w:rPr>
+        <w:lastRenderedPageBreak/>
+        <w:t xml:space="preserve">6º Passo: </w:t>
+      </w:r>
+      <w:r>
+        <w:rPr>
+          <w:b/>
+          <w:bCs/>
+        </w:rPr>
+        <w:t xml:space="preserve">Alteração da porta padrão mo medida de Hardening: </w:t>
+      </w:r>
+      <w:r>
+        <w:t xml:space="preserve">Que era como padrão 5432 e depois da alteração ficou direcionada para </w:t>
       </w:r>
       <w:r>
         <w:rPr>
@@ -623,41 +965,106 @@
           <w:i w:val="0"/>
           <w:iCs w:val="0"/>
         </w:rPr>
-        <w:t>PostgreSQL 18 (x64) on port 5432</w:t>
+        <w:t>5</w:t>
+      </w:r>
+      <w:r>
+        <w:rPr>
+          <w:rStyle w:val="nfase"/>
+          <w:i w:val="0"/>
+          <w:iCs w:val="0"/>
+        </w:rPr>
+        <w:t>0484</w:t>
       </w:r>
       <w:r>
         <w:t>.</w:t>
       </w:r>
+      <w:r>
+        <w:rPr>
+          <w:rFonts w:cs="Times New Roman"/>
+          <w:b/>
+          <w:noProof/>
+          <w:szCs w:val="28"/>
+        </w:rPr>
+        <w:t xml:space="preserve"> </w:t>
+      </w:r>
     </w:p>
     <w:p>
       <w:pPr>
         <w:pStyle w:val="SemEspaamento"/>
-      </w:pPr>
-      <w:r>
-        <w:t>Vem com a porta pré-definida para 5432.</w:t>
-      </w:r>
-    </w:p>
-    <w:p>
-      <w:pPr>
-        <w:rPr>
-          <w:rFonts w:cs="Times New Roman"/>
-          <w:b/>
-          <w:szCs w:val="28"/>
-        </w:rPr>
-      </w:pPr>
-      <w:r>
-        <w:rPr>
-          <w:rFonts w:cs="Times New Roman"/>
-          <w:b/>
-          <w:noProof/>
-          <w:szCs w:val="28"/>
-        </w:rPr>
-        <w:lastRenderedPageBreak/>
+        <w:rPr>
+          <w:rFonts w:cs="Times New Roman"/>
+          <w:b/>
+          <w:noProof/>
+          <w:szCs w:val="28"/>
+        </w:rPr>
+      </w:pPr>
+    </w:p>
+    <w:p>
+      <w:pPr>
+        <w:pStyle w:val="SemEspaamento"/>
+        <w:rPr>
+          <w:rFonts w:cs="Times New Roman"/>
+          <w:b/>
+          <w:noProof/>
+          <w:szCs w:val="28"/>
+        </w:rPr>
+      </w:pPr>
+      <w:r>
+        <w:rPr>
+          <w:rFonts w:cs="Times New Roman"/>
+          <w:b/>
+          <w:noProof/>
+          <w:szCs w:val="28"/>
+        </w:rPr>
+        <w:t xml:space="preserve">Passo 6.1 </w:t>
+      </w:r>
+      <w:r>
+        <w:rPr>
+          <w:rFonts w:cs="Times New Roman"/>
+          <w:b/>
+          <w:noProof/>
+          <w:szCs w:val="28"/>
+        </w:rPr>
+        <w:t>–</w:t>
+      </w:r>
+      <w:r>
+        <w:rPr>
+          <w:rFonts w:cs="Times New Roman"/>
+          <w:b/>
+          <w:noProof/>
+          <w:szCs w:val="28"/>
+        </w:rPr>
+        <w:t xml:space="preserve"> Antes</w:t>
+      </w:r>
+      <w:r>
+        <w:rPr>
+          <w:rFonts w:cs="Times New Roman"/>
+          <w:b/>
+          <w:noProof/>
+          <w:szCs w:val="28"/>
+        </w:rPr>
+        <w:t xml:space="preserve">: </w:t>
+      </w:r>
+      <w:r>
+        <w:t>5432</w:t>
+      </w:r>
+    </w:p>
+    <w:p>
+      <w:pPr>
+        <w:pStyle w:val="SemEspaamento"/>
+      </w:pPr>
+      <w:r>
+        <w:rPr>
+          <w:rFonts w:cs="Times New Roman"/>
+          <w:b/>
+          <w:noProof/>
+          <w:szCs w:val="28"/>
+        </w:rPr>
         <w:drawing>
-          <wp:inline distT="0" distB="0" distL="0" distR="0" wp14:anchorId="1FB95508" wp14:editId="70C05DE0">
-            <wp:extent cx="5403272" cy="3618490"/>
-            <wp:effectExtent l="0" t="0" r="6985" b="1270"/>
-            <wp:docPr id="1776762663" name="Imagem 10"/>
+          <wp:inline distT="0" distB="0" distL="0" distR="0" wp14:anchorId="69B82EAF" wp14:editId="59E3DCF8">
+            <wp:extent cx="5323840" cy="1893043"/>
+            <wp:effectExtent l="0" t="0" r="0" b="0"/>
+            <wp:docPr id="1365422648" name="Imagem 2"/>
             <wp:cNvGraphicFramePr>
               <a:graphicFrameLocks xmlns:a="http://schemas.openxmlformats.org/drawingml/2006/main" noChangeAspect="1"/>
             </wp:cNvGraphicFramePr>
@@ -665,11 +1072,929 @@
               <a:graphicData uri="http://schemas.openxmlformats.org/drawingml/2006/picture">
                 <pic:pic xmlns:pic="http://schemas.openxmlformats.org/drawingml/2006/picture">
                   <pic:nvPicPr>
-                    <pic:cNvPr id="1776762663" name="Imagem 1776762663"/>
+                    <pic:cNvPr id="1365422648" name="Imagem 1365422648"/>
+                    <pic:cNvPicPr/>
+                  </pic:nvPicPr>
+                  <pic:blipFill rotWithShape="1">
+                    <a:blip r:embed="rId14">
+                      <a:extLst>
+                        <a:ext uri="{28A0092B-C50C-407E-A947-70E740481C1C}">
+                          <a14:useLocalDpi xmlns:a14="http://schemas.microsoft.com/office/drawing/2010/main" val="0"/>
+                        </a:ext>
+                      </a:extLst>
+                    </a:blip>
+                    <a:srcRect t="1552" b="52858"/>
+                    <a:stretch>
+                      <a:fillRect/>
+                    </a:stretch>
+                  </pic:blipFill>
+                  <pic:spPr bwMode="auto">
+                    <a:xfrm>
+                      <a:off x="0" y="0"/>
+                      <a:ext cx="5325218" cy="1893533"/>
+                    </a:xfrm>
+                    <a:prstGeom prst="rect">
+                      <a:avLst/>
+                    </a:prstGeom>
+                    <a:ln>
+                      <a:noFill/>
+                    </a:ln>
+                    <a:extLst>
+                      <a:ext uri="{53640926-AAD7-44D8-BBD7-CCE9431645EC}">
+                        <a14:shadowObscured xmlns:a14="http://schemas.microsoft.com/office/drawing/2010/main"/>
+                      </a:ext>
+                    </a:extLst>
+                  </pic:spPr>
+                </pic:pic>
+              </a:graphicData>
+            </a:graphic>
+          </wp:inline>
+        </w:drawing>
+      </w:r>
+    </w:p>
+    <w:p>
+      <w:pPr>
+        <w:rPr>
+          <w:rFonts w:cs="Times New Roman"/>
+          <w:b/>
+          <w:szCs w:val="28"/>
+        </w:rPr>
+      </w:pPr>
+    </w:p>
+    <w:p>
+      <w:pPr>
+        <w:pStyle w:val="SemEspaamento"/>
+        <w:rPr>
+          <w:rFonts w:cs="Times New Roman"/>
+          <w:b/>
+          <w:szCs w:val="28"/>
+        </w:rPr>
+      </w:pPr>
+      <w:r>
+        <w:rPr>
+          <w:rFonts w:cs="Times New Roman"/>
+          <w:b/>
+          <w:noProof/>
+          <w:szCs w:val="28"/>
+        </w:rPr>
+        <w:t xml:space="preserve">Passo 6.1 </w:t>
+      </w:r>
+      <w:r>
+        <w:rPr>
+          <w:rFonts w:cs="Times New Roman"/>
+          <w:b/>
+          <w:noProof/>
+          <w:szCs w:val="28"/>
+        </w:rPr>
+        <w:t>–</w:t>
+      </w:r>
+      <w:r>
+        <w:rPr>
+          <w:rFonts w:cs="Times New Roman"/>
+          <w:b/>
+          <w:noProof/>
+          <w:szCs w:val="28"/>
+        </w:rPr>
+        <w:t xml:space="preserve"> Depois</w:t>
+      </w:r>
+      <w:r>
+        <w:rPr>
+          <w:rFonts w:cs="Times New Roman"/>
+          <w:b/>
+          <w:noProof/>
+          <w:szCs w:val="28"/>
+        </w:rPr>
+        <w:t>: 50484</w:t>
+      </w:r>
+    </w:p>
+    <w:p>
+      <w:pPr>
+        <w:rPr>
+          <w:b/>
+          <w:szCs w:val="28"/>
+        </w:rPr>
+      </w:pPr>
+      <w:r>
+        <w:rPr>
+          <w:rFonts w:cs="Times New Roman"/>
+          <w:b/>
+          <w:noProof/>
+          <w:szCs w:val="28"/>
+        </w:rPr>
+        <w:drawing>
+          <wp:inline distT="0" distB="0" distL="0" distR="0" wp14:anchorId="309FAD69" wp14:editId="53C9AB76">
+            <wp:extent cx="5257800" cy="2426677"/>
+            <wp:effectExtent l="0" t="0" r="0" b="0"/>
+            <wp:docPr id="1089075423" name="Imagem 3"/>
+            <wp:cNvGraphicFramePr>
+              <a:graphicFrameLocks xmlns:a="http://schemas.openxmlformats.org/drawingml/2006/main" noChangeAspect="1"/>
+            </wp:cNvGraphicFramePr>
+            <a:graphic xmlns:a="http://schemas.openxmlformats.org/drawingml/2006/main">
+              <a:graphicData uri="http://schemas.openxmlformats.org/drawingml/2006/picture">
+                <pic:pic xmlns:pic="http://schemas.openxmlformats.org/drawingml/2006/picture">
+                  <pic:nvPicPr>
+                    <pic:cNvPr id="1089075423" name="Imagem 1089075423"/>
+                    <pic:cNvPicPr/>
+                  </pic:nvPicPr>
+                  <pic:blipFill rotWithShape="1">
+                    <a:blip r:embed="rId15">
+                      <a:extLst>
+                        <a:ext uri="{28A0092B-C50C-407E-A947-70E740481C1C}">
+                          <a14:useLocalDpi xmlns:a14="http://schemas.microsoft.com/office/drawing/2010/main" val="0"/>
+                        </a:ext>
+                      </a:extLst>
+                    </a:blip>
+                    <a:srcRect b="40889"/>
+                    <a:stretch>
+                      <a:fillRect/>
+                    </a:stretch>
+                  </pic:blipFill>
+                  <pic:spPr bwMode="auto">
+                    <a:xfrm>
+                      <a:off x="0" y="0"/>
+                      <a:ext cx="5258534" cy="2427016"/>
+                    </a:xfrm>
+                    <a:prstGeom prst="rect">
+                      <a:avLst/>
+                    </a:prstGeom>
+                    <a:ln>
+                      <a:noFill/>
+                    </a:ln>
+                    <a:extLst>
+                      <a:ext uri="{53640926-AAD7-44D8-BBD7-CCE9431645EC}">
+                        <a14:shadowObscured xmlns:a14="http://schemas.microsoft.com/office/drawing/2010/main"/>
+                      </a:ext>
+                    </a:extLst>
+                  </pic:spPr>
+                </pic:pic>
+              </a:graphicData>
+            </a:graphic>
+          </wp:inline>
+        </w:drawing>
+      </w:r>
+    </w:p>
+    <w:p>
+      <w:pPr>
+        <w:rPr>
+          <w:bCs/>
+          <w:szCs w:val="28"/>
+        </w:rPr>
+      </w:pPr>
+      <w:r>
+        <w:rPr>
+          <w:b/>
+          <w:szCs w:val="28"/>
+        </w:rPr>
+        <w:t xml:space="preserve">7º Passo: Escolha do Local: </w:t>
+      </w:r>
+      <w:r>
+        <w:rPr>
+          <w:bCs/>
+          <w:szCs w:val="28"/>
+        </w:rPr>
+        <w:t>Pode</w:t>
+      </w:r>
+      <w:r>
+        <w:rPr>
+          <w:bCs/>
+          <w:szCs w:val="28"/>
+        </w:rPr>
+        <w:t>mos simplesmente deixar como padão.</w:t>
+      </w:r>
+    </w:p>
+    <w:p>
+      <w:pPr>
+        <w:pStyle w:val="SemEspaamento"/>
+      </w:pPr>
+      <w:r>
+        <w:rPr>
+          <w:noProof/>
+        </w:rPr>
+        <w:drawing>
+          <wp:inline distT="0" distB="0" distL="0" distR="0" wp14:anchorId="6AC602CD" wp14:editId="29CA3C06">
+            <wp:extent cx="5248275" cy="2233246"/>
+            <wp:effectExtent l="0" t="0" r="0" b="0"/>
+            <wp:docPr id="1216733317" name="Imagem 4"/>
+            <wp:cNvGraphicFramePr>
+              <a:graphicFrameLocks xmlns:a="http://schemas.openxmlformats.org/drawingml/2006/main" noChangeAspect="1"/>
+            </wp:cNvGraphicFramePr>
+            <a:graphic xmlns:a="http://schemas.openxmlformats.org/drawingml/2006/main">
+              <a:graphicData uri="http://schemas.openxmlformats.org/drawingml/2006/picture">
+                <pic:pic xmlns:pic="http://schemas.openxmlformats.org/drawingml/2006/picture">
+                  <pic:nvPicPr>
+                    <pic:cNvPr id="1216733317" name="Imagem 1216733317"/>
+                    <pic:cNvPicPr/>
+                  </pic:nvPicPr>
+                  <pic:blipFill rotWithShape="1">
+                    <a:blip r:embed="rId16">
+                      <a:extLst>
+                        <a:ext uri="{28A0092B-C50C-407E-A947-70E740481C1C}">
+                          <a14:useLocalDpi xmlns:a14="http://schemas.microsoft.com/office/drawing/2010/main" val="0"/>
+                        </a:ext>
+                      </a:extLst>
+                    </a:blip>
+                    <a:srcRect b="46592"/>
+                    <a:stretch>
+                      <a:fillRect/>
+                    </a:stretch>
+                  </pic:blipFill>
+                  <pic:spPr bwMode="auto">
+                    <a:xfrm>
+                      <a:off x="0" y="0"/>
+                      <a:ext cx="5249008" cy="2233558"/>
+                    </a:xfrm>
+                    <a:prstGeom prst="rect">
+                      <a:avLst/>
+                    </a:prstGeom>
+                    <a:ln>
+                      <a:noFill/>
+                    </a:ln>
+                    <a:extLst>
+                      <a:ext uri="{53640926-AAD7-44D8-BBD7-CCE9431645EC}">
+                        <a14:shadowObscured xmlns:a14="http://schemas.microsoft.com/office/drawing/2010/main"/>
+                      </a:ext>
+                    </a:extLst>
+                  </pic:spPr>
+                </pic:pic>
+              </a:graphicData>
+            </a:graphic>
+          </wp:inline>
+        </w:drawing>
+      </w:r>
+    </w:p>
+    <w:p>
+      <w:pPr>
+        <w:pStyle w:val="SemEspaamento"/>
+        <w:rPr>
+          <w:rFonts w:cs="Times New Roman"/>
+          <w:b/>
+          <w:szCs w:val="28"/>
+        </w:rPr>
+      </w:pPr>
+    </w:p>
+    <w:p>
+      <w:pPr>
+        <w:pStyle w:val="SemEspaamento"/>
+      </w:pPr>
+      <w:r>
+        <w:rPr>
+          <w:rFonts w:cs="Times New Roman"/>
+          <w:b/>
+          <w:szCs w:val="28"/>
+        </w:rPr>
+        <w:lastRenderedPageBreak/>
+        <w:t xml:space="preserve">8º Passo: </w:t>
+      </w:r>
+      <w:r>
+        <w:rPr>
+          <w:rFonts w:cs="Times New Roman"/>
+          <w:b/>
+          <w:szCs w:val="28"/>
+        </w:rPr>
+        <w:t>Resumo da pré-instalação</w:t>
+      </w:r>
+      <w:r>
+        <w:rPr>
+          <w:rFonts w:cs="Times New Roman"/>
+          <w:b/>
+          <w:szCs w:val="28"/>
+        </w:rPr>
+        <w:t xml:space="preserve">. </w:t>
+      </w:r>
+      <w:r>
+        <w:t>Onde podemos confirmar as escolhas feitas anteriores antes de realmente fazer a instalação.</w:t>
+      </w:r>
+      <w:r>
+        <w:rPr>
+          <w:rFonts w:cs="Times New Roman"/>
+          <w:b/>
+          <w:noProof/>
+          <w:szCs w:val="28"/>
+        </w:rPr>
+        <w:t xml:space="preserve"> </w:t>
+      </w:r>
+      <w:r>
+        <w:rPr>
+          <w:rFonts w:cs="Times New Roman"/>
+          <w:b/>
+          <w:noProof/>
+          <w:szCs w:val="28"/>
+        </w:rPr>
+        <w:drawing>
+          <wp:inline distT="0" distB="0" distL="0" distR="0" wp14:anchorId="6C0BC181" wp14:editId="1A0B511A">
+            <wp:extent cx="5374614" cy="2689958"/>
+            <wp:effectExtent l="0" t="0" r="0" b="0"/>
+            <wp:docPr id="223236472" name="Imagem 5"/>
+            <wp:cNvGraphicFramePr>
+              <a:graphicFrameLocks xmlns:a="http://schemas.openxmlformats.org/drawingml/2006/main" noChangeAspect="1"/>
+            </wp:cNvGraphicFramePr>
+            <a:graphic xmlns:a="http://schemas.openxmlformats.org/drawingml/2006/main">
+              <a:graphicData uri="http://schemas.openxmlformats.org/drawingml/2006/picture">
+                <pic:pic xmlns:pic="http://schemas.openxmlformats.org/drawingml/2006/picture">
+                  <pic:nvPicPr>
+                    <pic:cNvPr id="223236472" name="Imagem 223236472"/>
+                    <pic:cNvPicPr/>
+                  </pic:nvPicPr>
+                  <pic:blipFill rotWithShape="1">
+                    <a:blip r:embed="rId17">
+                      <a:extLst>
+                        <a:ext uri="{28A0092B-C50C-407E-A947-70E740481C1C}">
+                          <a14:useLocalDpi xmlns:a14="http://schemas.microsoft.com/office/drawing/2010/main" val="0"/>
+                        </a:ext>
+                      </a:extLst>
+                    </a:blip>
+                    <a:srcRect t="2150" b="33918"/>
+                    <a:stretch>
+                      <a:fillRect/>
+                    </a:stretch>
+                  </pic:blipFill>
+                  <pic:spPr bwMode="auto">
+                    <a:xfrm>
+                      <a:off x="0" y="0"/>
+                      <a:ext cx="5392901" cy="2699110"/>
+                    </a:xfrm>
+                    <a:prstGeom prst="rect">
+                      <a:avLst/>
+                    </a:prstGeom>
+                    <a:ln>
+                      <a:noFill/>
+                    </a:ln>
+                    <a:extLst>
+                      <a:ext uri="{53640926-AAD7-44D8-BBD7-CCE9431645EC}">
+                        <a14:shadowObscured xmlns:a14="http://schemas.microsoft.com/office/drawing/2010/main"/>
+                      </a:ext>
+                    </a:extLst>
+                  </pic:spPr>
+                </pic:pic>
+              </a:graphicData>
+            </a:graphic>
+          </wp:inline>
+        </w:drawing>
+      </w:r>
+    </w:p>
+    <w:p>
+      <w:pPr>
+        <w:rPr>
+          <w:rFonts w:cs="Times New Roman"/>
+          <w:b/>
+          <w:szCs w:val="28"/>
+        </w:rPr>
+      </w:pPr>
+      <w:r>
+        <w:rPr>
+          <w:rFonts w:cs="Times New Roman"/>
+          <w:b/>
+          <w:szCs w:val="28"/>
+        </w:rPr>
+        <w:t xml:space="preserve"> </w:t>
+      </w:r>
+    </w:p>
+    <w:p>
+      <w:pPr>
+        <w:pStyle w:val="SemEspaamento"/>
+        <w:rPr>
+          <w:b/>
+          <w:bCs/>
+        </w:rPr>
+      </w:pPr>
+      <w:r>
+        <w:rPr>
+          <w:b/>
+          <w:bCs/>
+        </w:rPr>
+        <w:t xml:space="preserve">9º Passo: </w:t>
+      </w:r>
+      <w:r>
+        <w:rPr>
+          <w:b/>
+          <w:bCs/>
+        </w:rPr>
+        <w:t>Aguardar a instalação</w:t>
+      </w:r>
+      <w:r>
+        <w:rPr>
+          <w:b/>
+          <w:bCs/>
+        </w:rPr>
+        <w:t>.</w:t>
+      </w:r>
+    </w:p>
+    <w:p>
+      <w:pPr>
+        <w:pStyle w:val="SemEspaamento"/>
+      </w:pPr>
+    </w:p>
+    <w:p>
+      <w:pPr>
+        <w:rPr>
+          <w:rFonts w:cs="Times New Roman"/>
+          <w:b/>
+          <w:szCs w:val="28"/>
+        </w:rPr>
+      </w:pPr>
+      <w:r>
+        <w:rPr>
+          <w:rFonts w:cs="Times New Roman"/>
+          <w:b/>
+          <w:noProof/>
+          <w:szCs w:val="28"/>
+        </w:rPr>
+        <w:drawing>
+          <wp:inline distT="0" distB="0" distL="0" distR="0" wp14:anchorId="656F1084" wp14:editId="138071FF">
+            <wp:extent cx="5200070" cy="2329542"/>
+            <wp:effectExtent l="0" t="0" r="635" b="0"/>
+            <wp:docPr id="955483910" name="Imagem 6"/>
+            <wp:cNvGraphicFramePr>
+              <a:graphicFrameLocks xmlns:a="http://schemas.openxmlformats.org/drawingml/2006/main" noChangeAspect="1"/>
+            </wp:cNvGraphicFramePr>
+            <a:graphic xmlns:a="http://schemas.openxmlformats.org/drawingml/2006/main">
+              <a:graphicData uri="http://schemas.openxmlformats.org/drawingml/2006/picture">
+                <pic:pic xmlns:pic="http://schemas.openxmlformats.org/drawingml/2006/picture">
+                  <pic:nvPicPr>
+                    <pic:cNvPr id="955483910" name="Imagem 955483910"/>
+                    <pic:cNvPicPr/>
+                  </pic:nvPicPr>
+                  <pic:blipFill rotWithShape="1">
+                    <a:blip r:embed="rId18">
+                      <a:extLst>
+                        <a:ext uri="{28A0092B-C50C-407E-A947-70E740481C1C}">
+                          <a14:useLocalDpi xmlns:a14="http://schemas.microsoft.com/office/drawing/2010/main" val="0"/>
+                        </a:ext>
+                      </a:extLst>
+                    </a:blip>
+                    <a:srcRect t="533" b="42451"/>
+                    <a:stretch>
+                      <a:fillRect/>
+                    </a:stretch>
+                  </pic:blipFill>
+                  <pic:spPr bwMode="auto">
+                    <a:xfrm>
+                      <a:off x="0" y="0"/>
+                      <a:ext cx="5201376" cy="2330127"/>
+                    </a:xfrm>
+                    <a:prstGeom prst="rect">
+                      <a:avLst/>
+                    </a:prstGeom>
+                    <a:ln>
+                      <a:noFill/>
+                    </a:ln>
+                    <a:extLst>
+                      <a:ext uri="{53640926-AAD7-44D8-BBD7-CCE9431645EC}">
+                        <a14:shadowObscured xmlns:a14="http://schemas.microsoft.com/office/drawing/2010/main"/>
+                      </a:ext>
+                    </a:extLst>
+                  </pic:spPr>
+                </pic:pic>
+              </a:graphicData>
+            </a:graphic>
+          </wp:inline>
+        </w:drawing>
+      </w:r>
+    </w:p>
+    <w:p>
+      <w:pPr>
+        <w:rPr>
+          <w:rFonts w:cs="Times New Roman"/>
+          <w:b/>
+          <w:szCs w:val="28"/>
+        </w:rPr>
+      </w:pPr>
+    </w:p>
+    <w:p>
+      <w:pPr>
+        <w:jc w:val="center"/>
+        <w:rPr>
+          <w:rFonts w:cs="Times New Roman"/>
+          <w:b/>
+          <w:szCs w:val="28"/>
+        </w:rPr>
+      </w:pPr>
+      <w:r>
+        <w:rPr>
+          <w:rFonts w:cs="Times New Roman"/>
+          <w:b/>
+          <w:szCs w:val="28"/>
+        </w:rPr>
+        <w:t>Parte II</w:t>
+      </w:r>
+    </w:p>
+    <w:p>
+      <w:pPr>
+        <w:pStyle w:val="SemEspaamento"/>
+      </w:pPr>
+      <w:r>
+        <w:rPr>
+          <w:b/>
+        </w:rPr>
+        <w:t xml:space="preserve">1º Passo: </w:t>
+      </w:r>
+      <w:r>
+        <w:rPr>
+          <w:b/>
+        </w:rPr>
+        <w:t>Stack Builder para complementar o PostgreSQL.</w:t>
+      </w:r>
+      <w:r>
+        <w:rPr>
+          <w:b/>
+        </w:rPr>
+        <w:t xml:space="preserve"> </w:t>
+      </w:r>
+      <w:r>
+        <w:rPr>
+          <w:bCs/>
+        </w:rPr>
+        <w:t xml:space="preserve">Escolhemos </w:t>
+      </w:r>
+      <w:r>
+        <w:rPr>
+          <w:bCs/>
+        </w:rPr>
+        <w:t xml:space="preserve">o </w:t>
+      </w:r>
+      <w:r>
+        <w:rPr>
+          <w:rStyle w:val="nfase"/>
+          <w:i w:val="0"/>
+          <w:iCs w:val="0"/>
+        </w:rPr>
+        <w:t>PostgreSQL 18 (x64) on port 5</w:t>
+      </w:r>
+      <w:r>
+        <w:rPr>
+          <w:rStyle w:val="nfase"/>
+          <w:i w:val="0"/>
+          <w:iCs w:val="0"/>
+        </w:rPr>
+        <w:t>0484</w:t>
+      </w:r>
+      <w:r>
+        <w:t>.</w:t>
+      </w:r>
+    </w:p>
+    <w:p>
+      <w:pPr>
+        <w:pStyle w:val="SemEspaamento"/>
+      </w:pPr>
+    </w:p>
+    <w:p>
+      <w:pPr>
+        <w:pStyle w:val="SemEspaamento"/>
+      </w:pPr>
+      <w:r>
+        <w:rPr>
+          <w:noProof/>
+        </w:rPr>
+        <w:lastRenderedPageBreak/>
+        <w:drawing>
+          <wp:inline distT="0" distB="0" distL="0" distR="0" wp14:anchorId="1970A112" wp14:editId="1B51B22D">
+            <wp:extent cx="5730782" cy="2267927"/>
+            <wp:effectExtent l="0" t="0" r="3810" b="0"/>
+            <wp:docPr id="688961445" name="Imagem 7"/>
+            <wp:cNvGraphicFramePr>
+              <a:graphicFrameLocks xmlns:a="http://schemas.openxmlformats.org/drawingml/2006/main" noChangeAspect="1"/>
+            </wp:cNvGraphicFramePr>
+            <a:graphic xmlns:a="http://schemas.openxmlformats.org/drawingml/2006/main">
+              <a:graphicData uri="http://schemas.openxmlformats.org/drawingml/2006/picture">
+                <pic:pic xmlns:pic="http://schemas.openxmlformats.org/drawingml/2006/picture">
+                  <pic:nvPicPr>
+                    <pic:cNvPr id="688961445" name="Imagem 688961445"/>
+                    <pic:cNvPicPr/>
+                  </pic:nvPicPr>
+                  <pic:blipFill rotWithShape="1">
+                    <a:blip r:embed="rId19">
+                      <a:extLst>
+                        <a:ext uri="{28A0092B-C50C-407E-A947-70E740481C1C}">
+                          <a14:useLocalDpi xmlns:a14="http://schemas.microsoft.com/office/drawing/2010/main" val="0"/>
+                        </a:ext>
+                      </a:extLst>
+                    </a:blip>
+                    <a:srcRect t="1423" b="26951"/>
+                    <a:stretch>
+                      <a:fillRect/>
+                    </a:stretch>
+                  </pic:blipFill>
+                  <pic:spPr bwMode="auto">
+                    <a:xfrm>
+                      <a:off x="0" y="0"/>
+                      <a:ext cx="5859786" cy="2318980"/>
+                    </a:xfrm>
+                    <a:prstGeom prst="rect">
+                      <a:avLst/>
+                    </a:prstGeom>
+                    <a:ln>
+                      <a:noFill/>
+                    </a:ln>
+                    <a:extLst>
+                      <a:ext uri="{53640926-AAD7-44D8-BBD7-CCE9431645EC}">
+                        <a14:shadowObscured xmlns:a14="http://schemas.microsoft.com/office/drawing/2010/main"/>
+                      </a:ext>
+                    </a:extLst>
+                  </pic:spPr>
+                </pic:pic>
+              </a:graphicData>
+            </a:graphic>
+          </wp:inline>
+        </w:drawing>
+      </w:r>
+    </w:p>
+    <w:p>
+      <w:pPr>
+        <w:pStyle w:val="SemEspaamento"/>
+        <w:rPr>
+          <w:rStyle w:val="Forte"/>
+        </w:rPr>
+      </w:pPr>
+    </w:p>
+    <w:p>
+      <w:pPr>
+        <w:pStyle w:val="SemEspaamento"/>
+      </w:pPr>
+      <w:r>
+        <w:rPr>
+          <w:rStyle w:val="Forte"/>
+        </w:rPr>
+        <w:t xml:space="preserve">2º Passo: </w:t>
+      </w:r>
+      <w:r>
+        <w:rPr>
+          <w:rStyle w:val="Forte"/>
+        </w:rPr>
+        <w:t>Escolh</w:t>
+      </w:r>
+      <w:r>
+        <w:rPr>
+          <w:rStyle w:val="Forte"/>
+        </w:rPr>
+        <w:t>eremos</w:t>
+      </w:r>
+      <w:r>
+        <w:rPr>
+          <w:rStyle w:val="Forte"/>
+        </w:rPr>
+        <w:t xml:space="preserve"> da Lista de Pacotes Disponíveis</w:t>
+      </w:r>
+      <w:r>
+        <w:rPr>
+          <w:rStyle w:val="Forte"/>
+        </w:rPr>
+        <w:t xml:space="preserve"> do </w:t>
+      </w:r>
+      <w:r>
+        <w:rPr>
+          <w:bCs/>
+        </w:rPr>
+        <w:t>Stack Builder</w:t>
+      </w:r>
+      <w:r>
+        <w:rPr>
+          <w:rStyle w:val="Forte"/>
+        </w:rPr>
+        <w:t>.</w:t>
+      </w:r>
+      <w:r>
+        <w:rPr>
+          <w:rStyle w:val="Forte"/>
+        </w:rPr>
+        <w:t xml:space="preserve"> </w:t>
+      </w:r>
+      <w:r>
+        <w:t>Drivers ODBC</w:t>
+      </w:r>
+      <w:r>
+        <w:t>: escolhemos o psqlODBC 64 bit.</w:t>
+      </w:r>
+      <w:r>
+        <w:t xml:space="preserve"> </w:t>
+      </w:r>
+      <w:r>
+        <w:t>Servidor de Base de Dados:</w:t>
+      </w:r>
+      <w:r>
+        <w:t xml:space="preserve"> E</w:t>
+      </w:r>
+      <w:r>
+        <w:t xml:space="preserve">scolhemos a </w:t>
+      </w:r>
+      <w:r>
+        <w:t>última</w:t>
+      </w:r>
+      <w:r>
+        <w:t xml:space="preserve"> versão disponível.</w:t>
+      </w:r>
+    </w:p>
+    <w:p>
+      <w:pPr>
+        <w:pStyle w:val="SemEspaamento"/>
+      </w:pPr>
+      <w:r>
+        <w:rPr>
+          <w:noProof/>
+        </w:rPr>
+        <w:drawing>
+          <wp:inline distT="0" distB="0" distL="0" distR="0" wp14:anchorId="2BBDF379" wp14:editId="1F5A920F">
+            <wp:extent cx="5400040" cy="3159369"/>
+            <wp:effectExtent l="0" t="0" r="0" b="3175"/>
+            <wp:docPr id="481637824" name="Imagem 11"/>
+            <wp:cNvGraphicFramePr>
+              <a:graphicFrameLocks xmlns:a="http://schemas.openxmlformats.org/drawingml/2006/main" noChangeAspect="1"/>
+            </wp:cNvGraphicFramePr>
+            <a:graphic xmlns:a="http://schemas.openxmlformats.org/drawingml/2006/main">
+              <a:graphicData uri="http://schemas.openxmlformats.org/drawingml/2006/picture">
+                <pic:pic xmlns:pic="http://schemas.openxmlformats.org/drawingml/2006/picture">
+                  <pic:nvPicPr>
+                    <pic:cNvPr id="481637824" name="Imagem 481637824"/>
+                    <pic:cNvPicPr/>
+                  </pic:nvPicPr>
+                  <pic:blipFill rotWithShape="1">
+                    <a:blip r:embed="rId20">
+                      <a:extLst>
+                        <a:ext uri="{28A0092B-C50C-407E-A947-70E740481C1C}">
+                          <a14:useLocalDpi xmlns:a14="http://schemas.microsoft.com/office/drawing/2010/main" val="0"/>
+                        </a:ext>
+                      </a:extLst>
+                    </a:blip>
+                    <a:srcRect b="14600"/>
+                    <a:stretch>
+                      <a:fillRect/>
+                    </a:stretch>
+                  </pic:blipFill>
+                  <pic:spPr bwMode="auto">
+                    <a:xfrm>
+                      <a:off x="0" y="0"/>
+                      <a:ext cx="5400040" cy="3159369"/>
+                    </a:xfrm>
+                    <a:prstGeom prst="rect">
+                      <a:avLst/>
+                    </a:prstGeom>
+                    <a:ln>
+                      <a:noFill/>
+                    </a:ln>
+                    <a:extLst>
+                      <a:ext uri="{53640926-AAD7-44D8-BBD7-CCE9431645EC}">
+                        <a14:shadowObscured xmlns:a14="http://schemas.microsoft.com/office/drawing/2010/main"/>
+                      </a:ext>
+                    </a:extLst>
+                  </pic:spPr>
+                </pic:pic>
+              </a:graphicData>
+            </a:graphic>
+          </wp:inline>
+        </w:drawing>
+      </w:r>
+    </w:p>
+    <w:p>
+      <w:pPr>
+        <w:ind w:left="0" w:firstLine="0"/>
+        <w:rPr>
+          <w:rFonts w:cs="Times New Roman"/>
+          <w:b/>
+          <w:szCs w:val="28"/>
+        </w:rPr>
+      </w:pPr>
+    </w:p>
+    <w:p>
+      <w:pPr>
+        <w:ind w:left="0" w:firstLine="0"/>
+        <w:rPr>
+          <w:rFonts w:cs="Times New Roman"/>
+          <w:b/>
+          <w:szCs w:val="28"/>
+        </w:rPr>
+      </w:pPr>
+    </w:p>
+    <w:p>
+      <w:pPr>
+        <w:jc w:val="center"/>
+        <w:rPr>
+          <w:rFonts w:cs="Times New Roman"/>
+          <w:b/>
+          <w:szCs w:val="28"/>
+        </w:rPr>
+      </w:pPr>
+      <w:r>
+        <w:rPr>
+          <w:rFonts w:cs="Times New Roman"/>
+          <w:b/>
+          <w:szCs w:val="28"/>
+        </w:rPr>
+        <w:t>Parte III</w:t>
+      </w:r>
+    </w:p>
+    <w:p>
+      <w:pPr>
+        <w:pStyle w:val="SemEspaamento"/>
+      </w:pPr>
+      <w:r>
+        <w:rPr>
+          <w:b/>
+          <w:bCs/>
+        </w:rPr>
+        <w:t xml:space="preserve">Validar o correto funcionamento do serviço no sistema operativo: </w:t>
+      </w:r>
+      <w:r>
+        <w:t>Windows</w:t>
+      </w:r>
+      <w:r>
+        <w:t>.</w:t>
+      </w:r>
+    </w:p>
+    <w:p>
+      <w:pPr>
+        <w:pStyle w:val="SemEspaamento"/>
+        <w:rPr>
+          <w:bCs/>
+        </w:rPr>
+      </w:pPr>
+      <w:r>
+        <w:t>Cli</w:t>
+      </w:r>
+      <w:r>
+        <w:t>camos</w:t>
+      </w:r>
+      <w:r>
+        <w:t xml:space="preserve"> na barra inferior esquerda (ícone do Windows)</w:t>
+      </w:r>
+      <w:r>
+        <w:t xml:space="preserve"> e depois d</w:t>
+      </w:r>
+      <w:r>
+        <w:t>igit</w:t>
+      </w:r>
+      <w:r>
+        <w:t>amos</w:t>
+      </w:r>
+      <w:r>
+        <w:t xml:space="preserve"> </w:t>
+      </w:r>
+      <w:r>
+        <w:rPr>
+          <w:bCs/>
+        </w:rPr>
+        <w:t>serviços</w:t>
+      </w:r>
+      <w:r>
+        <w:t xml:space="preserve"> na caixa de pesquisa. </w:t>
+      </w:r>
+      <w:r>
+        <w:t xml:space="preserve">E executamos o </w:t>
+      </w:r>
+      <w:r>
+        <w:t>aplicativo</w:t>
+      </w:r>
+      <w:r>
+        <w:rPr>
+          <w:b/>
+          <w:bCs/>
+        </w:rPr>
+        <w:t xml:space="preserve"> </w:t>
+      </w:r>
+      <w:r>
+        <w:rPr>
+          <w:bCs/>
+        </w:rPr>
+        <w:t xml:space="preserve">serviços e na lista </w:t>
+      </w:r>
+      <w:r>
+        <w:rPr>
+          <w:bCs/>
+        </w:rPr>
+        <w:lastRenderedPageBreak/>
+        <w:t>procuramos o nome postgresql.</w:t>
+      </w:r>
+      <w:r>
+        <w:rPr>
+          <w:rFonts w:cs="Times New Roman"/>
+          <w:b/>
+          <w:noProof/>
+          <w:szCs w:val="28"/>
+        </w:rPr>
+        <w:t xml:space="preserve"> </w:t>
+      </w:r>
+      <w:r>
+        <w:rPr>
+          <w:rFonts w:cs="Times New Roman"/>
+          <w:b/>
+          <w:noProof/>
+          <w:szCs w:val="28"/>
+        </w:rPr>
+        <w:drawing>
+          <wp:inline distT="0" distB="0" distL="0" distR="0" wp14:anchorId="2D555DD0" wp14:editId="5DA425EE">
+            <wp:extent cx="5400040" cy="1201420"/>
+            <wp:effectExtent l="0" t="0" r="0" b="0"/>
+            <wp:docPr id="1851424301" name="Imagem 8"/>
+            <wp:cNvGraphicFramePr>
+              <a:graphicFrameLocks xmlns:a="http://schemas.openxmlformats.org/drawingml/2006/main" noChangeAspect="1"/>
+            </wp:cNvGraphicFramePr>
+            <a:graphic xmlns:a="http://schemas.openxmlformats.org/drawingml/2006/main">
+              <a:graphicData uri="http://schemas.openxmlformats.org/drawingml/2006/picture">
+                <pic:pic xmlns:pic="http://schemas.openxmlformats.org/drawingml/2006/picture">
+                  <pic:nvPicPr>
+                    <pic:cNvPr id="1851424301" name="Imagem 1851424301"/>
                     <pic:cNvPicPr/>
                   </pic:nvPicPr>
                   <pic:blipFill>
-                    <a:blip r:embed="rId13">
+                    <a:blip r:embed="rId21" cstate="print">
                       <a:extLst>
                         <a:ext uri="{28A0092B-C50C-407E-A947-70E740481C1C}">
                           <a14:useLocalDpi xmlns:a14="http://schemas.microsoft.com/office/drawing/2010/main" val="0"/>
@@ -683,7 +2008,7 @@
                   <pic:spPr>
                     <a:xfrm>
                       <a:off x="0" y="0"/>
-                      <a:ext cx="5413040" cy="3625031"/>
+                      <a:ext cx="5400040" cy="1201420"/>
                     </a:xfrm>
                     <a:prstGeom prst="rect">
                       <a:avLst/>
@@ -699,230 +2024,99 @@
     <w:p>
       <w:pPr>
         <w:pStyle w:val="SemEspaamento"/>
-        <w:numPr>
-          <w:ilvl w:val="0"/>
-          <w:numId w:val="8"/>
-        </w:numPr>
-      </w:pPr>
-      <w:r>
-        <w:rPr>
-          <w:rStyle w:val="Forte"/>
-        </w:rPr>
-        <w:t>Escolha da Lista de Pacotes Disponíveis</w:t>
-      </w:r>
-      <w:r>
-        <w:rPr>
-          <w:rStyle w:val="Forte"/>
-        </w:rPr>
-        <w:t xml:space="preserve"> do </w:t>
-      </w:r>
-      <w:r>
-        <w:rPr>
-          <w:b/>
-          <w:bCs/>
-        </w:rPr>
-        <w:t>Stack Builder</w:t>
-      </w:r>
-      <w:r>
-        <w:rPr>
-          <w:rStyle w:val="Forte"/>
-        </w:rPr>
-        <w:t>.</w:t>
-      </w:r>
-      <w:r>
-        <w:rPr>
-          <w:rStyle w:val="Forte"/>
-        </w:rPr>
+      </w:pPr>
+    </w:p>
+    <w:p>
+      <w:pPr>
+        <w:rPr>
+          <w:b/>
+          <w:bCs/>
+        </w:rPr>
+      </w:pPr>
+    </w:p>
+    <w:p>
+      <w:pPr>
+        <w:pStyle w:val="SemEspaamento"/>
+        <w:rPr>
+          <w:b/>
+          <w:bCs/>
+        </w:rPr>
+      </w:pPr>
+      <w:r>
+        <w:rPr>
+          <w:b/>
+          <w:bCs/>
+        </w:rPr>
+        <w:t>Pós instalação faremos a primeira execução da base de dados</w:t>
+      </w:r>
+      <w:r>
+        <w:rPr>
+          <w:b/>
+          <w:bCs/>
+        </w:rPr>
+        <w:t xml:space="preserve">. </w:t>
+      </w:r>
+    </w:p>
+    <w:p>
+      <w:pPr>
+        <w:pStyle w:val="SemEspaamento"/>
+      </w:pPr>
+      <w:r>
+        <w:t>Cli</w:t>
+      </w:r>
+      <w:r>
+        <w:t>camos</w:t>
+      </w:r>
+      <w:r>
+        <w:t xml:space="preserve"> na barra inferior esquerda (ícone do Windows)</w:t>
+      </w:r>
+      <w:r>
+        <w:t xml:space="preserve"> e depois d</w:t>
+      </w:r>
+      <w:r>
+        <w:t>igit</w:t>
+      </w:r>
+      <w:r>
+        <w:t>amos</w:t>
+      </w:r>
+      <w:r>
         <w:t xml:space="preserve"> </w:t>
       </w:r>
       <w:r>
-        <w:t>Drivers ODBC</w:t>
-      </w:r>
-      <w:r>
-        <w:t>: escolhemos o psqlODBC 64 bit.</w:t>
-      </w:r>
-      <w:r>
+        <w:rPr>
+          <w:bCs/>
+        </w:rPr>
+        <w:t>pgAdmin</w:t>
+      </w:r>
+      <w:r>
+        <w:t xml:space="preserve"> na caixa de pesquisa. </w:t>
+      </w:r>
+      <w:r>
+        <w:t>E executamos o</w:t>
+      </w:r>
+      <w:r>
+        <w:rPr>
+          <w:b/>
+          <w:bCs/>
+        </w:rPr>
         <w:t xml:space="preserve"> </w:t>
       </w:r>
       <w:r>
-        <w:t xml:space="preserve">Servidor de Base de Dados: escolhemos a </w:t>
-      </w:r>
-      <w:r>
-        <w:t>última</w:t>
-      </w:r>
-      <w:r>
-        <w:t xml:space="preserve"> versão disponível.</w:t>
-      </w:r>
-    </w:p>
-    <w:p>
-      <w:pPr>
-        <w:rPr>
-          <w:rFonts w:cs="Times New Roman"/>
-          <w:b/>
-          <w:szCs w:val="28"/>
-        </w:rPr>
-      </w:pPr>
-      <w:r>
-        <w:rPr>
-          <w:rFonts w:cs="Times New Roman"/>
-          <w:b/>
-          <w:noProof/>
-          <w:szCs w:val="28"/>
-        </w:rPr>
-        <w:drawing>
-          <wp:inline distT="0" distB="0" distL="0" distR="0" wp14:anchorId="2BBDF379" wp14:editId="0187D7B6">
-            <wp:extent cx="5400040" cy="3699510"/>
-            <wp:effectExtent l="0" t="0" r="0" b="0"/>
-            <wp:docPr id="481637824" name="Imagem 11"/>
-            <wp:cNvGraphicFramePr>
-              <a:graphicFrameLocks xmlns:a="http://schemas.openxmlformats.org/drawingml/2006/main" noChangeAspect="1"/>
-            </wp:cNvGraphicFramePr>
-            <a:graphic xmlns:a="http://schemas.openxmlformats.org/drawingml/2006/main">
-              <a:graphicData uri="http://schemas.openxmlformats.org/drawingml/2006/picture">
-                <pic:pic xmlns:pic="http://schemas.openxmlformats.org/drawingml/2006/picture">
-                  <pic:nvPicPr>
-                    <pic:cNvPr id="481637824" name="Imagem 481637824"/>
-                    <pic:cNvPicPr/>
-                  </pic:nvPicPr>
-                  <pic:blipFill>
-                    <a:blip r:embed="rId14">
-                      <a:extLst>
-                        <a:ext uri="{28A0092B-C50C-407E-A947-70E740481C1C}">
-                          <a14:useLocalDpi xmlns:a14="http://schemas.microsoft.com/office/drawing/2010/main" val="0"/>
-                        </a:ext>
-                      </a:extLst>
-                    </a:blip>
-                    <a:stretch>
-                      <a:fillRect/>
-                    </a:stretch>
-                  </pic:blipFill>
-                  <pic:spPr>
-                    <a:xfrm>
-                      <a:off x="0" y="0"/>
-                      <a:ext cx="5400040" cy="3699510"/>
-                    </a:xfrm>
-                    <a:prstGeom prst="rect">
-                      <a:avLst/>
-                    </a:prstGeom>
-                  </pic:spPr>
-                </pic:pic>
-              </a:graphicData>
-            </a:graphic>
-          </wp:inline>
-        </w:drawing>
-      </w:r>
-    </w:p>
-    <w:p>
-      <w:pPr>
-        <w:rPr>
-          <w:rFonts w:cs="Times New Roman"/>
-          <w:b/>
-          <w:szCs w:val="28"/>
-        </w:rPr>
-      </w:pPr>
-    </w:p>
-    <w:p>
-      <w:pPr>
-        <w:jc w:val="center"/>
-        <w:rPr>
-          <w:rFonts w:cs="Times New Roman"/>
-          <w:b/>
-          <w:szCs w:val="28"/>
-        </w:rPr>
-      </w:pPr>
-      <w:r>
-        <w:rPr>
-          <w:rFonts w:cs="Times New Roman"/>
-          <w:b/>
-          <w:szCs w:val="28"/>
-        </w:rPr>
-        <w:lastRenderedPageBreak/>
-        <w:t>Parte III</w:t>
-      </w:r>
-    </w:p>
-    <w:p>
-      <w:pPr>
-        <w:pStyle w:val="SemEspaamento"/>
-        <w:numPr>
-          <w:ilvl w:val="0"/>
-          <w:numId w:val="8"/>
-        </w:numPr>
-        <w:rPr>
-          <w:b/>
-          <w:bCs/>
-        </w:rPr>
-      </w:pPr>
-      <w:r>
-        <w:rPr>
-          <w:b/>
-          <w:bCs/>
-        </w:rPr>
-        <w:t>Pós instalação faremos a primeira execução da base de dados</w:t>
-      </w:r>
-      <w:r>
-        <w:rPr>
-          <w:b/>
-          <w:bCs/>
-        </w:rPr>
-        <w:t xml:space="preserve">. </w:t>
-      </w:r>
-    </w:p>
-    <w:p>
-      <w:pPr>
-        <w:pStyle w:val="SemEspaamento"/>
-      </w:pPr>
-      <w:r>
-        <w:t>Cli</w:t>
-      </w:r>
-      <w:r>
-        <w:t>camos</w:t>
-      </w:r>
-      <w:r>
-        <w:t xml:space="preserve"> na barra inferior esquerda (ícone do Windows)</w:t>
-      </w:r>
-      <w:r>
-        <w:t xml:space="preserve"> e depois d</w:t>
-      </w:r>
-      <w:r>
-        <w:t>igit</w:t>
-      </w:r>
-      <w:r>
-        <w:t>amos</w:t>
-      </w:r>
-      <w:r>
-        <w:t xml:space="preserve"> </w:t>
-      </w:r>
-      <w:r>
-        <w:rPr>
-          <w:bCs/>
-        </w:rPr>
-        <w:t>pgAdmin</w:t>
-      </w:r>
-      <w:r>
-        <w:t xml:space="preserve"> na caixa de pesquisa.</w:t>
-      </w:r>
-      <w:r>
-        <w:t xml:space="preserve"> </w:t>
-      </w:r>
-      <w:r>
-        <w:t>E executamos o</w:t>
-      </w:r>
-      <w:r>
-        <w:rPr>
-          <w:b/>
-          <w:bCs/>
-        </w:rPr>
-        <w:t xml:space="preserve"> </w:t>
-      </w:r>
-      <w:r>
-        <w:rPr>
-          <w:b/>
-          <w:bCs/>
+        <w:rPr>
           <w:i/>
           <w:iCs/>
         </w:rPr>
         <w:t>pgAdmin</w:t>
       </w:r>
+      <w:r>
+        <w:rPr>
+          <w:b/>
+          <w:bCs/>
+          <w:i/>
+          <w:iCs/>
+        </w:rPr>
+        <w:t>.</w:t>
+      </w:r>
     </w:p>
     <w:p>
       <w:pPr>
@@ -941,6 +2135,7 @@
         <w:rPr>
           <w:rFonts w:cs="Times New Roman"/>
           <w:b/>
+          <w:noProof/>
           <w:szCs w:val="28"/>
         </w:rPr>
         <w:drawing>
@@ -959,7 +2154,7 @@
                     <pic:cNvPicPr/>
                   </pic:nvPicPr>
                   <pic:blipFill>
-                    <a:blip r:embed="rId15"/>
+                    <a:blip r:embed="rId22"/>
                     <a:stretch>
                       <a:fillRect/>
                     </a:stretch>
@@ -985,7 +2180,7 @@
         <w:pStyle w:val="SemEspaamento"/>
         <w:numPr>
           <w:ilvl w:val="0"/>
-          <w:numId w:val="8"/>
+          <w:numId w:val="13"/>
         </w:numPr>
         <w:rPr>
           <w:b/>
@@ -1058,6 +2253,7 @@
           <w:noProof/>
           <w:szCs w:val="28"/>
         </w:rPr>
+        <w:lastRenderedPageBreak/>
         <w:drawing>
           <wp:inline distT="0" distB="0" distL="0" distR="0" wp14:anchorId="6910D1C4" wp14:editId="702539DC">
             <wp:extent cx="5400040" cy="2005965"/>
@@ -1074,7 +2270,7 @@
                     <pic:cNvPicPr/>
                   </pic:nvPicPr>
                   <pic:blipFill>
-                    <a:blip r:embed="rId16">
+                    <a:blip r:embed="rId23">
                       <a:extLst>
                         <a:ext uri="{28A0092B-C50C-407E-A947-70E740481C1C}">
                           <a14:useLocalDpi xmlns:a14="http://schemas.microsoft.com/office/drawing/2010/main" val="0"/>
@@ -1106,67 +2302,305 @@
         <w:rPr>
           <w:rFonts w:cs="Times New Roman"/>
           <w:b/>
-          <w:szCs w:val="28"/>
-        </w:rPr>
-      </w:pPr>
-    </w:p>
-    <w:p>
-      <w:pPr>
-        <w:rPr>
-          <w:rFonts w:cs="Times New Roman"/>
-          <w:b/>
-          <w:szCs w:val="28"/>
-        </w:rPr>
-      </w:pPr>
-    </w:p>
-    <w:p>
-      <w:pPr>
-        <w:rPr>
-          <w:rFonts w:cs="Times New Roman"/>
-          <w:b/>
-          <w:szCs w:val="28"/>
-        </w:rPr>
-      </w:pPr>
-    </w:p>
-    <w:p>
-      <w:pPr>
-        <w:rPr>
-          <w:rFonts w:cs="Times New Roman"/>
-          <w:b/>
-          <w:szCs w:val="28"/>
-        </w:rPr>
-      </w:pPr>
-    </w:p>
-    <w:p>
-      <w:pPr>
-        <w:rPr>
-          <w:rFonts w:cs="Times New Roman"/>
-          <w:b/>
-          <w:szCs w:val="28"/>
-        </w:rPr>
-      </w:pPr>
-    </w:p>
-    <w:p>
-      <w:pPr>
-        <w:rPr>
-          <w:rFonts w:cs="Times New Roman"/>
-          <w:b/>
-          <w:szCs w:val="28"/>
-        </w:rPr>
-      </w:pPr>
-    </w:p>
-    <w:p>
-      <w:pPr>
-        <w:ind w:left="0" w:firstLine="0"/>
-        <w:rPr>
-          <w:rFonts w:cs="Times New Roman"/>
-          <w:b/>
-          <w:szCs w:val="28"/>
-        </w:rPr>
-      </w:pPr>
+          <w:bCs/>
+          <w:szCs w:val="28"/>
+        </w:rPr>
+      </w:pPr>
+      <w:r>
+        <w:rPr>
+          <w:rFonts w:cs="Times New Roman"/>
+          <w:b/>
+          <w:bCs/>
+          <w:szCs w:val="28"/>
+        </w:rPr>
+        <w:t>Ao usar o SQL She</w:t>
+      </w:r>
+      <w:r>
+        <w:rPr>
+          <w:rFonts w:cs="Times New Roman"/>
+          <w:b/>
+          <w:bCs/>
+          <w:szCs w:val="28"/>
+        </w:rPr>
+        <w:t>l</w:t>
+      </w:r>
+      <w:r>
+        <w:rPr>
+          <w:rFonts w:cs="Times New Roman"/>
+          <w:b/>
+          <w:bCs/>
+          <w:szCs w:val="28"/>
+        </w:rPr>
+        <w:t xml:space="preserve">l (psql): </w:t>
+      </w:r>
+      <w:r>
+        <w:rPr>
+          <w:rFonts w:cs="Times New Roman"/>
+          <w:szCs w:val="28"/>
+        </w:rPr>
+        <w:t>Teremos</w:t>
+      </w:r>
+      <w:r>
+        <w:rPr>
+          <w:rFonts w:cs="Times New Roman"/>
+          <w:szCs w:val="28"/>
+        </w:rPr>
+        <w:t xml:space="preserve"> de ter atenção e alterar a porta padrão para a porta de definimos (50484).</w:t>
+      </w:r>
+    </w:p>
+    <w:p>
+      <w:pPr>
+        <w:rPr>
+          <w:rFonts w:cs="Times New Roman"/>
+          <w:b/>
+          <w:szCs w:val="28"/>
+        </w:rPr>
+      </w:pPr>
+      <w:r>
+        <w:rPr>
+          <w:rFonts w:cs="Times New Roman"/>
+          <w:noProof/>
+          <w:szCs w:val="28"/>
+        </w:rPr>
+        <w:drawing>
+          <wp:inline distT="0" distB="0" distL="0" distR="0" wp14:anchorId="005CBC99" wp14:editId="4BC72AFD">
+            <wp:extent cx="5400040" cy="2172335"/>
+            <wp:effectExtent l="0" t="0" r="0" b="0"/>
+            <wp:docPr id="1054370988" name="Imagem 1"/>
+            <wp:cNvGraphicFramePr>
+              <a:graphicFrameLocks xmlns:a="http://schemas.openxmlformats.org/drawingml/2006/main" noChangeAspect="1"/>
+            </wp:cNvGraphicFramePr>
+            <a:graphic xmlns:a="http://schemas.openxmlformats.org/drawingml/2006/main">
+              <a:graphicData uri="http://schemas.openxmlformats.org/drawingml/2006/picture">
+                <pic:pic xmlns:pic="http://schemas.openxmlformats.org/drawingml/2006/picture">
+                  <pic:nvPicPr>
+                    <pic:cNvPr id="1054370988" name=""/>
+                    <pic:cNvPicPr/>
+                  </pic:nvPicPr>
+                  <pic:blipFill>
+                    <a:blip r:embed="rId24"/>
+                    <a:stretch>
+                      <a:fillRect/>
+                    </a:stretch>
+                  </pic:blipFill>
+                  <pic:spPr>
+                    <a:xfrm>
+                      <a:off x="0" y="0"/>
+                      <a:ext cx="5400040" cy="2172335"/>
+                    </a:xfrm>
+                    <a:prstGeom prst="rect">
+                      <a:avLst/>
+                    </a:prstGeom>
+                  </pic:spPr>
+                </pic:pic>
+              </a:graphicData>
+            </a:graphic>
+          </wp:inline>
+        </w:drawing>
+      </w:r>
+    </w:p>
+    <w:p>
+      <w:pPr>
+        <w:jc w:val="center"/>
+      </w:pPr>
+      <w:r>
+        <w:rPr>
+          <w:b/>
+          <w:bCs/>
+        </w:rPr>
+        <w:t>Configurar acesso administrativo inicial</w:t>
+      </w:r>
+      <w:r>
+        <w:t>.</w:t>
+      </w:r>
+    </w:p>
+    <w:p>
+      <w:r>
+        <w:t>Fazemos primeiro uma v</w:t>
+      </w:r>
+      <w:r>
+        <w:t>alidação do Ambiente PostgreSQL</w:t>
+      </w:r>
+    </w:p>
+    <w:p>
+      <w:pPr>
+        <w:rPr>
+          <w:b/>
+          <w:bCs/>
+        </w:rPr>
+      </w:pPr>
+      <w:r>
+        <w:rPr>
+          <w:b/>
+          <w:bCs/>
+        </w:rPr>
+        <w:t>SELECT version() AS VersaoPostgreSQL;</w:t>
+      </w:r>
+      <w:r>
+        <w:rPr>
+          <w:b/>
+          <w:bCs/>
+        </w:rPr>
+        <w:t xml:space="preserve"> </w:t>
+      </w:r>
+    </w:p>
+    <w:p>
+      <w:r>
+        <w:t>R: PostgreSQL 18.4 on x86_64-windows, compiled by msvc-19.44.35227, 64-bit</w:t>
+      </w:r>
+    </w:p>
+    <w:p>
+      <w:r>
+        <w:rPr>
+          <w:b/>
+          <w:bCs/>
+        </w:rPr>
+        <w:t>SELECT inet_server_addr() AS EnderecoServidor;</w:t>
+      </w:r>
+    </w:p>
+    <w:p>
+      <w:r>
+        <w:t>R:</w:t>
+      </w:r>
+      <w:r>
+        <w:t xml:space="preserve"> </w:t>
+      </w:r>
+      <w:r>
+        <w:t>::1</w:t>
+      </w:r>
+    </w:p>
+    <w:p>
+      <w:r>
+        <w:rPr>
+          <w:b/>
+          <w:bCs/>
+        </w:rPr>
+        <w:t>SELECT CURRENT_TIMESTAMP AS DataHoraAtual;</w:t>
+      </w:r>
+    </w:p>
+    <w:p>
+      <w:r>
+        <w:t>R:</w:t>
+      </w:r>
+      <w:r>
+        <w:t xml:space="preserve"> </w:t>
+      </w:r>
+      <w:r>
+        <w:t>2026-08-01 15:18:29.191404-01</w:t>
+      </w:r>
+    </w:p>
+    <w:p>
+      <w:r>
+        <w:rPr>
+          <w:b/>
+          <w:bCs/>
+        </w:rPr>
+        <w:t>SELECT current_database() As BaseDeDadosAtual;</w:t>
+      </w:r>
+    </w:p>
+    <w:p>
+      <w:r>
+        <w:lastRenderedPageBreak/>
+        <w:t>R:</w:t>
+      </w:r>
+      <w:r>
+        <w:t xml:space="preserve"> </w:t>
+      </w:r>
+      <w:r>
+        <w:t>postgre</w:t>
+      </w:r>
+    </w:p>
+    <w:p>
+      <w:r>
+        <w:rPr>
+          <w:b/>
+          <w:bCs/>
+        </w:rPr>
+        <w:t>SELECT current_user as UsuarioAtual;</w:t>
+      </w:r>
+    </w:p>
+    <w:p>
+      <w:r>
+        <w:t>R:</w:t>
+      </w:r>
+      <w:r>
+        <w:t xml:space="preserve"> </w:t>
+      </w:r>
+      <w:r>
+        <w:t>postgres</w:t>
+      </w:r>
+    </w:p>
+    <w:p>
+      <w:pPr>
+        <w:jc w:val="center"/>
+        <w:rPr>
+          <w:b/>
+          <w:bCs/>
+          <w:sz w:val="28"/>
+          <w:szCs w:val="28"/>
+        </w:rPr>
+      </w:pPr>
+      <w:r>
+        <w:rPr>
+          <w:b/>
+          <w:bCs/>
+          <w:sz w:val="28"/>
+          <w:szCs w:val="28"/>
+        </w:rPr>
+        <w:t>Execução de teste</w:t>
+      </w:r>
+    </w:p>
+    <w:p>
+      <w:pPr>
+        <w:rPr>
+          <w:b/>
+          <w:bCs/>
+          <w:sz w:val="28"/>
+          <w:szCs w:val="28"/>
+        </w:rPr>
+      </w:pPr>
+      <w:r>
+        <w:rPr>
+          <w:b/>
+          <w:bCs/>
+          <w:sz w:val="28"/>
+          <w:szCs w:val="28"/>
+        </w:rPr>
+        <w:t>Criando Base de dados de teste:</w:t>
+      </w:r>
+    </w:p>
+    <w:p>
+      <w:pPr>
+        <w:rPr>
+          <w:rFonts w:cs="Times New Roman"/>
+          <w:b/>
+          <w:szCs w:val="28"/>
+        </w:rPr>
+      </w:pPr>
+      <w:r>
+        <w:rPr>
+          <w:sz w:val="28"/>
+          <w:szCs w:val="28"/>
+        </w:rPr>
+        <w:t xml:space="preserve">Arquivo de teste em </w:t>
+      </w:r>
+      <w:r>
+        <w:rPr>
+          <w:sz w:val="28"/>
+          <w:szCs w:val="28"/>
+        </w:rPr>
+        <w:t>C:\Users\myHP\source\repos\CV-SpaceNet_DBA_Project\03_scripts_sql</w:t>
+      </w:r>
+      <w:r>
+        <w:rPr>
+          <w:sz w:val="28"/>
+          <w:szCs w:val="28"/>
+        </w:rPr>
+        <w:t>\TesteDB.sql</w:t>
+      </w:r>
     </w:p>
     <w:sectPr>
-      <w:headerReference w:type="default" r:id="rId17"/>
+      <w:headerReference w:type="default" r:id="rId25"/>
       <w:pgSz w:w="11906" w:h="16838"/>
       <w:pgMar w:top="1417" w:right="1701" w:bottom="1417" w:left="1701" w:header="708" w:footer="708" w:gutter="0"/>
       <w:cols w:space="708"/>
@@ -1376,7 +2810,7 @@
       <w:lvlText w:val="%1."/>
       <w:lvlJc w:val="left"/>
       <w:pPr>
-        <w:ind w:left="720" w:hanging="360"/>
+        <w:ind w:left="360" w:hanging="360"/>
       </w:pPr>
       <w:rPr>
         <w:b w:val="0"/>
@@ -1870,6 +3304,96 @@
     </w:lvl>
   </w:abstractNum>
   <w:abstractNum w:abstractNumId="5" w15:restartNumberingAfterBreak="0">
+    <w:nsid w:val="177F056E"/>
+    <w:multiLevelType w:val="hybridMultilevel"/>
+    <w:tmpl w:val="072A3C78"/>
+    <w:lvl w:ilvl="0" w:tplc="FFFFFFFF">
+      <w:start w:val="1"/>
+      <w:numFmt w:val="decimal"/>
+      <w:lvlText w:val="%1."/>
+      <w:lvlJc w:val="left"/>
+      <w:pPr>
+        <w:ind w:left="1080" w:hanging="360"/>
+      </w:pPr>
+      <w:rPr>
+        <w:b w:val="0"/>
+        <w:bCs/>
+      </w:rPr>
+    </w:lvl>
+    <w:lvl w:ilvl="1" w:tplc="08160019" w:tentative="1">
+      <w:start w:val="1"/>
+      <w:numFmt w:val="lowerLetter"/>
+      <w:lvlText w:val="%2."/>
+      <w:lvlJc w:val="left"/>
+      <w:pPr>
+        <w:ind w:left="1800" w:hanging="360"/>
+      </w:pPr>
+    </w:lvl>
+    <w:lvl w:ilvl="2" w:tplc="0816001B" w:tentative="1">
+      <w:start w:val="1"/>
+      <w:numFmt w:val="lowerRoman"/>
+      <w:lvlText w:val="%3."/>
+      <w:lvlJc w:val="right"/>
+      <w:pPr>
+        <w:ind w:left="2520" w:hanging="180"/>
+      </w:pPr>
+    </w:lvl>
+    <w:lvl w:ilvl="3" w:tplc="0816000F" w:tentative="1">
+      <w:start w:val="1"/>
+      <w:numFmt w:val="decimal"/>
+      <w:lvlText w:val="%4."/>
+      <w:lvlJc w:val="left"/>
+      <w:pPr>
+        <w:ind w:left="3240" w:hanging="360"/>
+      </w:pPr>
+    </w:lvl>
+    <w:lvl w:ilvl="4" w:tplc="08160019" w:tentative="1">
+      <w:start w:val="1"/>
+      <w:numFmt w:val="lowerLetter"/>
+      <w:lvlText w:val="%5."/>
+      <w:lvlJc w:val="left"/>
+      <w:pPr>
+        <w:ind w:left="3960" w:hanging="360"/>
+      </w:pPr>
+    </w:lvl>
+    <w:lvl w:ilvl="5" w:tplc="0816001B" w:tentative="1">
+      <w:start w:val="1"/>
+      <w:numFmt w:val="lowerRoman"/>
+      <w:lvlText w:val="%6."/>
+      <w:lvlJc w:val="right"/>
+      <w:pPr>
+        <w:ind w:left="4680" w:hanging="180"/>
+      </w:pPr>
+    </w:lvl>
+    <w:lvl w:ilvl="6" w:tplc="0816000F" w:tentative="1">
+      <w:start w:val="1"/>
+      <w:numFmt w:val="decimal"/>
+      <w:lvlText w:val="%7."/>
+      <w:lvlJc w:val="left"/>
+      <w:pPr>
+        <w:ind w:left="5400" w:hanging="360"/>
+      </w:pPr>
+    </w:lvl>
+    <w:lvl w:ilvl="7" w:tplc="08160019" w:tentative="1">
+      <w:start w:val="1"/>
+      <w:numFmt w:val="lowerLetter"/>
+      <w:lvlText w:val="%8."/>
+      <w:lvlJc w:val="left"/>
+      <w:pPr>
+        <w:ind w:left="6120" w:hanging="360"/>
+      </w:pPr>
+    </w:lvl>
+    <w:lvl w:ilvl="8" w:tplc="0816001B" w:tentative="1">
+      <w:start w:val="1"/>
+      <w:numFmt w:val="lowerRoman"/>
+      <w:lvlText w:val="%9."/>
+      <w:lvlJc w:val="right"/>
+      <w:pPr>
+        <w:ind w:left="6840" w:hanging="180"/>
+      </w:pPr>
+    </w:lvl>
+  </w:abstractNum>
+  <w:abstractNum w:abstractNumId="6" w15:restartNumberingAfterBreak="0">
     <w:nsid w:val="1BF3751C"/>
     <w:multiLevelType w:val="hybridMultilevel"/>
     <w:tmpl w:val="86C49ABA"/>
@@ -1955,7 +3479,7 @@
       </w:pPr>
     </w:lvl>
   </w:abstractNum>
-  <w:abstractNum w:abstractNumId="6" w15:restartNumberingAfterBreak="0">
+  <w:abstractNum w:abstractNumId="7" w15:restartNumberingAfterBreak="0">
     <w:nsid w:val="26DF6A69"/>
     <w:multiLevelType w:val="multilevel"/>
     <w:tmpl w:val="30C69348"/>
@@ -2104,7 +3628,120 @@
       </w:rPr>
     </w:lvl>
   </w:abstractNum>
-  <w:abstractNum w:abstractNumId="7" w15:restartNumberingAfterBreak="0">
+  <w:abstractNum w:abstractNumId="8" w15:restartNumberingAfterBreak="0">
+    <w:nsid w:val="29AD7EDA"/>
+    <w:multiLevelType w:val="multilevel"/>
+    <w:tmpl w:val="840A0B16"/>
+    <w:lvl w:ilvl="0">
+      <w:start w:val="1"/>
+      <w:numFmt w:val="decimal"/>
+      <w:lvlText w:val="%1."/>
+      <w:lvlJc w:val="left"/>
+      <w:pPr>
+        <w:tabs>
+          <w:tab w:val="num" w:pos="720"/>
+        </w:tabs>
+        <w:ind w:left="720" w:hanging="360"/>
+      </w:pPr>
+    </w:lvl>
+    <w:lvl w:ilvl="1" w:tentative="1">
+      <w:start w:val="1"/>
+      <w:numFmt w:val="decimal"/>
+      <w:lvlText w:val="%2."/>
+      <w:lvlJc w:val="left"/>
+      <w:pPr>
+        <w:tabs>
+          <w:tab w:val="num" w:pos="1440"/>
+        </w:tabs>
+        <w:ind w:left="1440" w:hanging="360"/>
+      </w:pPr>
+    </w:lvl>
+    <w:lvl w:ilvl="2" w:tentative="1">
+      <w:start w:val="1"/>
+      <w:numFmt w:val="decimal"/>
+      <w:lvlText w:val="%3."/>
+      <w:lvlJc w:val="left"/>
+      <w:pPr>
+        <w:tabs>
+          <w:tab w:val="num" w:pos="2160"/>
+        </w:tabs>
+        <w:ind w:left="2160" w:hanging="360"/>
+      </w:pPr>
+    </w:lvl>
+    <w:lvl w:ilvl="3" w:tentative="1">
+      <w:start w:val="1"/>
+      <w:numFmt w:val="decimal"/>
+      <w:lvlText w:val="%4."/>
+      <w:lvlJc w:val="left"/>
+      <w:pPr>
+        <w:tabs>
+          <w:tab w:val="num" w:pos="2880"/>
+        </w:tabs>
+        <w:ind w:left="2880" w:hanging="360"/>
+      </w:pPr>
+    </w:lvl>
+    <w:lvl w:ilvl="4" w:tentative="1">
+      <w:start w:val="1"/>
+      <w:numFmt w:val="decimal"/>
+      <w:lvlText w:val="%5."/>
+      <w:lvlJc w:val="left"/>
+      <w:pPr>
+        <w:tabs>
+          <w:tab w:val="num" w:pos="3600"/>
+        </w:tabs>
+        <w:ind w:left="3600" w:hanging="360"/>
+      </w:pPr>
+    </w:lvl>
+    <w:lvl w:ilvl="5" w:tentative="1">
+      <w:start w:val="1"/>
+      <w:numFmt w:val="decimal"/>
+      <w:lvlText w:val="%6."/>
+      <w:lvlJc w:val="left"/>
+      <w:pPr>
+        <w:tabs>
+          <w:tab w:val="num" w:pos="4320"/>
+        </w:tabs>
+        <w:ind w:left="4320" w:hanging="360"/>
+      </w:pPr>
+    </w:lvl>
+    <w:lvl w:ilvl="6" w:tentative="1">
+      <w:start w:val="1"/>
+      <w:numFmt w:val="decimal"/>
+      <w:lvlText w:val="%7."/>
+      <w:lvlJc w:val="left"/>
+      <w:pPr>
+        <w:tabs>
+          <w:tab w:val="num" w:pos="5040"/>
+        </w:tabs>
+        <w:ind w:left="5040" w:hanging="360"/>
+      </w:pPr>
+    </w:lvl>
+    <w:lvl w:ilvl="7" w:tentative="1">
+      <w:start w:val="1"/>
+      <w:numFmt w:val="decimal"/>
+      <w:lvlText w:val="%8."/>
+      <w:lvlJc w:val="left"/>
+      <w:pPr>
+        <w:tabs>
+          <w:tab w:val="num" w:pos="5760"/>
+        </w:tabs>
+        <w:ind w:left="5760" w:hanging="360"/>
+      </w:pPr>
+    </w:lvl>
+    <w:lvl w:ilvl="8" w:tentative="1">
+      <w:start w:val="1"/>
+      <w:numFmt w:val="decimal"/>
+      <w:lvlText w:val="%9."/>
+      <w:lvlJc w:val="left"/>
+      <w:pPr>
+        <w:tabs>
+          <w:tab w:val="num" w:pos="6480"/>
+        </w:tabs>
+        <w:ind w:left="6480" w:hanging="360"/>
+      </w:pPr>
+    </w:lvl>
+  </w:abstractNum>
+  <w:abstractNum w:abstractNumId="9" w15:restartNumberingAfterBreak="0">
     <w:nsid w:val="341E2619"/>
     <w:multiLevelType w:val="multilevel"/>
     <w:tmpl w:val="884EA57E"/>
@@ -2253,7 +3890,97 @@
       </w:rPr>
     </w:lvl>
   </w:abstractNum>
-  <w:abstractNum w:abstractNumId="8" w15:restartNumberingAfterBreak="0">
+  <w:abstractNum w:abstractNumId="10" w15:restartNumberingAfterBreak="0">
+    <w:nsid w:val="3D244D2E"/>
+    <w:multiLevelType w:val="hybridMultilevel"/>
+    <w:tmpl w:val="4D5E8560"/>
+    <w:lvl w:ilvl="0" w:tplc="FFFFFFFF">
+      <w:start w:val="1"/>
+      <w:numFmt w:val="decimal"/>
+      <w:lvlText w:val="%1."/>
+      <w:lvlJc w:val="left"/>
+      <w:pPr>
+        <w:ind w:left="720" w:hanging="360"/>
+      </w:pPr>
+      <w:rPr>
+        <w:b w:val="0"/>
+        <w:bCs/>
+      </w:rPr>
+    </w:lvl>
+    <w:lvl w:ilvl="1" w:tplc="08160019" w:tentative="1">
+      <w:start w:val="1"/>
+      <w:numFmt w:val="lowerLetter"/>
+      <w:lvlText w:val="%2."/>
+      <w:lvlJc w:val="left"/>
+      <w:pPr>
+        <w:ind w:left="1440" w:hanging="360"/>
+      </w:pPr>
+    </w:lvl>
+    <w:lvl w:ilvl="2" w:tplc="0816001B" w:tentative="1">
+      <w:start w:val="1"/>
+      <w:numFmt w:val="lowerRoman"/>
+      <w:lvlText w:val="%3."/>
+      <w:lvlJc w:val="right"/>
+      <w:pPr>
+        <w:ind w:left="2160" w:hanging="180"/>
+      </w:pPr>
+    </w:lvl>
+    <w:lvl w:ilvl="3" w:tplc="0816000F" w:tentative="1">
+      <w:start w:val="1"/>
+      <w:numFmt w:val="decimal"/>
+      <w:lvlText w:val="%4."/>
+      <w:lvlJc w:val="left"/>
+      <w:pPr>
+        <w:ind w:left="2880" w:hanging="360"/>
+      </w:pPr>
+    </w:lvl>
+    <w:lvl w:ilvl="4" w:tplc="08160019" w:tentative="1">
+      <w:start w:val="1"/>
+      <w:numFmt w:val="lowerLetter"/>
+      <w:lvlText w:val="%5."/>
+      <w:lvlJc w:val="left"/>
+      <w:pPr>
+        <w:ind w:left="3600" w:hanging="360"/>
+      </w:pPr>
+    </w:lvl>
+    <w:lvl w:ilvl="5" w:tplc="0816001B" w:tentative="1">
+      <w:start w:val="1"/>
+      <w:numFmt w:val="lowerRoman"/>
+      <w:lvlText w:val="%6."/>
+      <w:lvlJc w:val="right"/>
+      <w:pPr>
+        <w:ind w:left="4320" w:hanging="180"/>
+      </w:pPr>
+    </w:lvl>
+    <w:lvl w:ilvl="6" w:tplc="0816000F" w:tentative="1">
+      <w:start w:val="1"/>
+      <w:numFmt w:val="decimal"/>
+      <w:lvlText w:val="%7."/>
+      <w:lvlJc w:val="left"/>
+      <w:pPr>
+        <w:ind w:left="5040" w:hanging="360"/>
+      </w:pPr>
+    </w:lvl>
+    <w:lvl w:ilvl="7" w:tplc="08160019" w:tentative="1">
+      <w:start w:val="1"/>
+      <w:numFmt w:val="lowerLetter"/>
+      <w:lvlText w:val="%8."/>
+      <w:lvlJc w:val="left"/>
+      <w:pPr>
+        <w:ind w:left="5760" w:hanging="360"/>
+      </w:pPr>
+    </w:lvl>
+    <w:lvl w:ilvl="8" w:tplc="0816001B" w:tentative="1">
+      <w:start w:val="1"/>
+      <w:numFmt w:val="lowerRoman"/>
+      <w:lvlText w:val="%9."/>
+      <w:lvlJc w:val="right"/>
+      <w:pPr>
+        <w:ind w:left="6480" w:hanging="180"/>
+      </w:pPr>
+    </w:lvl>
+  </w:abstractNum>
+  <w:abstractNum w:abstractNumId="11" w15:restartNumberingAfterBreak="0">
     <w:nsid w:val="443736C7"/>
     <w:multiLevelType w:val="multilevel"/>
     <w:tmpl w:val="79F42882"/>
@@ -2402,7 +4129,97 @@
       </w:rPr>
     </w:lvl>
   </w:abstractNum>
-  <w:abstractNum w:abstractNumId="9" w15:restartNumberingAfterBreak="0">
+  <w:abstractNum w:abstractNumId="12" w15:restartNumberingAfterBreak="0">
+    <w:nsid w:val="45C15256"/>
+    <w:multiLevelType w:val="hybridMultilevel"/>
+    <w:tmpl w:val="39748EAC"/>
+    <w:lvl w:ilvl="0" w:tplc="FFFFFFFF">
+      <w:start w:val="1"/>
+      <w:numFmt w:val="decimal"/>
+      <w:lvlText w:val="%1."/>
+      <w:lvlJc w:val="left"/>
+      <w:pPr>
+        <w:ind w:left="501" w:hanging="360"/>
+      </w:pPr>
+      <w:rPr>
+        <w:b w:val="0"/>
+        <w:bCs/>
+      </w:rPr>
+    </w:lvl>
+    <w:lvl w:ilvl="1" w:tplc="FFFFFFFF" w:tentative="1">
+      <w:start w:val="1"/>
+      <w:numFmt w:val="lowerLetter"/>
+      <w:lvlText w:val="%2."/>
+      <w:lvlJc w:val="left"/>
+      <w:pPr>
+        <w:ind w:left="1221" w:hanging="360"/>
+      </w:pPr>
+    </w:lvl>
+    <w:lvl w:ilvl="2" w:tplc="FFFFFFFF" w:tentative="1">
+      <w:start w:val="1"/>
+      <w:numFmt w:val="lowerRoman"/>
+      <w:lvlText w:val="%3."/>
+      <w:lvlJc w:val="right"/>
+      <w:pPr>
+        <w:ind w:left="1941" w:hanging="180"/>
+      </w:pPr>
+    </w:lvl>
+    <w:lvl w:ilvl="3" w:tplc="FFFFFFFF" w:tentative="1">
+      <w:start w:val="1"/>
+      <w:numFmt w:val="decimal"/>
+      <w:lvlText w:val="%4."/>
+      <w:lvlJc w:val="left"/>
+      <w:pPr>
+        <w:ind w:left="2661" w:hanging="360"/>
+      </w:pPr>
+    </w:lvl>
+    <w:lvl w:ilvl="4" w:tplc="FFFFFFFF" w:tentative="1">
+      <w:start w:val="1"/>
+      <w:numFmt w:val="lowerLetter"/>
+      <w:lvlText w:val="%5."/>
+      <w:lvlJc w:val="left"/>
+      <w:pPr>
+        <w:ind w:left="3381" w:hanging="360"/>
+      </w:pPr>
+    </w:lvl>
+    <w:lvl w:ilvl="5" w:tplc="FFFFFFFF" w:tentative="1">
+      <w:start w:val="1"/>
+      <w:numFmt w:val="lowerRoman"/>
+      <w:lvlText w:val="%6."/>
+      <w:lvlJc w:val="right"/>
+      <w:pPr>
+        <w:ind w:left="4101" w:hanging="180"/>
+      </w:pPr>
+    </w:lvl>
+    <w:lvl w:ilvl="6" w:tplc="FFFFFFFF" w:tentative="1">
+      <w:start w:val="1"/>
+      <w:numFmt w:val="decimal"/>
+      <w:lvlText w:val="%7."/>
+      <w:lvlJc w:val="left"/>
+      <w:pPr>
+        <w:ind w:left="4821" w:hanging="360"/>
+      </w:pPr>
+    </w:lvl>
+    <w:lvl w:ilvl="7" w:tplc="FFFFFFFF" w:tentative="1">
+      <w:start w:val="1"/>
+      <w:numFmt w:val="lowerLetter"/>
+      <w:lvlText w:val="%8."/>
+      <w:lvlJc w:val="left"/>
+      <w:pPr>
+        <w:ind w:left="5541" w:hanging="360"/>
+      </w:pPr>
+    </w:lvl>
+    <w:lvl w:ilvl="8" w:tplc="FFFFFFFF" w:tentative="1">
+      <w:start w:val="1"/>
+      <w:numFmt w:val="lowerRoman"/>
+      <w:lvlText w:val="%9."/>
+      <w:lvlJc w:val="right"/>
+      <w:pPr>
+        <w:ind w:left="6261" w:hanging="180"/>
+      </w:pPr>
+    </w:lvl>
+  </w:abstractNum>
+  <w:abstractNum w:abstractNumId="13" w15:restartNumberingAfterBreak="0">
     <w:nsid w:val="48EC3B92"/>
     <w:multiLevelType w:val="multilevel"/>
     <w:tmpl w:val="1FE26E98"/>
@@ -2551,7 +4368,93 @@
       </w:rPr>
     </w:lvl>
   </w:abstractNum>
-  <w:abstractNum w:abstractNumId="10" w15:restartNumberingAfterBreak="0">
+  <w:abstractNum w:abstractNumId="14" w15:restartNumberingAfterBreak="0">
+    <w:nsid w:val="5C957E98"/>
+    <w:multiLevelType w:val="hybridMultilevel"/>
+    <w:tmpl w:val="B060DC16"/>
+    <w:lvl w:ilvl="0" w:tplc="0816000F">
+      <w:start w:val="1"/>
+      <w:numFmt w:val="decimal"/>
+      <w:lvlText w:val="%1."/>
+      <w:lvlJc w:val="left"/>
+      <w:pPr>
+        <w:ind w:left="720" w:hanging="360"/>
+      </w:pPr>
+    </w:lvl>
+    <w:lvl w:ilvl="1" w:tplc="08160019" w:tentative="1">
+      <w:start w:val="1"/>
+      <w:numFmt w:val="lowerLetter"/>
+      <w:lvlText w:val="%2."/>
+      <w:lvlJc w:val="left"/>
+      <w:pPr>
+        <w:ind w:left="1440" w:hanging="360"/>
+      </w:pPr>
+    </w:lvl>
+    <w:lvl w:ilvl="2" w:tplc="0816001B" w:tentative="1">
+      <w:start w:val="1"/>
+      <w:numFmt w:val="lowerRoman"/>
+      <w:lvlText w:val="%3."/>
+      <w:lvlJc w:val="right"/>
+      <w:pPr>
+        <w:ind w:left="2160" w:hanging="180"/>
+      </w:pPr>
+    </w:lvl>
+    <w:lvl w:ilvl="3" w:tplc="0816000F" w:tentative="1">
+      <w:start w:val="1"/>
+      <w:numFmt w:val="decimal"/>
+      <w:lvlText w:val="%4."/>
+      <w:lvlJc w:val="left"/>
+      <w:pPr>
+        <w:ind w:left="2880" w:hanging="360"/>
+      </w:pPr>
+    </w:lvl>
+    <w:lvl w:ilvl="4" w:tplc="08160019" w:tentative="1">
+      <w:start w:val="1"/>
+      <w:numFmt w:val="lowerLetter"/>
+      <w:lvlText w:val="%5."/>
+      <w:lvlJc w:val="left"/>
+      <w:pPr>
+        <w:ind w:left="3600" w:hanging="360"/>
+      </w:pPr>
+    </w:lvl>
+    <w:lvl w:ilvl="5" w:tplc="0816001B" w:tentative="1">
+      <w:start w:val="1"/>
+      <w:numFmt w:val="lowerRoman"/>
+      <w:lvlText w:val="%6."/>
+      <w:lvlJc w:val="right"/>
+      <w:pPr>
+        <w:ind w:left="4320" w:hanging="180"/>
+      </w:pPr>
+    </w:lvl>
+    <w:lvl w:ilvl="6" w:tplc="0816000F" w:tentative="1">
+      <w:start w:val="1"/>
+      <w:numFmt w:val="decimal"/>
+      <w:lvlText w:val="%7."/>
+      <w:lvlJc w:val="left"/>
+      <w:pPr>
+        <w:ind w:left="5040" w:hanging="360"/>
+      </w:pPr>
+    </w:lvl>
+    <w:lvl w:ilvl="7" w:tplc="08160019" w:tentative="1">
+      <w:start w:val="1"/>
+      <w:numFmt w:val="lowerLetter"/>
+      <w:lvlText w:val="%8."/>
+      <w:lvlJc w:val="left"/>
+      <w:pPr>
+        <w:ind w:left="5760" w:hanging="360"/>
+      </w:pPr>
+    </w:lvl>
+    <w:lvl w:ilvl="8" w:tplc="0816001B" w:tentative="1">
+      <w:start w:val="1"/>
+      <w:numFmt w:val="lowerRoman"/>
+      <w:lvlText w:val="%9."/>
+      <w:lvlJc w:val="right"/>
+      <w:pPr>
+        <w:ind w:left="6480" w:hanging="180"/>
+      </w:pPr>
+    </w:lvl>
+  </w:abstractNum>
+  <w:abstractNum w:abstractNumId="15" w15:restartNumberingAfterBreak="0">
     <w:nsid w:val="62390206"/>
     <w:multiLevelType w:val="hybridMultilevel"/>
     <w:tmpl w:val="BE185886"/>
@@ -2637,7 +4540,7 @@
       </w:pPr>
     </w:lvl>
   </w:abstractNum>
-  <w:abstractNum w:abstractNumId="11" w15:restartNumberingAfterBreak="0">
+  <w:abstractNum w:abstractNumId="16" w15:restartNumberingAfterBreak="0">
     <w:nsid w:val="651C1E52"/>
     <w:multiLevelType w:val="hybridMultilevel"/>
     <w:tmpl w:val="27008258"/>
@@ -2733,30 +4636,45 @@
     <w:abstractNumId w:val="3"/>
   </w:num>
   <w:num w:numId="4" w16cid:durableId="1208571232">
-    <w:abstractNumId w:val="5"/>
+    <w:abstractNumId w:val="6"/>
   </w:num>
   <w:num w:numId="5" w16cid:durableId="1346591075">
-    <w:abstractNumId w:val="11"/>
+    <w:abstractNumId w:val="16"/>
   </w:num>
   <w:num w:numId="6" w16cid:durableId="2140030866">
     <w:abstractNumId w:val="1"/>
   </w:num>
   <w:num w:numId="7" w16cid:durableId="361132598">
-    <w:abstractNumId w:val="10"/>
+    <w:abstractNumId w:val="15"/>
   </w:num>
   <w:num w:numId="8" w16cid:durableId="1147478457">
     <w:abstractNumId w:val="0"/>
   </w:num>
   <w:num w:numId="9" w16cid:durableId="735708991">
+    <w:abstractNumId w:val="9"/>
+  </w:num>
+  <w:num w:numId="10" w16cid:durableId="1409184924">
     <w:abstractNumId w:val="7"/>
   </w:num>
-  <w:num w:numId="10" w16cid:durableId="1409184924">
-    <w:abstractNumId w:val="6"/>
-  </w:num>
   <w:num w:numId="11" w16cid:durableId="647713228">
-    <w:abstractNumId w:val="9"/>
+    <w:abstractNumId w:val="13"/>
   </w:num>
   <w:num w:numId="12" w16cid:durableId="1153137528">
+    <w:abstractNumId w:val="11"/>
+  </w:num>
+  <w:num w:numId="13" w16cid:durableId="1793792205">
+    <w:abstractNumId w:val="12"/>
+  </w:num>
+  <w:num w:numId="14" w16cid:durableId="294986577">
+    <w:abstractNumId w:val="5"/>
+  </w:num>
+  <w:num w:numId="15" w16cid:durableId="929892650">
+    <w:abstractNumId w:val="10"/>
+  </w:num>
+  <w:num w:numId="16" w16cid:durableId="1291205404">
+    <w:abstractNumId w:val="14"/>
+  </w:num>
+  <w:num w:numId="17" w16cid:durableId="1563175414">
     <w:abstractNumId w:val="8"/>
   </w:num>
 </w:numbering>
@@ -3393,6 +5311,7 @@
   <w:style w:type="character" w:default="1" w:styleId="Tipodeletrapredefinidodopargrafo">
     <w:name w:val="Default Paragraph Font"/>
     <w:uiPriority w:val="1"/>
+    <w:semiHidden/>
     <w:unhideWhenUsed/>
   </w:style>
   <w:style w:type="table" w:default="1" w:styleId="Tabelanormal">
@@ -3833,6 +5752,29 @@
       <w:lang w:eastAsia="pt-PT"/>
     </w:rPr>
   </w:style>
+  <w:style w:type="character" w:styleId="Hiperligao">
+    <w:name w:val="Hyperlink"/>
+    <w:basedOn w:val="Tipodeletrapredefinidodopargrafo"/>
+    <w:uiPriority w:val="99"/>
+    <w:unhideWhenUsed/>
+    <w:rsid w:val="00614073"/>
+    <w:rPr>
+      <w:color w:val="0563C1" w:themeColor="hyperlink"/>
+      <w:u w:val="single"/>
+    </w:rPr>
+  </w:style>
+  <w:style w:type="character" w:styleId="MenoNoResolvida">
+    <w:name w:val="Unresolved Mention"/>
+    <w:basedOn w:val="Tipodeletrapredefinidodopargrafo"/>
+    <w:uiPriority w:val="99"/>
+    <w:semiHidden/>
+    <w:unhideWhenUsed/>
+    <w:rsid w:val="00614073"/>
+    <w:rPr>
+      <w:color w:val="605E5C"/>
+      <w:shd w:val="clear" w:color="auto" w:fill="E1DFDD"/>
+    </w:rPr>
+  </w:style>
 </w:styles>
 </file>
 

--- a/01_instalacao/documentos_instalacao/Instalação de postgresql.docx
+++ b/01_instalacao/documentos_instalacao/Instalação de postgresql.docx
@@ -24,28 +24,6 @@
           <w:szCs w:val="36"/>
         </w:rPr>
         <w:t>Instalação de PostgreSQL</w:t>
-      </w:r>
-    </w:p>
-    <w:p>
-      <w:pPr>
-        <w:jc w:val="center"/>
-        <w:rPr>
-          <w:rFonts w:cs="Times New Roman"/>
-          <w:b/>
-          <w:bCs/>
-          <w:noProof/>
-          <w:szCs w:val="28"/>
-        </w:rPr>
-      </w:pPr>
-      <w:r>
-        <w:rPr>
-          <w:rFonts w:cs="Times New Roman"/>
-          <w:b/>
-          <w:bCs/>
-          <w:noProof/>
-          <w:szCs w:val="28"/>
-        </w:rPr>
-        <w:t>Parte I</w:t>
       </w:r>
     </w:p>
     <w:p>
@@ -515,7 +493,15 @@
         <w:t xml:space="preserve"> </w:t>
       </w:r>
       <w:r>
-        <w:t>C:\Program Files\PostgreSQL\1</w:t>
+        <w:t>C:\Program Files\</w:t>
+      </w:r>
+      <w:proofErr w:type="spellStart"/>
+      <w:r>
+        <w:t>PostgreSQL</w:t>
+      </w:r>
+      <w:proofErr w:type="spellEnd"/>
+      <w:r>
+        <w:t>\1</w:t>
       </w:r>
       <w:r>
         <w:t>8</w:t>
@@ -630,7 +616,15 @@
         <w:t>✓</w:t>
       </w:r>
       <w:r>
-        <w:t xml:space="preserve"> PostgreSQL Server</w:t>
+        <w:t xml:space="preserve"> </w:t>
+      </w:r>
+      <w:proofErr w:type="spellStart"/>
+      <w:r>
+        <w:t>PostgreSQL</w:t>
+      </w:r>
+      <w:proofErr w:type="spellEnd"/>
+      <w:r>
+        <w:t xml:space="preserve"> Server</w:t>
       </w:r>
       <w:r>
         <w:t xml:space="preserve">; </w:t>
@@ -642,7 +636,15 @@
         <w:t>✓</w:t>
       </w:r>
       <w:r>
-        <w:t xml:space="preserve"> pgAdmin 4</w:t>
+        <w:t xml:space="preserve"> </w:t>
+      </w:r>
+      <w:proofErr w:type="spellStart"/>
+      <w:r>
+        <w:t>pgAdmin</w:t>
+      </w:r>
+      <w:proofErr w:type="spellEnd"/>
+      <w:r>
+        <w:t xml:space="preserve"> 4</w:t>
       </w:r>
       <w:r>
         <w:t>;</w:t>
@@ -657,8 +659,21 @@
         <w:t>✓</w:t>
       </w:r>
       <w:r>
-        <w:t xml:space="preserve"> Stack Builder</w:t>
-      </w:r>
+        <w:t xml:space="preserve"> </w:t>
+      </w:r>
+      <w:proofErr w:type="spellStart"/>
+      <w:r>
+        <w:t>Stack</w:t>
+      </w:r>
+      <w:proofErr w:type="spellEnd"/>
+      <w:r>
+        <w:t xml:space="preserve"> </w:t>
+      </w:r>
+      <w:proofErr w:type="spellStart"/>
+      <w:r>
+        <w:t>Builder</w:t>
+      </w:r>
+      <w:proofErr w:type="spellEnd"/>
       <w:r>
         <w:t xml:space="preserve">; </w:t>
       </w:r>
@@ -669,8 +684,29 @@
         <w:t>✓</w:t>
       </w:r>
       <w:r>
-        <w:t xml:space="preserve"> Command Line Tools</w:t>
-      </w:r>
+        <w:t xml:space="preserve"> </w:t>
+      </w:r>
+      <w:proofErr w:type="spellStart"/>
+      <w:r>
+        <w:t>Command</w:t>
+      </w:r>
+      <w:proofErr w:type="spellEnd"/>
+      <w:r>
+        <w:t xml:space="preserve"> </w:t>
+      </w:r>
+      <w:proofErr w:type="spellStart"/>
+      <w:r>
+        <w:t>Line</w:t>
+      </w:r>
+      <w:proofErr w:type="spellEnd"/>
+      <w:r>
+        <w:t xml:space="preserve"> </w:t>
+      </w:r>
+      <w:proofErr w:type="spellStart"/>
+      <w:r>
+        <w:t>Tools</w:t>
+      </w:r>
+      <w:proofErr w:type="spellEnd"/>
       <w:r>
         <w:t>.</w:t>
       </w:r>
@@ -836,7 +872,15 @@
         <w:t>Selecionar o diretório de dados:</w:t>
       </w:r>
       <w:r>
-        <w:t xml:space="preserve"> C:\Program Files\PostgreSQL\18\data</w:t>
+        <w:t xml:space="preserve"> C:\Program Files\</w:t>
+      </w:r>
+      <w:proofErr w:type="spellStart"/>
+      <w:r>
+        <w:t>PostgreSQL</w:t>
+      </w:r>
+      <w:proofErr w:type="spellEnd"/>
+      <w:r>
+        <w:t>\18\data</w:t>
       </w:r>
     </w:p>
     <w:p>
@@ -855,7 +899,15 @@
         <w:t xml:space="preserve">5º Passo: Definindo uma palavra passe forte: </w:t>
       </w:r>
       <w:r>
-        <w:t>Para usar ao iniciar seção com o utilizador postgres.</w:t>
+        <w:t xml:space="preserve">Para usar ao iniciar seção com o utilizador </w:t>
+      </w:r>
+      <w:proofErr w:type="spellStart"/>
+      <w:r>
+        <w:t>postgres</w:t>
+      </w:r>
+      <w:proofErr w:type="spellEnd"/>
+      <w:r>
+        <w:t>.</w:t>
       </w:r>
     </w:p>
     <w:p>
@@ -954,7 +1006,23 @@
           <w:b/>
           <w:bCs/>
         </w:rPr>
-        <w:t xml:space="preserve">Alteração da porta padrão mo medida de Hardening: </w:t>
+        <w:t xml:space="preserve">Alteração da porta padrão mo medida de </w:t>
+      </w:r>
+      <w:proofErr w:type="spellStart"/>
+      <w:r>
+        <w:rPr>
+          <w:b/>
+          <w:bCs/>
+        </w:rPr>
+        <w:t>Hardening</w:t>
+      </w:r>
+      <w:proofErr w:type="spellEnd"/>
+      <w:r>
+        <w:rPr>
+          <w:b/>
+          <w:bCs/>
+        </w:rPr>
+        <w:t xml:space="preserve">: </w:t>
       </w:r>
       <w:r>
         <w:t xml:space="preserve">Que era como padrão 5432 e depois da alteração ficou direcionada para </w:t>
@@ -1259,7 +1327,23 @@
           <w:bCs/>
           <w:szCs w:val="28"/>
         </w:rPr>
-        <w:t>mos simplesmente deixar como padão.</w:t>
+        <w:t xml:space="preserve">mos simplesmente deixar como </w:t>
+      </w:r>
+      <w:proofErr w:type="spellStart"/>
+      <w:r>
+        <w:rPr>
+          <w:bCs/>
+          <w:szCs w:val="28"/>
+        </w:rPr>
+        <w:t>padão</w:t>
+      </w:r>
+      <w:proofErr w:type="spellEnd"/>
+      <w:r>
+        <w:rPr>
+          <w:bCs/>
+          <w:szCs w:val="28"/>
+        </w:rPr>
+        <w:t>.</w:t>
       </w:r>
     </w:p>
     <w:p>
@@ -1562,44 +1646,74 @@
     </w:p>
     <w:p>
       <w:pPr>
-        <w:jc w:val="center"/>
-        <w:rPr>
-          <w:rFonts w:cs="Times New Roman"/>
-          <w:b/>
-          <w:szCs w:val="28"/>
-        </w:rPr>
-      </w:pPr>
-      <w:r>
-        <w:rPr>
-          <w:rFonts w:cs="Times New Roman"/>
-          <w:b/>
-          <w:szCs w:val="28"/>
-        </w:rPr>
-        <w:t>Parte II</w:t>
-      </w:r>
-    </w:p>
-    <w:p>
-      <w:pPr>
         <w:pStyle w:val="SemEspaamento"/>
       </w:pPr>
       <w:r>
         <w:rPr>
           <w:b/>
         </w:rPr>
-        <w:t xml:space="preserve">1º Passo: </w:t>
-      </w:r>
-      <w:r>
-        <w:rPr>
-          <w:b/>
-        </w:rPr>
-        <w:t>Stack Builder para complementar o PostgreSQL.</w:t>
-      </w:r>
+        <w:t>1</w:t>
+      </w:r>
+      <w:r>
+        <w:rPr>
+          <w:b/>
+        </w:rPr>
+        <w:t>0</w:t>
+      </w:r>
+      <w:r>
+        <w:rPr>
+          <w:b/>
+        </w:rPr>
+        <w:t xml:space="preserve">º Passo: </w:t>
+      </w:r>
+      <w:proofErr w:type="spellStart"/>
+      <w:r>
+        <w:rPr>
+          <w:b/>
+        </w:rPr>
+        <w:t>Stack</w:t>
+      </w:r>
+      <w:proofErr w:type="spellEnd"/>
       <w:r>
         <w:rPr>
           <w:b/>
         </w:rPr>
         <w:t xml:space="preserve"> </w:t>
       </w:r>
+      <w:proofErr w:type="spellStart"/>
+      <w:r>
+        <w:rPr>
+          <w:b/>
+        </w:rPr>
+        <w:t>Builder</w:t>
+      </w:r>
+      <w:proofErr w:type="spellEnd"/>
+      <w:r>
+        <w:rPr>
+          <w:b/>
+        </w:rPr>
+        <w:t xml:space="preserve"> para complementar o </w:t>
+      </w:r>
+      <w:proofErr w:type="spellStart"/>
+      <w:r>
+        <w:rPr>
+          <w:b/>
+        </w:rPr>
+        <w:t>PostgreSQL</w:t>
+      </w:r>
+      <w:proofErr w:type="spellEnd"/>
+      <w:r>
+        <w:rPr>
+          <w:b/>
+        </w:rPr>
+        <w:t>.</w:t>
+      </w:r>
+      <w:r>
+        <w:rPr>
+          <w:b/>
+        </w:rPr>
+        <w:t xml:space="preserve"> </w:t>
+      </w:r>
       <w:r>
         <w:rPr>
           <w:bCs/>
@@ -1612,13 +1726,59 @@
         </w:rPr>
         <w:t xml:space="preserve">o </w:t>
       </w:r>
+      <w:proofErr w:type="spellStart"/>
       <w:r>
         <w:rPr>
           <w:rStyle w:val="nfase"/>
           <w:i w:val="0"/>
           <w:iCs w:val="0"/>
         </w:rPr>
-        <w:t>PostgreSQL 18 (x64) on port 5</w:t>
+        <w:t>PostgreSQL</w:t>
+      </w:r>
+      <w:proofErr w:type="spellEnd"/>
+      <w:r>
+        <w:rPr>
+          <w:rStyle w:val="nfase"/>
+          <w:i w:val="0"/>
+          <w:iCs w:val="0"/>
+        </w:rPr>
+        <w:t xml:space="preserve"> 18 (x64) </w:t>
+      </w:r>
+      <w:proofErr w:type="spellStart"/>
+      <w:r>
+        <w:rPr>
+          <w:rStyle w:val="nfase"/>
+          <w:i w:val="0"/>
+          <w:iCs w:val="0"/>
+        </w:rPr>
+        <w:t>on</w:t>
+      </w:r>
+      <w:proofErr w:type="spellEnd"/>
+      <w:r>
+        <w:rPr>
+          <w:rStyle w:val="nfase"/>
+          <w:i w:val="0"/>
+          <w:iCs w:val="0"/>
+        </w:rPr>
+        <w:t xml:space="preserve"> </w:t>
+      </w:r>
+      <w:proofErr w:type="spellStart"/>
+      <w:r>
+        <w:rPr>
+          <w:rStyle w:val="nfase"/>
+          <w:i w:val="0"/>
+          <w:iCs w:val="0"/>
+        </w:rPr>
+        <w:t>port</w:t>
+      </w:r>
+      <w:proofErr w:type="spellEnd"/>
+      <w:r>
+        <w:rPr>
+          <w:rStyle w:val="nfase"/>
+          <w:i w:val="0"/>
+          <w:iCs w:val="0"/>
+        </w:rPr>
+        <w:t xml:space="preserve"> 5</w:t>
       </w:r>
       <w:r>
         <w:rPr>
@@ -1714,12 +1874,18 @@
         <w:rPr>
           <w:rStyle w:val="Forte"/>
         </w:rPr>
-        <w:t xml:space="preserve">2º Passo: </w:t>
+        <w:t>11</w:t>
       </w:r>
       <w:r>
         <w:rPr>
           <w:rStyle w:val="Forte"/>
         </w:rPr>
+        <w:t xml:space="preserve">º Passo: </w:t>
+      </w:r>
+      <w:r>
+        <w:rPr>
+          <w:rStyle w:val="Forte"/>
+        </w:rPr>
         <w:t>Escolh</w:t>
       </w:r>
       <w:r>
@@ -1740,12 +1906,28 @@
         </w:rPr>
         <w:t xml:space="preserve"> do </w:t>
       </w:r>
-      <w:r>
-        <w:rPr>
-          <w:bCs/>
-        </w:rPr>
-        <w:t>Stack Builder</w:t>
-      </w:r>
+      <w:proofErr w:type="spellStart"/>
+      <w:r>
+        <w:rPr>
+          <w:bCs/>
+        </w:rPr>
+        <w:t>Stack</w:t>
+      </w:r>
+      <w:proofErr w:type="spellEnd"/>
+      <w:r>
+        <w:rPr>
+          <w:bCs/>
+        </w:rPr>
+        <w:t xml:space="preserve"> </w:t>
+      </w:r>
+      <w:proofErr w:type="spellStart"/>
+      <w:r>
+        <w:rPr>
+          <w:bCs/>
+        </w:rPr>
+        <w:t>Builder</w:t>
+      </w:r>
+      <w:proofErr w:type="spellEnd"/>
       <w:r>
         <w:rPr>
           <w:rStyle w:val="Forte"/>
@@ -1762,7 +1944,15 @@
         <w:t>Drivers ODBC</w:t>
       </w:r>
       <w:r>
-        <w:t>: escolhemos o psqlODBC 64 bit.</w:t>
+        <w:t xml:space="preserve">: escolhemos o </w:t>
+      </w:r>
+      <w:proofErr w:type="spellStart"/>
+      <w:r>
+        <w:t>psqlODBC</w:t>
+      </w:r>
+      <w:proofErr w:type="spellEnd"/>
+      <w:r>
+        <w:t xml:space="preserve"> 64 bit.</w:t>
       </w:r>
       <w:r>
         <w:t xml:space="preserve"> </w:t>
@@ -1865,24 +2055,6 @@
     </w:p>
     <w:p>
       <w:pPr>
-        <w:jc w:val="center"/>
-        <w:rPr>
-          <w:rFonts w:cs="Times New Roman"/>
-          <w:b/>
-          <w:szCs w:val="28"/>
-        </w:rPr>
-      </w:pPr>
-      <w:r>
-        <w:rPr>
-          <w:rFonts w:cs="Times New Roman"/>
-          <w:b/>
-          <w:szCs w:val="28"/>
-        </w:rPr>
-        <w:t>Parte III</w:t>
-      </w:r>
-    </w:p>
-    <w:p>
-      <w:pPr>
         <w:pStyle w:val="SemEspaamento"/>
       </w:pPr>
       <w:r>
@@ -1939,6 +2111,7 @@
       <w:r>
         <w:t xml:space="preserve">E executamos o </w:t>
       </w:r>
+      <w:proofErr w:type="gramStart"/>
       <w:r>
         <w:t>aplicativo</w:t>
       </w:r>
@@ -1953,14 +2126,35 @@
         <w:rPr>
           <w:bCs/>
         </w:rPr>
-        <w:t xml:space="preserve">serviços e na lista </w:t>
+        <w:t>serviços</w:t>
+      </w:r>
+      <w:proofErr w:type="gramEnd"/>
+      <w:r>
+        <w:rPr>
+          <w:bCs/>
+        </w:rPr>
+        <w:t xml:space="preserve"> e na lista </w:t>
       </w:r>
       <w:r>
         <w:rPr>
           <w:bCs/>
         </w:rPr>
         <w:lastRenderedPageBreak/>
-        <w:t>procuramos o nome postgresql.</w:t>
+        <w:t xml:space="preserve">procuramos o nome </w:t>
+      </w:r>
+      <w:proofErr w:type="spellStart"/>
+      <w:r>
+        <w:rPr>
+          <w:bCs/>
+        </w:rPr>
+        <w:t>postgresql</w:t>
+      </w:r>
+      <w:proofErr w:type="spellEnd"/>
+      <w:r>
+        <w:rPr>
+          <w:bCs/>
+        </w:rPr>
+        <w:t>.</w:t>
       </w:r>
       <w:r>
         <w:rPr>
@@ -2082,12 +2276,14 @@
       <w:r>
         <w:t xml:space="preserve"> </w:t>
       </w:r>
+      <w:proofErr w:type="spellStart"/>
       <w:r>
         <w:rPr>
           <w:bCs/>
         </w:rPr>
         <w:t>pgAdmin</w:t>
       </w:r>
+      <w:proofErr w:type="spellEnd"/>
       <w:r>
         <w:t xml:space="preserve"> na caixa de pesquisa. </w:t>
       </w:r>
@@ -2101,6 +2297,7 @@
         </w:rPr>
         <w:t xml:space="preserve"> </w:t>
       </w:r>
+      <w:proofErr w:type="spellStart"/>
       <w:r>
         <w:rPr>
           <w:i/>
@@ -2108,6 +2305,7 @@
         </w:rPr>
         <w:t>pgAdmin</w:t>
       </w:r>
+      <w:proofErr w:type="spellEnd"/>
       <w:r>
         <w:rPr>
           <w:b/>
@@ -2331,7 +2529,27 @@
           <w:bCs/>
           <w:szCs w:val="28"/>
         </w:rPr>
-        <w:t xml:space="preserve">l (psql): </w:t>
+        <w:t>l (</w:t>
+      </w:r>
+      <w:proofErr w:type="spellStart"/>
+      <w:r>
+        <w:rPr>
+          <w:rFonts w:cs="Times New Roman"/>
+          <w:b/>
+          <w:bCs/>
+          <w:szCs w:val="28"/>
+        </w:rPr>
+        <w:t>psql</w:t>
+      </w:r>
+      <w:proofErr w:type="spellEnd"/>
+      <w:r>
+        <w:rPr>
+          <w:rFonts w:cs="Times New Roman"/>
+          <w:b/>
+          <w:bCs/>
+          <w:szCs w:val="28"/>
+        </w:rPr>
+        <w:t xml:space="preserve">): </w:t>
       </w:r>
       <w:r>
         <w:rPr>
@@ -2419,22 +2637,68 @@
         <w:t>Fazemos primeiro uma v</w:t>
       </w:r>
       <w:r>
-        <w:t>alidação do Ambiente PostgreSQL</w:t>
-      </w:r>
-    </w:p>
-    <w:p>
-      <w:pPr>
-        <w:rPr>
-          <w:b/>
-          <w:bCs/>
-        </w:rPr>
-      </w:pPr>
-      <w:r>
-        <w:rPr>
-          <w:b/>
-          <w:bCs/>
-        </w:rPr>
-        <w:t>SELECT version() AS VersaoPostgreSQL;</w:t>
+        <w:t xml:space="preserve">alidação do Ambiente </w:t>
+      </w:r>
+      <w:proofErr w:type="spellStart"/>
+      <w:r>
+        <w:t>PostgreSQL</w:t>
+      </w:r>
+      <w:proofErr w:type="spellEnd"/>
+    </w:p>
+    <w:p>
+      <w:pPr>
+        <w:rPr>
+          <w:b/>
+          <w:bCs/>
+        </w:rPr>
+      </w:pPr>
+      <w:r>
+        <w:rPr>
+          <w:b/>
+          <w:bCs/>
+        </w:rPr>
+        <w:t xml:space="preserve">SELECT </w:t>
+      </w:r>
+      <w:proofErr w:type="spellStart"/>
+      <w:proofErr w:type="gramStart"/>
+      <w:r>
+        <w:rPr>
+          <w:b/>
+          <w:bCs/>
+        </w:rPr>
+        <w:t>version</w:t>
+      </w:r>
+      <w:proofErr w:type="spellEnd"/>
+      <w:r>
+        <w:rPr>
+          <w:b/>
+          <w:bCs/>
+        </w:rPr>
+        <w:t>(</w:t>
+      </w:r>
+      <w:proofErr w:type="gramEnd"/>
+      <w:r>
+        <w:rPr>
+          <w:b/>
+          <w:bCs/>
+        </w:rPr>
+        <w:t xml:space="preserve">) AS </w:t>
+      </w:r>
+      <w:proofErr w:type="spellStart"/>
+      <w:r>
+        <w:rPr>
+          <w:b/>
+          <w:bCs/>
+        </w:rPr>
+        <w:t>VersaoPostgreSQL</w:t>
+      </w:r>
+      <w:proofErr w:type="spellEnd"/>
+      <w:r>
+        <w:rPr>
+          <w:b/>
+          <w:bCs/>
+        </w:rPr>
+        <w:t>;</w:t>
       </w:r>
       <w:r>
         <w:rPr>
@@ -2446,16 +2710,140 @@
     </w:p>
     <w:p>
       <w:r>
-        <w:t>R: PostgreSQL 18.4 on x86_64-windows, compiled by msvc-19.44.35227, 64-bit</w:t>
-      </w:r>
-    </w:p>
-    <w:p>
-      <w:r>
-        <w:rPr>
-          <w:b/>
-          <w:bCs/>
-        </w:rPr>
-        <w:t>SELECT inet_server_addr() AS EnderecoServidor;</w:t>
+        <w:t xml:space="preserve">R: </w:t>
+      </w:r>
+      <w:proofErr w:type="spellStart"/>
+      <w:r>
+        <w:t>PostgreSQL</w:t>
+      </w:r>
+      <w:proofErr w:type="spellEnd"/>
+      <w:r>
+        <w:t xml:space="preserve"> 18.4 </w:t>
+      </w:r>
+      <w:proofErr w:type="spellStart"/>
+      <w:r>
+        <w:t>on</w:t>
+      </w:r>
+      <w:proofErr w:type="spellEnd"/>
+      <w:r>
+        <w:t xml:space="preserve"> x86_64-windows, </w:t>
+      </w:r>
+      <w:proofErr w:type="spellStart"/>
+      <w:r>
+        <w:t>compiled</w:t>
+      </w:r>
+      <w:proofErr w:type="spellEnd"/>
+      <w:r>
+        <w:t xml:space="preserve"> </w:t>
+      </w:r>
+      <w:proofErr w:type="spellStart"/>
+      <w:r>
+        <w:t>by</w:t>
+      </w:r>
+      <w:proofErr w:type="spellEnd"/>
+      <w:r>
+        <w:t xml:space="preserve"> msvc-19.44.35227, 64-bit</w:t>
+      </w:r>
+    </w:p>
+    <w:p>
+      <w:r>
+        <w:rPr>
+          <w:b/>
+          <w:bCs/>
+        </w:rPr>
+        <w:t xml:space="preserve">SELECT </w:t>
+      </w:r>
+      <w:proofErr w:type="spellStart"/>
+      <w:r>
+        <w:rPr>
+          <w:b/>
+          <w:bCs/>
+        </w:rPr>
+        <w:t>inet_server_</w:t>
+      </w:r>
+      <w:proofErr w:type="gramStart"/>
+      <w:r>
+        <w:rPr>
+          <w:b/>
+          <w:bCs/>
+        </w:rPr>
+        <w:t>addr</w:t>
+      </w:r>
+      <w:proofErr w:type="spellEnd"/>
+      <w:r>
+        <w:rPr>
+          <w:b/>
+          <w:bCs/>
+        </w:rPr>
+        <w:t>(</w:t>
+      </w:r>
+      <w:proofErr w:type="gramEnd"/>
+      <w:r>
+        <w:rPr>
+          <w:b/>
+          <w:bCs/>
+        </w:rPr>
+        <w:t xml:space="preserve">) AS </w:t>
+      </w:r>
+      <w:proofErr w:type="spellStart"/>
+      <w:r>
+        <w:rPr>
+          <w:b/>
+          <w:bCs/>
+        </w:rPr>
+        <w:t>EnderecoServidor</w:t>
+      </w:r>
+      <w:proofErr w:type="spellEnd"/>
+      <w:r>
+        <w:rPr>
+          <w:b/>
+          <w:bCs/>
+        </w:rPr>
+        <w:t>;</w:t>
+      </w:r>
+    </w:p>
+    <w:p>
+      <w:r>
+        <w:t>R</w:t>
+      </w:r>
+      <w:proofErr w:type="gramStart"/>
+      <w:r>
+        <w:t>:</w:t>
+      </w:r>
+      <w:r>
+        <w:t xml:space="preserve"> </w:t>
+      </w:r>
+      <w:r>
+        <w:t>:</w:t>
+      </w:r>
+      <w:proofErr w:type="gramEnd"/>
+      <w:r>
+        <w:t>:1</w:t>
+      </w:r>
+    </w:p>
+    <w:p>
+      <w:r>
+        <w:rPr>
+          <w:b/>
+          <w:bCs/>
+        </w:rPr>
+        <w:t xml:space="preserve">SELECT CURRENT_TIMESTAMP AS </w:t>
+      </w:r>
+      <w:proofErr w:type="spellStart"/>
+      <w:r>
+        <w:rPr>
+          <w:b/>
+          <w:bCs/>
+        </w:rPr>
+        <w:t>DataHoraAtual</w:t>
+      </w:r>
+      <w:proofErr w:type="spellEnd"/>
+      <w:r>
+        <w:rPr>
+          <w:b/>
+          <w:bCs/>
+        </w:rPr>
+        <w:t>;</w:t>
       </w:r>
     </w:p>
     <w:p>
@@ -2466,26 +2854,6 @@
         <w:t xml:space="preserve"> </w:t>
       </w:r>
       <w:r>
-        <w:t>::1</w:t>
-      </w:r>
-    </w:p>
-    <w:p>
-      <w:r>
-        <w:rPr>
-          <w:b/>
-          <w:bCs/>
-        </w:rPr>
-        <w:t>SELECT CURRENT_TIMESTAMP AS DataHoraAtual;</w:t>
-      </w:r>
-    </w:p>
-    <w:p>
-      <w:r>
-        <w:t>R:</w:t>
-      </w:r>
-      <w:r>
-        <w:t xml:space="preserve"> </w:t>
-      </w:r>
-      <w:r>
         <w:t>2026-08-01 15:18:29.191404-01</w:t>
       </w:r>
     </w:p>
@@ -2495,7 +2863,55 @@
           <w:b/>
           <w:bCs/>
         </w:rPr>
-        <w:t>SELECT current_database() As BaseDeDadosAtual;</w:t>
+        <w:t xml:space="preserve">SELECT </w:t>
+      </w:r>
+      <w:proofErr w:type="spellStart"/>
+      <w:r>
+        <w:rPr>
+          <w:b/>
+          <w:bCs/>
+        </w:rPr>
+        <w:t>current_</w:t>
+      </w:r>
+      <w:proofErr w:type="gramStart"/>
+      <w:r>
+        <w:rPr>
+          <w:b/>
+          <w:bCs/>
+        </w:rPr>
+        <w:t>database</w:t>
+      </w:r>
+      <w:proofErr w:type="spellEnd"/>
+      <w:r>
+        <w:rPr>
+          <w:b/>
+          <w:bCs/>
+        </w:rPr>
+        <w:t>(</w:t>
+      </w:r>
+      <w:proofErr w:type="gramEnd"/>
+      <w:r>
+        <w:rPr>
+          <w:b/>
+          <w:bCs/>
+        </w:rPr>
+        <w:t xml:space="preserve">) As </w:t>
+      </w:r>
+      <w:proofErr w:type="spellStart"/>
+      <w:r>
+        <w:rPr>
+          <w:b/>
+          <w:bCs/>
+        </w:rPr>
+        <w:t>BaseDeDadosAtual</w:t>
+      </w:r>
+      <w:proofErr w:type="spellEnd"/>
+      <w:r>
+        <w:rPr>
+          <w:b/>
+          <w:bCs/>
+        </w:rPr>
+        <w:t>;</w:t>
       </w:r>
     </w:p>
     <w:p>
@@ -2506,17 +2922,51 @@
       <w:r>
         <w:t xml:space="preserve"> </w:t>
       </w:r>
+      <w:proofErr w:type="spellStart"/>
       <w:r>
         <w:t>postgre</w:t>
       </w:r>
-    </w:p>
-    <w:p>
-      <w:r>
-        <w:rPr>
-          <w:b/>
-          <w:bCs/>
-        </w:rPr>
-        <w:t>SELECT current_user as UsuarioAtual;</w:t>
+      <w:proofErr w:type="spellEnd"/>
+    </w:p>
+    <w:p>
+      <w:r>
+        <w:rPr>
+          <w:b/>
+          <w:bCs/>
+        </w:rPr>
+        <w:t xml:space="preserve">SELECT </w:t>
+      </w:r>
+      <w:proofErr w:type="spellStart"/>
+      <w:r>
+        <w:rPr>
+          <w:b/>
+          <w:bCs/>
+        </w:rPr>
+        <w:t>current_user</w:t>
+      </w:r>
+      <w:proofErr w:type="spellEnd"/>
+      <w:r>
+        <w:rPr>
+          <w:b/>
+          <w:bCs/>
+        </w:rPr>
+        <w:t xml:space="preserve"> as </w:t>
+      </w:r>
+      <w:proofErr w:type="spellStart"/>
+      <w:r>
+        <w:rPr>
+          <w:b/>
+          <w:bCs/>
+        </w:rPr>
+        <w:t>UsuarioAtual</w:t>
+      </w:r>
+      <w:proofErr w:type="spellEnd"/>
+      <w:r>
+        <w:rPr>
+          <w:b/>
+          <w:bCs/>
+        </w:rPr>
+        <w:t>;</w:t>
       </w:r>
     </w:p>
     <w:p>
@@ -2526,9 +2976,11 @@
       <w:r>
         <w:t xml:space="preserve"> </w:t>
       </w:r>
+      <w:proofErr w:type="spellStart"/>
       <w:r>
         <w:t>postgres</w:t>
       </w:r>
+      <w:proofErr w:type="spellEnd"/>
     </w:p>
     <w:p>
       <w:pPr>
@@ -2792,7 +3244,51 @@
         <w:sz w:val="20"/>
         <w:szCs w:val="28"/>
       </w:rPr>
-      <w:t>Trabalho Pratico Final do GrupoA_PostgreSQL – Admirson, Delton e Gilson</w:t>
+      <w:t xml:space="preserve">Trabalho Pratico Final do </w:t>
+    </w:r>
+    <w:proofErr w:type="spellStart"/>
+    <w:r>
+      <w:rPr>
+        <w:b/>
+        <w:i/>
+        <w:color w:val="00B0F0"/>
+        <w:sz w:val="20"/>
+        <w:szCs w:val="28"/>
+      </w:rPr>
+      <w:t>GrupoA_PostgreSQL</w:t>
+    </w:r>
+    <w:proofErr w:type="spellEnd"/>
+    <w:r>
+      <w:rPr>
+        <w:b/>
+        <w:i/>
+        <w:color w:val="00B0F0"/>
+        <w:sz w:val="20"/>
+        <w:szCs w:val="28"/>
+      </w:rPr>
+      <w:t xml:space="preserve"> – Admirson, </w:t>
+    </w:r>
+    <w:proofErr w:type="spellStart"/>
+    <w:r>
+      <w:rPr>
+        <w:b/>
+        <w:i/>
+        <w:color w:val="00B0F0"/>
+        <w:sz w:val="20"/>
+        <w:szCs w:val="28"/>
+      </w:rPr>
+      <w:t>Delton</w:t>
+    </w:r>
+    <w:proofErr w:type="spellEnd"/>
+    <w:r>
+      <w:rPr>
+        <w:b/>
+        <w:i/>
+        <w:color w:val="00B0F0"/>
+        <w:sz w:val="20"/>
+        <w:szCs w:val="28"/>
+      </w:rPr>
+      <w:t xml:space="preserve"> e Gilson</w:t>
     </w:r>
   </w:p>
 </w:hdr>

--- a/01_instalacao/documentos_instalacao/Instalação de postgresql.docx
+++ b/01_instalacao/documentos_instalacao/Instalação de postgresql.docx
@@ -267,9 +267,7 @@
     <w:p>
       <w:pPr>
         <w:rPr>
-          <w:rFonts w:cs="Times New Roman"/>
-          <w:noProof/>
-          <w:szCs w:val="28"/>
+          <w:u w:val="single"/>
         </w:rPr>
       </w:pPr>
       <w:r>
@@ -344,17 +342,27 @@
         <w:r>
           <w:rPr>
             <w:rStyle w:val="Hiperligao"/>
-            <w:rFonts w:cs="Times New Roman"/>
-            <w:noProof/>
-            <w:szCs w:val="28"/>
           </w:rPr>
-          <w:t>https://www.postgresql.org/download/windows/</w:t>
+          <w:t>https://www.enterprisedb.com/down</w:t>
+        </w:r>
+        <w:r>
+          <w:rPr>
+            <w:rStyle w:val="Hiperligao"/>
+          </w:rPr>
+          <w:t>l</w:t>
+        </w:r>
+        <w:r>
+          <w:rPr>
+            <w:rStyle w:val="Hiperligao"/>
+          </w:rPr>
+          <w:t>oads/postgres-postgresql-downloads</w:t>
         </w:r>
       </w:hyperlink>
     </w:p>
     <w:p>
       <w:pPr>
         <w:pStyle w:val="SemEspaamento"/>
+        <w:ind w:left="0" w:firstLine="0"/>
         <w:rPr>
           <w:b/>
           <w:szCs w:val="28"/>
@@ -493,15 +501,7 @@
         <w:t xml:space="preserve"> </w:t>
       </w:r>
       <w:r>
-        <w:t>C:\Program Files\</w:t>
-      </w:r>
-      <w:proofErr w:type="spellStart"/>
-      <w:r>
-        <w:t>PostgreSQL</w:t>
-      </w:r>
-      <w:proofErr w:type="spellEnd"/>
-      <w:r>
-        <w:t>\1</w:t>
+        <w:t>C:\Program Files\PostgreSQL\1</w:t>
       </w:r>
       <w:r>
         <w:t>8</w:t>
@@ -616,15 +616,34 @@
         <w:t>✓</w:t>
       </w:r>
       <w:r>
+        <w:t xml:space="preserve"> PostgreSQL Server</w:t>
+      </w:r>
+      <w:r>
+        <w:t xml:space="preserve">; </w:t>
+      </w:r>
+      <w:r>
+        <w:rPr>
+          <w:rFonts w:ascii="Segoe UI Symbol" w:hAnsi="Segoe UI Symbol" w:cs="Segoe UI Symbol"/>
+        </w:rPr>
+        <w:t>✓</w:t>
+      </w:r>
+      <w:r>
+        <w:t xml:space="preserve"> pgAdmin 4</w:t>
+      </w:r>
+      <w:r>
+        <w:t>;</w:t>
+      </w:r>
+      <w:r>
         <w:t xml:space="preserve"> </w:t>
       </w:r>
-      <w:proofErr w:type="spellStart"/>
-      <w:r>
-        <w:t>PostgreSQL</w:t>
-      </w:r>
-      <w:proofErr w:type="spellEnd"/>
-      <w:r>
-        <w:t xml:space="preserve"> Server</w:t>
+      <w:r>
+        <w:rPr>
+          <w:rFonts w:ascii="Segoe UI Symbol" w:hAnsi="Segoe UI Symbol" w:cs="Segoe UI Symbol"/>
+        </w:rPr>
+        <w:t>✓</w:t>
+      </w:r>
+      <w:r>
+        <w:t xml:space="preserve"> Stack Builder</w:t>
       </w:r>
       <w:r>
         <w:t xml:space="preserve">; </w:t>
@@ -636,77 +655,8 @@
         <w:t>✓</w:t>
       </w:r>
       <w:r>
-        <w:t xml:space="preserve"> </w:t>
-      </w:r>
-      <w:proofErr w:type="spellStart"/>
-      <w:r>
-        <w:t>pgAdmin</w:t>
-      </w:r>
-      <w:proofErr w:type="spellEnd"/>
-      <w:r>
-        <w:t xml:space="preserve"> 4</w:t>
-      </w:r>
-      <w:r>
-        <w:t>;</w:t>
-      </w:r>
-      <w:r>
-        <w:t xml:space="preserve"> </w:t>
-      </w:r>
-      <w:r>
-        <w:rPr>
-          <w:rFonts w:ascii="Segoe UI Symbol" w:hAnsi="Segoe UI Symbol" w:cs="Segoe UI Symbol"/>
-        </w:rPr>
-        <w:t>✓</w:t>
-      </w:r>
-      <w:r>
-        <w:t xml:space="preserve"> </w:t>
-      </w:r>
-      <w:proofErr w:type="spellStart"/>
-      <w:r>
-        <w:t>Stack</w:t>
-      </w:r>
-      <w:proofErr w:type="spellEnd"/>
-      <w:r>
-        <w:t xml:space="preserve"> </w:t>
-      </w:r>
-      <w:proofErr w:type="spellStart"/>
-      <w:r>
-        <w:t>Builder</w:t>
-      </w:r>
-      <w:proofErr w:type="spellEnd"/>
-      <w:r>
-        <w:t xml:space="preserve">; </w:t>
-      </w:r>
-      <w:r>
-        <w:rPr>
-          <w:rFonts w:ascii="Segoe UI Symbol" w:hAnsi="Segoe UI Symbol" w:cs="Segoe UI Symbol"/>
-        </w:rPr>
-        <w:t>✓</w:t>
-      </w:r>
-      <w:r>
-        <w:t xml:space="preserve"> </w:t>
-      </w:r>
-      <w:proofErr w:type="spellStart"/>
-      <w:r>
-        <w:t>Command</w:t>
-      </w:r>
-      <w:proofErr w:type="spellEnd"/>
-      <w:r>
-        <w:t xml:space="preserve"> </w:t>
-      </w:r>
-      <w:proofErr w:type="spellStart"/>
-      <w:r>
-        <w:t>Line</w:t>
-      </w:r>
-      <w:proofErr w:type="spellEnd"/>
-      <w:r>
-        <w:t xml:space="preserve"> </w:t>
-      </w:r>
-      <w:proofErr w:type="spellStart"/>
-      <w:r>
-        <w:t>Tools</w:t>
-      </w:r>
-      <w:proofErr w:type="spellEnd"/>
+        <w:t xml:space="preserve"> Command Line Tools</w:t>
+      </w:r>
       <w:r>
         <w:t>.</w:t>
       </w:r>
@@ -872,15 +822,7 @@
         <w:t>Selecionar o diretório de dados:</w:t>
       </w:r>
       <w:r>
-        <w:t xml:space="preserve"> C:\Program Files\</w:t>
-      </w:r>
-      <w:proofErr w:type="spellStart"/>
-      <w:r>
-        <w:t>PostgreSQL</w:t>
-      </w:r>
-      <w:proofErr w:type="spellEnd"/>
-      <w:r>
-        <w:t>\18\data</w:t>
+        <w:t xml:space="preserve"> C:\Program Files\PostgreSQL\18\data</w:t>
       </w:r>
     </w:p>
     <w:p>
@@ -899,15 +841,7 @@
         <w:t xml:space="preserve">5º Passo: Definindo uma palavra passe forte: </w:t>
       </w:r>
       <w:r>
-        <w:t xml:space="preserve">Para usar ao iniciar seção com o utilizador </w:t>
-      </w:r>
-      <w:proofErr w:type="spellStart"/>
-      <w:r>
-        <w:t>postgres</w:t>
-      </w:r>
-      <w:proofErr w:type="spellEnd"/>
-      <w:r>
-        <w:t>.</w:t>
+        <w:t>Para usar ao iniciar seção com o utilizador postgres.</w:t>
       </w:r>
     </w:p>
     <w:p>
@@ -1006,23 +940,7 @@
           <w:b/>
           <w:bCs/>
         </w:rPr>
-        <w:t xml:space="preserve">Alteração da porta padrão mo medida de </w:t>
-      </w:r>
-      <w:proofErr w:type="spellStart"/>
-      <w:r>
-        <w:rPr>
-          <w:b/>
-          <w:bCs/>
-        </w:rPr>
-        <w:t>Hardening</w:t>
-      </w:r>
-      <w:proofErr w:type="spellEnd"/>
-      <w:r>
-        <w:rPr>
-          <w:b/>
-          <w:bCs/>
-        </w:rPr>
-        <w:t xml:space="preserve">: </w:t>
+        <w:t xml:space="preserve">Alteração da porta padrão mo medida de Hardening: </w:t>
       </w:r>
       <w:r>
         <w:t xml:space="preserve">Que era como padrão 5432 e depois da alteração ficou direcionada para </w:t>
@@ -1320,30 +1238,7 @@
           <w:bCs/>
           <w:szCs w:val="28"/>
         </w:rPr>
-        <w:t>Pode</w:t>
-      </w:r>
-      <w:r>
-        <w:rPr>
-          <w:bCs/>
-          <w:szCs w:val="28"/>
-        </w:rPr>
-        <w:t xml:space="preserve">mos simplesmente deixar como </w:t>
-      </w:r>
-      <w:proofErr w:type="spellStart"/>
-      <w:r>
-        <w:rPr>
-          <w:bCs/>
-          <w:szCs w:val="28"/>
-        </w:rPr>
-        <w:t>padão</w:t>
-      </w:r>
-      <w:proofErr w:type="spellEnd"/>
-      <w:r>
-        <w:rPr>
-          <w:bCs/>
-          <w:szCs w:val="28"/>
-        </w:rPr>
-        <w:t>.</w:t>
+        <w:t>Escolhemos - Portuguese, Cabo Verde</w:t>
       </w:r>
     </w:p>
     <w:p>
@@ -1355,10 +1250,10 @@
           <w:noProof/>
         </w:rPr>
         <w:drawing>
-          <wp:inline distT="0" distB="0" distL="0" distR="0" wp14:anchorId="6AC602CD" wp14:editId="29CA3C06">
-            <wp:extent cx="5248275" cy="2233246"/>
-            <wp:effectExtent l="0" t="0" r="0" b="0"/>
-            <wp:docPr id="1216733317" name="Imagem 4"/>
+          <wp:inline distT="0" distB="0" distL="0" distR="0" wp14:anchorId="3F9C304C" wp14:editId="5FDCE9FA">
+            <wp:extent cx="5400040" cy="1920240"/>
+            <wp:effectExtent l="0" t="0" r="0" b="3810"/>
+            <wp:docPr id="1964389265" name="Imagem 1"/>
             <wp:cNvGraphicFramePr>
               <a:graphicFrameLocks xmlns:a="http://schemas.openxmlformats.org/drawingml/2006/main" noChangeAspect="1"/>
             </wp:cNvGraphicFramePr>
@@ -1366,7 +1261,7 @@
               <a:graphicData uri="http://schemas.openxmlformats.org/drawingml/2006/picture">
                 <pic:pic xmlns:pic="http://schemas.openxmlformats.org/drawingml/2006/picture">
                   <pic:nvPicPr>
-                    <pic:cNvPr id="1216733317" name="Imagem 1216733317"/>
+                    <pic:cNvPr id="1964389265" name="Imagem 1964389265"/>
                     <pic:cNvPicPr/>
                   </pic:nvPicPr>
                   <pic:blipFill rotWithShape="1">
@@ -1377,7 +1272,7 @@
                         </a:ext>
                       </a:extLst>
                     </a:blip>
-                    <a:srcRect b="46592"/>
+                    <a:srcRect b="28662"/>
                     <a:stretch>
                       <a:fillRect/>
                     </a:stretch>
@@ -1385,7 +1280,7 @@
                   <pic:spPr bwMode="auto">
                     <a:xfrm>
                       <a:off x="0" y="0"/>
-                      <a:ext cx="5249008" cy="2233558"/>
+                      <a:ext cx="5400040" cy="1920240"/>
                     </a:xfrm>
                     <a:prstGeom prst="rect">
                       <a:avLst/>
@@ -1459,16 +1354,13 @@
       </w:r>
       <w:r>
         <w:rPr>
-          <w:rFonts w:cs="Times New Roman"/>
-          <w:b/>
-          <w:noProof/>
-          <w:szCs w:val="28"/>
+          <w:noProof/>
         </w:rPr>
         <w:drawing>
-          <wp:inline distT="0" distB="0" distL="0" distR="0" wp14:anchorId="6C0BC181" wp14:editId="1A0B511A">
-            <wp:extent cx="5374614" cy="2689958"/>
-            <wp:effectExtent l="0" t="0" r="0" b="0"/>
-            <wp:docPr id="223236472" name="Imagem 5"/>
+          <wp:inline distT="0" distB="0" distL="0" distR="0" wp14:anchorId="55A34084" wp14:editId="3795D9CD">
+            <wp:extent cx="5400040" cy="2797175"/>
+            <wp:effectExtent l="0" t="0" r="0" b="3175"/>
+            <wp:docPr id="1107752022" name="Imagem 2"/>
             <wp:cNvGraphicFramePr>
               <a:graphicFrameLocks xmlns:a="http://schemas.openxmlformats.org/drawingml/2006/main" noChangeAspect="1"/>
             </wp:cNvGraphicFramePr>
@@ -1476,10 +1368,10 @@
               <a:graphicData uri="http://schemas.openxmlformats.org/drawingml/2006/picture">
                 <pic:pic xmlns:pic="http://schemas.openxmlformats.org/drawingml/2006/picture">
                   <pic:nvPicPr>
-                    <pic:cNvPr id="223236472" name="Imagem 223236472"/>
+                    <pic:cNvPr id="1107752022" name="Imagem 1107752022"/>
                     <pic:cNvPicPr/>
                   </pic:nvPicPr>
-                  <pic:blipFill rotWithShape="1">
+                  <pic:blipFill>
                     <a:blip r:embed="rId17">
                       <a:extLst>
                         <a:ext uri="{28A0092B-C50C-407E-A947-70E740481C1C}">
@@ -1487,27 +1379,18 @@
                         </a:ext>
                       </a:extLst>
                     </a:blip>
-                    <a:srcRect t="2150" b="33918"/>
                     <a:stretch>
                       <a:fillRect/>
                     </a:stretch>
                   </pic:blipFill>
-                  <pic:spPr bwMode="auto">
+                  <pic:spPr>
                     <a:xfrm>
                       <a:off x="0" y="0"/>
-                      <a:ext cx="5392901" cy="2699110"/>
+                      <a:ext cx="5400040" cy="2797175"/>
                     </a:xfrm>
                     <a:prstGeom prst="rect">
                       <a:avLst/>
                     </a:prstGeom>
-                    <a:ln>
-                      <a:noFill/>
-                    </a:ln>
-                    <a:extLst>
-                      <a:ext uri="{53640926-AAD7-44D8-BBD7-CCE9431645EC}">
-                        <a14:shadowObscured xmlns:a14="http://schemas.microsoft.com/office/drawing/2010/main"/>
-                      </a:ext>
-                    </a:extLst>
                   </pic:spPr>
                 </pic:pic>
               </a:graphicData>
@@ -1518,18 +1401,9 @@
     </w:p>
     <w:p>
       <w:pPr>
-        <w:rPr>
-          <w:rFonts w:cs="Times New Roman"/>
-          <w:b/>
-          <w:szCs w:val="28"/>
-        </w:rPr>
-      </w:pPr>
-      <w:r>
-        <w:rPr>
-          <w:rFonts w:cs="Times New Roman"/>
-          <w:b/>
-          <w:szCs w:val="28"/>
-        </w:rPr>
+        <w:pStyle w:val="SemEspaamento"/>
+      </w:pPr>
+      <w:r>
         <w:t xml:space="preserve"> </w:t>
       </w:r>
     </w:p>
@@ -1538,27 +1412,23 @@
         <w:pStyle w:val="SemEspaamento"/>
         <w:rPr>
           <w:b/>
-          <w:bCs/>
-        </w:rPr>
-      </w:pPr>
-      <w:r>
-        <w:rPr>
-          <w:b/>
-          <w:bCs/>
+        </w:rPr>
+      </w:pPr>
+      <w:r>
+        <w:rPr>
+          <w:b/>
         </w:rPr>
         <w:t xml:space="preserve">9º Passo: </w:t>
       </w:r>
       <w:r>
         <w:rPr>
           <w:b/>
-          <w:bCs/>
         </w:rPr>
         <w:t>Aguardar a instalação</w:t>
       </w:r>
       <w:r>
         <w:rPr>
           <w:b/>
-          <w:bCs/>
         </w:rPr>
         <w:t>.</w:t>
       </w:r>
@@ -1570,18 +1440,11 @@
     </w:p>
     <w:p>
       <w:pPr>
-        <w:rPr>
-          <w:rFonts w:cs="Times New Roman"/>
-          <w:b/>
-          <w:szCs w:val="28"/>
-        </w:rPr>
-      </w:pPr>
-      <w:r>
-        <w:rPr>
-          <w:rFonts w:cs="Times New Roman"/>
-          <w:b/>
-          <w:noProof/>
-          <w:szCs w:val="28"/>
+        <w:pStyle w:val="SemEspaamento"/>
+      </w:pPr>
+      <w:r>
+        <w:rPr>
+          <w:noProof/>
         </w:rPr>
         <w:drawing>
           <wp:inline distT="0" distB="0" distL="0" distR="0" wp14:anchorId="656F1084" wp14:editId="138071FF">
@@ -1637,12 +1500,156 @@
     </w:p>
     <w:p>
       <w:pPr>
+        <w:pStyle w:val="SemEspaamento"/>
+      </w:pPr>
+    </w:p>
+    <w:p>
+      <w:pPr>
+        <w:pStyle w:val="SemEspaamento"/>
+        <w:rPr>
+          <w:bCs/>
+        </w:rPr>
+      </w:pPr>
+      <w:r>
+        <w:rPr>
+          <w:b/>
+          <w:bCs/>
+        </w:rPr>
+        <w:t xml:space="preserve">Passo 9.1: </w:t>
+      </w:r>
+      <w:r>
+        <w:rPr>
+          <w:b/>
+          <w:bCs/>
+        </w:rPr>
+        <w:t>P</w:t>
+      </w:r>
+      <w:r>
+        <w:rPr>
+          <w:b/>
+          <w:bCs/>
+        </w:rPr>
+        <w:t>ó</w:t>
+      </w:r>
+      <w:r>
+        <w:rPr>
+          <w:b/>
+          <w:bCs/>
+        </w:rPr>
+        <w:t>s concluir a Instalação</w:t>
+      </w:r>
+      <w:r>
+        <w:t xml:space="preserve">. </w:t>
+      </w:r>
+      <w:r>
+        <w:rPr>
+          <w:bCs/>
+        </w:rPr>
+        <w:t>(</w:t>
+      </w:r>
+      <w:r>
+        <w:rPr>
+          <w:bCs/>
+        </w:rPr>
+        <w:t>C</w:t>
+      </w:r>
+      <w:r>
+        <w:rPr>
+          <w:bCs/>
+        </w:rPr>
+        <w:t>lic</w:t>
+      </w:r>
+      <w:r>
+        <w:rPr>
+          <w:bCs/>
+        </w:rPr>
+        <w:t>amos</w:t>
+      </w:r>
+      <w:r>
+        <w:rPr>
+          <w:bCs/>
+        </w:rPr>
+        <w:t xml:space="preserve"> em </w:t>
+      </w:r>
+      <w:r>
+        <w:rPr>
+          <w:bCs/>
+        </w:rPr>
+        <w:t>Terminar</w:t>
+      </w:r>
+      <w:r>
+        <w:rPr>
+          <w:bCs/>
+        </w:rPr>
+        <w:t>)</w:t>
+      </w:r>
+    </w:p>
+    <w:p>
+      <w:pPr>
         <w:rPr>
           <w:rFonts w:cs="Times New Roman"/>
           <w:b/>
           <w:szCs w:val="28"/>
         </w:rPr>
       </w:pPr>
+      <w:r>
+        <w:rPr>
+          <w:rFonts w:cs="Times New Roman"/>
+          <w:b/>
+          <w:noProof/>
+          <w:szCs w:val="28"/>
+        </w:rPr>
+        <w:drawing>
+          <wp:inline distT="0" distB="0" distL="0" distR="0" wp14:anchorId="6C053959" wp14:editId="6AD7AD6B">
+            <wp:extent cx="5400040" cy="1995054"/>
+            <wp:effectExtent l="0" t="0" r="0" b="5715"/>
+            <wp:docPr id="382530290" name="Imagem 4"/>
+            <wp:cNvGraphicFramePr>
+              <a:graphicFrameLocks xmlns:a="http://schemas.openxmlformats.org/drawingml/2006/main" noChangeAspect="1"/>
+            </wp:cNvGraphicFramePr>
+            <a:graphic xmlns:a="http://schemas.openxmlformats.org/drawingml/2006/main">
+              <a:graphicData uri="http://schemas.openxmlformats.org/drawingml/2006/picture">
+                <pic:pic xmlns:pic="http://schemas.openxmlformats.org/drawingml/2006/picture">
+                  <pic:nvPicPr>
+                    <pic:cNvPr id="382530290" name="Imagem 382530290"/>
+                    <pic:cNvPicPr/>
+                  </pic:nvPicPr>
+                  <pic:blipFill rotWithShape="1">
+                    <a:blip r:embed="rId19">
+                      <a:extLst>
+                        <a:ext uri="{28A0092B-C50C-407E-A947-70E740481C1C}">
+                          <a14:useLocalDpi xmlns:a14="http://schemas.microsoft.com/office/drawing/2010/main" val="0"/>
+                        </a:ext>
+                      </a:extLst>
+                    </a:blip>
+                    <a:srcRect b="52895"/>
+                    <a:stretch>
+                      <a:fillRect/>
+                    </a:stretch>
+                  </pic:blipFill>
+                  <pic:spPr bwMode="auto">
+                    <a:xfrm>
+                      <a:off x="0" y="0"/>
+                      <a:ext cx="5400040" cy="1995054"/>
+                    </a:xfrm>
+                    <a:prstGeom prst="rect">
+                      <a:avLst/>
+                    </a:prstGeom>
+                    <a:ln>
+                      <a:noFill/>
+                    </a:ln>
+                    <a:extLst>
+                      <a:ext uri="{53640926-AAD7-44D8-BBD7-CCE9431645EC}">
+                        <a14:shadowObscured xmlns:a14="http://schemas.microsoft.com/office/drawing/2010/main"/>
+                      </a:ext>
+                    </a:extLst>
+                  </pic:spPr>
+                </pic:pic>
+              </a:graphicData>
+            </a:graphic>
+          </wp:inline>
+        </w:drawing>
+      </w:r>
     </w:p>
     <w:p>
       <w:pPr>
@@ -1652,6 +1659,7 @@
         <w:rPr>
           <w:b/>
         </w:rPr>
+        <w:lastRenderedPageBreak/>
         <w:t>1</w:t>
       </w:r>
       <w:r>
@@ -1666,54 +1674,18 @@
         </w:rPr>
         <w:t xml:space="preserve">º Passo: </w:t>
       </w:r>
-      <w:proofErr w:type="spellStart"/>
-      <w:r>
-        <w:rPr>
-          <w:b/>
-        </w:rPr>
-        <w:t>Stack</w:t>
-      </w:r>
-      <w:proofErr w:type="spellEnd"/>
+      <w:r>
+        <w:rPr>
+          <w:b/>
+        </w:rPr>
+        <w:t>Stack Builder para complementar o PostgreSQL.</w:t>
+      </w:r>
       <w:r>
         <w:rPr>
           <w:b/>
         </w:rPr>
         <w:t xml:space="preserve"> </w:t>
       </w:r>
-      <w:proofErr w:type="spellStart"/>
-      <w:r>
-        <w:rPr>
-          <w:b/>
-        </w:rPr>
-        <w:t>Builder</w:t>
-      </w:r>
-      <w:proofErr w:type="spellEnd"/>
-      <w:r>
-        <w:rPr>
-          <w:b/>
-        </w:rPr>
-        <w:t xml:space="preserve"> para complementar o </w:t>
-      </w:r>
-      <w:proofErr w:type="spellStart"/>
-      <w:r>
-        <w:rPr>
-          <w:b/>
-        </w:rPr>
-        <w:t>PostgreSQL</w:t>
-      </w:r>
-      <w:proofErr w:type="spellEnd"/>
-      <w:r>
-        <w:rPr>
-          <w:b/>
-        </w:rPr>
-        <w:t>.</w:t>
-      </w:r>
-      <w:r>
-        <w:rPr>
-          <w:b/>
-        </w:rPr>
-        <w:t xml:space="preserve"> </w:t>
-      </w:r>
       <w:r>
         <w:rPr>
           <w:bCs/>
@@ -1726,66 +1698,20 @@
         </w:rPr>
         <w:t xml:space="preserve">o </w:t>
       </w:r>
-      <w:proofErr w:type="spellStart"/>
       <w:r>
         <w:rPr>
           <w:rStyle w:val="nfase"/>
           <w:i w:val="0"/>
           <w:iCs w:val="0"/>
         </w:rPr>
-        <w:t>PostgreSQL</w:t>
-      </w:r>
-      <w:proofErr w:type="spellEnd"/>
+        <w:t>PostgreSQL 18 (x64) on port 5</w:t>
+      </w:r>
       <w:r>
         <w:rPr>
           <w:rStyle w:val="nfase"/>
           <w:i w:val="0"/>
           <w:iCs w:val="0"/>
         </w:rPr>
-        <w:t xml:space="preserve"> 18 (x64) </w:t>
-      </w:r>
-      <w:proofErr w:type="spellStart"/>
-      <w:r>
-        <w:rPr>
-          <w:rStyle w:val="nfase"/>
-          <w:i w:val="0"/>
-          <w:iCs w:val="0"/>
-        </w:rPr>
-        <w:t>on</w:t>
-      </w:r>
-      <w:proofErr w:type="spellEnd"/>
-      <w:r>
-        <w:rPr>
-          <w:rStyle w:val="nfase"/>
-          <w:i w:val="0"/>
-          <w:iCs w:val="0"/>
-        </w:rPr>
-        <w:t xml:space="preserve"> </w:t>
-      </w:r>
-      <w:proofErr w:type="spellStart"/>
-      <w:r>
-        <w:rPr>
-          <w:rStyle w:val="nfase"/>
-          <w:i w:val="0"/>
-          <w:iCs w:val="0"/>
-        </w:rPr>
-        <w:t>port</w:t>
-      </w:r>
-      <w:proofErr w:type="spellEnd"/>
-      <w:r>
-        <w:rPr>
-          <w:rStyle w:val="nfase"/>
-          <w:i w:val="0"/>
-          <w:iCs w:val="0"/>
-        </w:rPr>
-        <w:t xml:space="preserve"> 5</w:t>
-      </w:r>
-      <w:r>
-        <w:rPr>
-          <w:rStyle w:val="nfase"/>
-          <w:i w:val="0"/>
-          <w:iCs w:val="0"/>
-        </w:rPr>
         <w:t>0484</w:t>
       </w:r>
       <w:r>
@@ -1805,7 +1731,6 @@
         <w:rPr>
           <w:noProof/>
         </w:rPr>
-        <w:lastRenderedPageBreak/>
         <w:drawing>
           <wp:inline distT="0" distB="0" distL="0" distR="0" wp14:anchorId="1970A112" wp14:editId="1B51B22D">
             <wp:extent cx="5730782" cy="2267927"/>
@@ -1822,7 +1747,7 @@
                     <pic:cNvPicPr/>
                   </pic:nvPicPr>
                   <pic:blipFill rotWithShape="1">
-                    <a:blip r:embed="rId19">
+                    <a:blip r:embed="rId20">
                       <a:extLst>
                         <a:ext uri="{28A0092B-C50C-407E-A947-70E740481C1C}">
                           <a14:useLocalDpi xmlns:a14="http://schemas.microsoft.com/office/drawing/2010/main" val="0"/>
@@ -1906,71 +1831,82 @@
         </w:rPr>
         <w:t xml:space="preserve"> do </w:t>
       </w:r>
-      <w:proofErr w:type="spellStart"/>
-      <w:r>
-        <w:rPr>
-          <w:bCs/>
-        </w:rPr>
-        <w:t>Stack</w:t>
-      </w:r>
-      <w:proofErr w:type="spellEnd"/>
-      <w:r>
-        <w:rPr>
-          <w:bCs/>
+      <w:r>
+        <w:rPr>
+          <w:bCs/>
+        </w:rPr>
+        <w:t>Stack Builder</w:t>
+      </w:r>
+      <w:r>
+        <w:rPr>
+          <w:rStyle w:val="Forte"/>
+        </w:rPr>
+        <w:t>.</w:t>
+      </w:r>
+      <w:r>
+        <w:rPr>
+          <w:rStyle w:val="Forte"/>
         </w:rPr>
         <w:t xml:space="preserve"> </w:t>
       </w:r>
-      <w:proofErr w:type="spellStart"/>
-      <w:r>
-        <w:rPr>
-          <w:bCs/>
-        </w:rPr>
-        <w:t>Builder</w:t>
-      </w:r>
-      <w:proofErr w:type="spellEnd"/>
-      <w:r>
-        <w:rPr>
-          <w:rStyle w:val="Forte"/>
-        </w:rPr>
-        <w:t>.</w:t>
-      </w:r>
-      <w:r>
-        <w:rPr>
-          <w:rStyle w:val="Forte"/>
-        </w:rPr>
+      <w:r>
+        <w:t>Drivers ODBC</w:t>
+      </w:r>
+      <w:r>
+        <w:t>: escolhemos o psqlODBC 64 bit.</w:t>
+      </w:r>
+      <w:r>
         <w:t xml:space="preserve"> </w:t>
       </w:r>
       <w:r>
-        <w:t>Drivers ODBC</w:t>
-      </w:r>
-      <w:r>
-        <w:t xml:space="preserve">: escolhemos o </w:t>
-      </w:r>
-      <w:proofErr w:type="spellStart"/>
-      <w:r>
-        <w:t>psqlODBC</w:t>
-      </w:r>
-      <w:proofErr w:type="spellEnd"/>
-      <w:r>
-        <w:t xml:space="preserve"> 64 bit.</w:t>
+        <w:t>Servidor de Base de Dados:</w:t>
+      </w:r>
+      <w:r>
+        <w:t xml:space="preserve"> E</w:t>
+      </w:r>
+      <w:r>
+        <w:t xml:space="preserve">scolhemos a </w:t>
+      </w:r>
+      <w:r>
+        <w:t>última</w:t>
+      </w:r>
+      <w:r>
+        <w:t xml:space="preserve"> versão disponível.</w:t>
+      </w:r>
+    </w:p>
+    <w:p>
+      <w:pPr>
+        <w:pStyle w:val="SemEspaamento"/>
+      </w:pPr>
+      <w:r>
+        <w:t>Sendo que já temos instalado a última versão do server PostgreSQl</w:t>
       </w:r>
       <w:r>
         <w:t xml:space="preserve"> </w:t>
       </w:r>
       <w:r>
-        <w:t>Servidor de Base de Dados:</w:t>
-      </w:r>
-      <w:r>
-        <w:t xml:space="preserve"> E</w:t>
-      </w:r>
-      <w:r>
-        <w:t xml:space="preserve">scolhemos a </w:t>
-      </w:r>
-      <w:r>
-        <w:t>última</w:t>
-      </w:r>
-      <w:r>
-        <w:t xml:space="preserve"> versão disponível.</w:t>
+        <w:t>(64 bit) instalaremos só o driver:</w:t>
+      </w:r>
+      <w:r>
+        <w:t xml:space="preserve"> </w:t>
+      </w:r>
+      <w:r>
+        <w:t>escolhemos</w:t>
+      </w:r>
+      <w:r>
+        <w:t xml:space="preserve"> só</w:t>
+      </w:r>
+      <w:r>
+        <w:t xml:space="preserve"> psqlODBC</w:t>
+      </w:r>
+      <w:r>
+        <w:t xml:space="preserve"> (</w:t>
+      </w:r>
+      <w:r>
+        <w:t>64 bit</w:t>
+      </w:r>
+      <w:r>
+        <w:t>)</w:t>
       </w:r>
     </w:p>
     <w:p>
@@ -1997,7 +1933,7 @@
                     <pic:cNvPicPr/>
                   </pic:nvPicPr>
                   <pic:blipFill rotWithShape="1">
-                    <a:blip r:embed="rId20">
+                    <a:blip r:embed="rId21">
                       <a:extLst>
                         <a:ext uri="{28A0092B-C50C-407E-A947-70E740481C1C}">
                           <a14:useLocalDpi xmlns:a14="http://schemas.microsoft.com/office/drawing/2010/main" val="0"/>
@@ -2035,41 +1971,224 @@
     </w:p>
     <w:p>
       <w:pPr>
-        <w:ind w:left="0" w:firstLine="0"/>
+        <w:pStyle w:val="SemEspaamento"/>
+        <w:rPr>
+          <w:b/>
+          <w:bCs/>
+        </w:rPr>
+      </w:pPr>
+    </w:p>
+    <w:p>
+      <w:pPr>
+        <w:pStyle w:val="SemEspaamento"/>
+        <w:rPr>
+          <w:b/>
+          <w:bCs/>
+        </w:rPr>
+      </w:pPr>
+      <w:r>
+        <w:rPr>
+          <w:b/>
+          <w:bCs/>
+        </w:rPr>
+        <w:t>12º Passo:</w:t>
+      </w:r>
+      <w:r>
+        <w:rPr>
+          <w:b/>
+          <w:bCs/>
+        </w:rPr>
+        <w:t xml:space="preserve"> Confirmação de escolhas feitas anteriormente e escolhendo o diretório para o download.</w:t>
+      </w:r>
+    </w:p>
+    <w:p>
+      <w:pPr>
+        <w:pStyle w:val="SemEspaamento"/>
+        <w:rPr>
+          <w:b/>
+          <w:bCs/>
+        </w:rPr>
+      </w:pPr>
+    </w:p>
+    <w:p>
+      <w:pPr>
+        <w:pStyle w:val="SemEspaamento"/>
+      </w:pPr>
+      <w:r>
+        <w:rPr>
+          <w:noProof/>
+        </w:rPr>
+        <w:lastRenderedPageBreak/>
+        <w:drawing>
+          <wp:inline distT="0" distB="0" distL="0" distR="0" wp14:anchorId="5E22926C" wp14:editId="0AE8F1C7">
+            <wp:extent cx="5400040" cy="3714750"/>
+            <wp:effectExtent l="0" t="0" r="0" b="0"/>
+            <wp:docPr id="1243784593" name="Imagem 3"/>
+            <wp:cNvGraphicFramePr>
+              <a:graphicFrameLocks xmlns:a="http://schemas.openxmlformats.org/drawingml/2006/main" noChangeAspect="1"/>
+            </wp:cNvGraphicFramePr>
+            <a:graphic xmlns:a="http://schemas.openxmlformats.org/drawingml/2006/main">
+              <a:graphicData uri="http://schemas.openxmlformats.org/drawingml/2006/picture">
+                <pic:pic xmlns:pic="http://schemas.openxmlformats.org/drawingml/2006/picture">
+                  <pic:nvPicPr>
+                    <pic:cNvPr id="1243784593" name="Imagem 1243784593"/>
+                    <pic:cNvPicPr/>
+                  </pic:nvPicPr>
+                  <pic:blipFill>
+                    <a:blip r:embed="rId22">
+                      <a:extLst>
+                        <a:ext uri="{28A0092B-C50C-407E-A947-70E740481C1C}">
+                          <a14:useLocalDpi xmlns:a14="http://schemas.microsoft.com/office/drawing/2010/main" val="0"/>
+                        </a:ext>
+                      </a:extLst>
+                    </a:blip>
+                    <a:stretch>
+                      <a:fillRect/>
+                    </a:stretch>
+                  </pic:blipFill>
+                  <pic:spPr>
+                    <a:xfrm>
+                      <a:off x="0" y="0"/>
+                      <a:ext cx="5400040" cy="3714750"/>
+                    </a:xfrm>
+                    <a:prstGeom prst="rect">
+                      <a:avLst/>
+                    </a:prstGeom>
+                  </pic:spPr>
+                </pic:pic>
+              </a:graphicData>
+            </a:graphic>
+          </wp:inline>
+        </w:drawing>
+      </w:r>
+    </w:p>
+    <w:p>
+      <w:pPr>
+        <w:pStyle w:val="SemEspaamento"/>
+        <w:rPr>
+          <w:b/>
+          <w:bCs/>
+        </w:rPr>
+      </w:pPr>
+    </w:p>
+    <w:p>
+      <w:pPr>
+        <w:pStyle w:val="SemEspaamento"/>
+        <w:rPr>
+          <w:b/>
+          <w:bCs/>
+        </w:rPr>
+      </w:pPr>
+      <w:r>
+        <w:rPr>
+          <w:b/>
+          <w:bCs/>
+        </w:rPr>
+        <w:t>Validar o correto funcionamento do serviço no sistema operativo</w:t>
+      </w:r>
+      <w:r>
+        <w:rPr>
+          <w:b/>
+          <w:bCs/>
+        </w:rPr>
+        <w:t xml:space="preserve"> </w:t>
+      </w:r>
+      <w:r>
+        <w:rPr>
+          <w:b/>
+          <w:bCs/>
+        </w:rPr>
+        <w:t>Windows.</w:t>
+      </w:r>
+    </w:p>
+    <w:p>
+      <w:pPr>
+        <w:pStyle w:val="SemEspaamento"/>
+        <w:rPr>
+          <w:b/>
+          <w:bCs/>
+        </w:rPr>
+      </w:pPr>
+    </w:p>
+    <w:p>
+      <w:pPr>
+        <w:pStyle w:val="SemEspaamento"/>
         <w:rPr>
           <w:rFonts w:cs="Times New Roman"/>
           <w:b/>
-          <w:szCs w:val="28"/>
-        </w:rPr>
-      </w:pPr>
-    </w:p>
-    <w:p>
-      <w:pPr>
-        <w:ind w:left="0" w:firstLine="0"/>
+          <w:noProof/>
+          <w:szCs w:val="28"/>
+        </w:rPr>
+      </w:pPr>
+      <w:r>
+        <w:t>Cli</w:t>
+      </w:r>
+      <w:r>
+        <w:t>camos</w:t>
+      </w:r>
+      <w:r>
+        <w:t xml:space="preserve"> na barra inferior esquerda (ícone do Windows)</w:t>
+      </w:r>
+      <w:r>
+        <w:t xml:space="preserve"> e depois d</w:t>
+      </w:r>
+      <w:r>
+        <w:t>igit</w:t>
+      </w:r>
+      <w:r>
+        <w:t>amos</w:t>
+      </w:r>
+      <w:r>
+        <w:t xml:space="preserve"> </w:t>
+      </w:r>
+      <w:r>
+        <w:rPr>
+          <w:bCs/>
+        </w:rPr>
+        <w:t>serviços</w:t>
+      </w:r>
+      <w:r>
+        <w:t xml:space="preserve"> na caixa de pesquisa. </w:t>
+      </w:r>
+      <w:r>
+        <w:t xml:space="preserve">E executamos o </w:t>
+      </w:r>
+      <w:r>
+        <w:t>aplicativo</w:t>
+      </w:r>
+      <w:r>
+        <w:rPr>
+          <w:b/>
+          <w:bCs/>
+        </w:rPr>
+        <w:t xml:space="preserve"> </w:t>
+      </w:r>
+      <w:r>
+        <w:rPr>
+          <w:bCs/>
+        </w:rPr>
+        <w:t>serviços e na lista procuramos o nome postgresql.</w:t>
+      </w:r>
+      <w:r>
         <w:rPr>
           <w:rFonts w:cs="Times New Roman"/>
           <w:b/>
-          <w:szCs w:val="28"/>
-        </w:rPr>
-      </w:pPr>
+          <w:noProof/>
+          <w:szCs w:val="28"/>
+        </w:rPr>
+        <w:t xml:space="preserve"> </w:t>
+      </w:r>
     </w:p>
     <w:p>
       <w:pPr>
         <w:pStyle w:val="SemEspaamento"/>
-      </w:pPr>
-      <w:r>
-        <w:rPr>
-          <w:b/>
-          <w:bCs/>
-        </w:rPr>
-        <w:t xml:space="preserve">Validar o correto funcionamento do serviço no sistema operativo: </w:t>
-      </w:r>
-      <w:r>
-        <w:t>Windows</w:t>
-      </w:r>
-      <w:r>
-        <w:t>.</w:t>
-      </w:r>
+        <w:rPr>
+          <w:rFonts w:cs="Times New Roman"/>
+          <w:b/>
+          <w:noProof/>
+          <w:szCs w:val="28"/>
+        </w:rPr>
+      </w:pPr>
     </w:p>
     <w:p>
       <w:pPr>
@@ -2078,93 +2197,6 @@
           <w:bCs/>
         </w:rPr>
       </w:pPr>
-      <w:r>
-        <w:t>Cli</w:t>
-      </w:r>
-      <w:r>
-        <w:t>camos</w:t>
-      </w:r>
-      <w:r>
-        <w:t xml:space="preserve"> na barra inferior esquerda (ícone do Windows)</w:t>
-      </w:r>
-      <w:r>
-        <w:t xml:space="preserve"> e depois d</w:t>
-      </w:r>
-      <w:r>
-        <w:t>igit</w:t>
-      </w:r>
-      <w:r>
-        <w:t>amos</w:t>
-      </w:r>
-      <w:r>
-        <w:t xml:space="preserve"> </w:t>
-      </w:r>
-      <w:r>
-        <w:rPr>
-          <w:bCs/>
-        </w:rPr>
-        <w:t>serviços</w:t>
-      </w:r>
-      <w:r>
-        <w:t xml:space="preserve"> na caixa de pesquisa. </w:t>
-      </w:r>
-      <w:r>
-        <w:t xml:space="preserve">E executamos o </w:t>
-      </w:r>
-      <w:proofErr w:type="gramStart"/>
-      <w:r>
-        <w:t>aplicativo</w:t>
-      </w:r>
-      <w:r>
-        <w:rPr>
-          <w:b/>
-          <w:bCs/>
-        </w:rPr>
-        <w:t xml:space="preserve"> </w:t>
-      </w:r>
-      <w:r>
-        <w:rPr>
-          <w:bCs/>
-        </w:rPr>
-        <w:t>serviços</w:t>
-      </w:r>
-      <w:proofErr w:type="gramEnd"/>
-      <w:r>
-        <w:rPr>
-          <w:bCs/>
-        </w:rPr>
-        <w:t xml:space="preserve"> e na lista </w:t>
-      </w:r>
-      <w:r>
-        <w:rPr>
-          <w:bCs/>
-        </w:rPr>
-        <w:lastRenderedPageBreak/>
-        <w:t xml:space="preserve">procuramos o nome </w:t>
-      </w:r>
-      <w:proofErr w:type="spellStart"/>
-      <w:r>
-        <w:rPr>
-          <w:bCs/>
-        </w:rPr>
-        <w:t>postgresql</w:t>
-      </w:r>
-      <w:proofErr w:type="spellEnd"/>
-      <w:r>
-        <w:rPr>
-          <w:bCs/>
-        </w:rPr>
-        <w:t>.</w:t>
-      </w:r>
-      <w:r>
-        <w:rPr>
-          <w:rFonts w:cs="Times New Roman"/>
-          <w:b/>
-          <w:noProof/>
-          <w:szCs w:val="28"/>
-        </w:rPr>
-        <w:t xml:space="preserve"> </w:t>
-      </w:r>
       <w:r>
         <w:rPr>
           <w:rFonts w:cs="Times New Roman"/>
@@ -2188,7 +2220,7 @@
                     <pic:cNvPicPr/>
                   </pic:nvPicPr>
                   <pic:blipFill>
-                    <a:blip r:embed="rId21" cstate="print">
+                    <a:blip r:embed="rId23" cstate="print">
                       <a:extLst>
                         <a:ext uri="{28A0092B-C50C-407E-A947-70E740481C1C}">
                           <a14:useLocalDpi xmlns:a14="http://schemas.microsoft.com/office/drawing/2010/main" val="0"/>
@@ -2276,14 +2308,12 @@
       <w:r>
         <w:t xml:space="preserve"> </w:t>
       </w:r>
-      <w:proofErr w:type="spellStart"/>
       <w:r>
         <w:rPr>
           <w:bCs/>
         </w:rPr>
         <w:t>pgAdmin</w:t>
       </w:r>
-      <w:proofErr w:type="spellEnd"/>
       <w:r>
         <w:t xml:space="preserve"> na caixa de pesquisa. </w:t>
       </w:r>
@@ -2297,7 +2327,6 @@
         </w:rPr>
         <w:t xml:space="preserve"> </w:t>
       </w:r>
-      <w:proofErr w:type="spellStart"/>
       <w:r>
         <w:rPr>
           <w:i/>
@@ -2305,7 +2334,6 @@
         </w:rPr>
         <w:t>pgAdmin</w:t>
       </w:r>
-      <w:proofErr w:type="spellEnd"/>
       <w:r>
         <w:rPr>
           <w:b/>
@@ -2336,6 +2364,7 @@
           <w:noProof/>
           <w:szCs w:val="28"/>
         </w:rPr>
+        <w:lastRenderedPageBreak/>
         <w:drawing>
           <wp:inline distT="0" distB="0" distL="0" distR="0" wp14:anchorId="5722AC57" wp14:editId="683A5AF2">
             <wp:extent cx="4663844" cy="2994920"/>
@@ -2352,7 +2381,7 @@
                     <pic:cNvPicPr/>
                   </pic:nvPicPr>
                   <pic:blipFill>
-                    <a:blip r:embed="rId22"/>
+                    <a:blip r:embed="rId24"/>
                     <a:stretch>
                       <a:fillRect/>
                     </a:stretch>
@@ -2451,7 +2480,6 @@
           <w:noProof/>
           <w:szCs w:val="28"/>
         </w:rPr>
-        <w:lastRenderedPageBreak/>
         <w:drawing>
           <wp:inline distT="0" distB="0" distL="0" distR="0" wp14:anchorId="6910D1C4" wp14:editId="702539DC">
             <wp:extent cx="5400040" cy="2005965"/>
@@ -2468,7 +2496,7 @@
                     <pic:cNvPicPr/>
                   </pic:nvPicPr>
                   <pic:blipFill>
-                    <a:blip r:embed="rId23">
+                    <a:blip r:embed="rId25">
                       <a:extLst>
                         <a:ext uri="{28A0092B-C50C-407E-A947-70E740481C1C}">
                           <a14:useLocalDpi xmlns:a14="http://schemas.microsoft.com/office/drawing/2010/main" val="0"/>
@@ -2529,57 +2557,38 @@
           <w:bCs/>
           <w:szCs w:val="28"/>
         </w:rPr>
-        <w:t>l (</w:t>
-      </w:r>
-      <w:proofErr w:type="spellStart"/>
+        <w:t xml:space="preserve">l (psql): </w:t>
+      </w:r>
       <w:r>
         <w:rPr>
           <w:rFonts w:cs="Times New Roman"/>
-          <w:b/>
-          <w:bCs/>
-          <w:szCs w:val="28"/>
-        </w:rPr>
-        <w:t>psql</w:t>
-      </w:r>
-      <w:proofErr w:type="spellEnd"/>
+          <w:szCs w:val="28"/>
+        </w:rPr>
+        <w:t>Teremos</w:t>
+      </w:r>
       <w:r>
         <w:rPr>
           <w:rFonts w:cs="Times New Roman"/>
-          <w:b/>
-          <w:bCs/>
-          <w:szCs w:val="28"/>
-        </w:rPr>
-        <w:t xml:space="preserve">): </w:t>
-      </w:r>
-      <w:r>
+          <w:szCs w:val="28"/>
+        </w:rPr>
+        <w:t xml:space="preserve"> de ter atenção e alterar a porta padrão para a porta de definimos (50484).</w:t>
+      </w:r>
+    </w:p>
+    <w:p>
+      <w:pPr>
         <w:rPr>
           <w:rFonts w:cs="Times New Roman"/>
-          <w:szCs w:val="28"/>
-        </w:rPr>
-        <w:t>Teremos</w:t>
-      </w:r>
+          <w:b/>
+          <w:szCs w:val="28"/>
+        </w:rPr>
+      </w:pPr>
       <w:r>
         <w:rPr>
           <w:rFonts w:cs="Times New Roman"/>
-          <w:szCs w:val="28"/>
-        </w:rPr>
-        <w:t xml:space="preserve"> de ter atenção e alterar a porta padrão para a porta de definimos (50484).</w:t>
-      </w:r>
-    </w:p>
-    <w:p>
-      <w:pPr>
-        <w:rPr>
-          <w:rFonts w:cs="Times New Roman"/>
-          <w:b/>
-          <w:szCs w:val="28"/>
-        </w:rPr>
-      </w:pPr>
-      <w:r>
-        <w:rPr>
-          <w:rFonts w:cs="Times New Roman"/>
-          <w:noProof/>
-          <w:szCs w:val="28"/>
-        </w:rPr>
+          <w:noProof/>
+          <w:szCs w:val="28"/>
+        </w:rPr>
+        <w:lastRenderedPageBreak/>
         <w:drawing>
           <wp:inline distT="0" distB="0" distL="0" distR="0" wp14:anchorId="005CBC99" wp14:editId="4BC72AFD">
             <wp:extent cx="5400040" cy="2172335"/>
@@ -2596,7 +2605,7 @@
                     <pic:cNvPicPr/>
                   </pic:nvPicPr>
                   <pic:blipFill>
-                    <a:blip r:embed="rId24"/>
+                    <a:blip r:embed="rId26"/>
                     <a:stretch>
                       <a:fillRect/>
                     </a:stretch>
@@ -2637,68 +2646,22 @@
         <w:t>Fazemos primeiro uma v</w:t>
       </w:r>
       <w:r>
-        <w:t xml:space="preserve">alidação do Ambiente </w:t>
-      </w:r>
-      <w:proofErr w:type="spellStart"/>
-      <w:r>
-        <w:t>PostgreSQL</w:t>
-      </w:r>
-      <w:proofErr w:type="spellEnd"/>
-    </w:p>
-    <w:p>
-      <w:pPr>
-        <w:rPr>
-          <w:b/>
-          <w:bCs/>
-        </w:rPr>
-      </w:pPr>
-      <w:r>
-        <w:rPr>
-          <w:b/>
-          <w:bCs/>
-        </w:rPr>
-        <w:t xml:space="preserve">SELECT </w:t>
-      </w:r>
-      <w:proofErr w:type="spellStart"/>
-      <w:proofErr w:type="gramStart"/>
-      <w:r>
-        <w:rPr>
-          <w:b/>
-          <w:bCs/>
-        </w:rPr>
-        <w:t>version</w:t>
-      </w:r>
-      <w:proofErr w:type="spellEnd"/>
-      <w:r>
-        <w:rPr>
-          <w:b/>
-          <w:bCs/>
-        </w:rPr>
-        <w:t>(</w:t>
-      </w:r>
-      <w:proofErr w:type="gramEnd"/>
-      <w:r>
-        <w:rPr>
-          <w:b/>
-          <w:bCs/>
-        </w:rPr>
-        <w:t xml:space="preserve">) AS </w:t>
-      </w:r>
-      <w:proofErr w:type="spellStart"/>
-      <w:r>
-        <w:rPr>
-          <w:b/>
-          <w:bCs/>
-        </w:rPr>
-        <w:t>VersaoPostgreSQL</w:t>
-      </w:r>
-      <w:proofErr w:type="spellEnd"/>
-      <w:r>
-        <w:rPr>
-          <w:b/>
-          <w:bCs/>
-        </w:rPr>
-        <w:t>;</w:t>
+        <w:t>alidação do Ambiente PostgreSQL</w:t>
+      </w:r>
+    </w:p>
+    <w:p>
+      <w:pPr>
+        <w:rPr>
+          <w:b/>
+          <w:bCs/>
+        </w:rPr>
+      </w:pPr>
+      <w:r>
+        <w:rPr>
+          <w:b/>
+          <w:bCs/>
+        </w:rPr>
+        <w:t>SELECT version() AS VersaoPostgreSQL;</w:t>
       </w:r>
       <w:r>
         <w:rPr>
@@ -2710,140 +2673,56 @@
     </w:p>
     <w:p>
       <w:r>
-        <w:t xml:space="preserve">R: </w:t>
-      </w:r>
-      <w:proofErr w:type="spellStart"/>
-      <w:r>
-        <w:t>PostgreSQL</w:t>
-      </w:r>
-      <w:proofErr w:type="spellEnd"/>
-      <w:r>
-        <w:t xml:space="preserve"> 18.4 </w:t>
-      </w:r>
-      <w:proofErr w:type="spellStart"/>
-      <w:r>
-        <w:t>on</w:t>
-      </w:r>
-      <w:proofErr w:type="spellEnd"/>
-      <w:r>
-        <w:t xml:space="preserve"> x86_64-windows, </w:t>
-      </w:r>
-      <w:proofErr w:type="spellStart"/>
-      <w:r>
-        <w:t>compiled</w:t>
-      </w:r>
-      <w:proofErr w:type="spellEnd"/>
+        <w:t>R: PostgreSQL 18.4 on x86_64-windows, compiled by msvc-19.44.35227, 64-bit</w:t>
+      </w:r>
+    </w:p>
+    <w:p>
+      <w:r>
+        <w:rPr>
+          <w:b/>
+          <w:bCs/>
+        </w:rPr>
+        <w:t>SELECT inet_server_addr() AS EnderecoServidor;</w:t>
+      </w:r>
+    </w:p>
+    <w:p>
+      <w:r>
+        <w:t>R:</w:t>
+      </w:r>
       <w:r>
         <w:t xml:space="preserve"> </w:t>
       </w:r>
-      <w:proofErr w:type="spellStart"/>
-      <w:r>
-        <w:t>by</w:t>
-      </w:r>
-      <w:proofErr w:type="spellEnd"/>
-      <w:r>
-        <w:t xml:space="preserve"> msvc-19.44.35227, 64-bit</w:t>
-      </w:r>
-    </w:p>
-    <w:p>
-      <w:r>
-        <w:rPr>
-          <w:b/>
-          <w:bCs/>
-        </w:rPr>
-        <w:t xml:space="preserve">SELECT </w:t>
-      </w:r>
-      <w:proofErr w:type="spellStart"/>
-      <w:r>
-        <w:rPr>
-          <w:b/>
-          <w:bCs/>
-        </w:rPr>
-        <w:t>inet_server_</w:t>
-      </w:r>
-      <w:proofErr w:type="gramStart"/>
-      <w:r>
-        <w:rPr>
-          <w:b/>
-          <w:bCs/>
-        </w:rPr>
-        <w:t>addr</w:t>
-      </w:r>
-      <w:proofErr w:type="spellEnd"/>
-      <w:r>
-        <w:rPr>
-          <w:b/>
-          <w:bCs/>
-        </w:rPr>
-        <w:t>(</w:t>
-      </w:r>
-      <w:proofErr w:type="gramEnd"/>
-      <w:r>
-        <w:rPr>
-          <w:b/>
-          <w:bCs/>
-        </w:rPr>
-        <w:t xml:space="preserve">) AS </w:t>
-      </w:r>
-      <w:proofErr w:type="spellStart"/>
-      <w:r>
-        <w:rPr>
-          <w:b/>
-          <w:bCs/>
-        </w:rPr>
-        <w:t>EnderecoServidor</w:t>
-      </w:r>
-      <w:proofErr w:type="spellEnd"/>
-      <w:r>
-        <w:rPr>
-          <w:b/>
-          <w:bCs/>
-        </w:rPr>
-        <w:t>;</w:t>
-      </w:r>
-    </w:p>
-    <w:p>
-      <w:r>
-        <w:t>R</w:t>
-      </w:r>
-      <w:proofErr w:type="gramStart"/>
-      <w:r>
-        <w:t>:</w:t>
+      <w:r>
+        <w:t>::1</w:t>
+      </w:r>
+    </w:p>
+    <w:p>
+      <w:r>
+        <w:rPr>
+          <w:b/>
+          <w:bCs/>
+        </w:rPr>
+        <w:t>SELECT CURRENT_TIMESTAMP AS DataHoraAtual;</w:t>
+      </w:r>
+    </w:p>
+    <w:p>
+      <w:r>
+        <w:t>R:</w:t>
       </w:r>
       <w:r>
         <w:t xml:space="preserve"> </w:t>
       </w:r>
       <w:r>
-        <w:t>:</w:t>
-      </w:r>
-      <w:proofErr w:type="gramEnd"/>
-      <w:r>
-        <w:t>:1</w:t>
-      </w:r>
-    </w:p>
-    <w:p>
-      <w:r>
-        <w:rPr>
-          <w:b/>
-          <w:bCs/>
-        </w:rPr>
-        <w:t xml:space="preserve">SELECT CURRENT_TIMESTAMP AS </w:t>
-      </w:r>
-      <w:proofErr w:type="spellStart"/>
-      <w:r>
-        <w:rPr>
-          <w:b/>
-          <w:bCs/>
-        </w:rPr>
-        <w:t>DataHoraAtual</w:t>
-      </w:r>
-      <w:proofErr w:type="spellEnd"/>
-      <w:r>
-        <w:rPr>
-          <w:b/>
-          <w:bCs/>
-        </w:rPr>
-        <w:t>;</w:t>
+        <w:t>2026-08-01 15:18:29.191404-01</w:t>
+      </w:r>
+    </w:p>
+    <w:p>
+      <w:r>
+        <w:rPr>
+          <w:b/>
+          <w:bCs/>
+        </w:rPr>
+        <w:t>SELECT current_database() As BaseDeDadosAtual;</w:t>
       </w:r>
     </w:p>
     <w:p>
@@ -2854,133 +2733,31 @@
         <w:t xml:space="preserve"> </w:t>
       </w:r>
       <w:r>
-        <w:t>2026-08-01 15:18:29.191404-01</w:t>
-      </w:r>
-    </w:p>
-    <w:p>
-      <w:r>
-        <w:rPr>
-          <w:b/>
-          <w:bCs/>
-        </w:rPr>
-        <w:t xml:space="preserve">SELECT </w:t>
-      </w:r>
-      <w:proofErr w:type="spellStart"/>
-      <w:r>
-        <w:rPr>
-          <w:b/>
-          <w:bCs/>
-        </w:rPr>
-        <w:t>current_</w:t>
-      </w:r>
-      <w:proofErr w:type="gramStart"/>
-      <w:r>
-        <w:rPr>
-          <w:b/>
-          <w:bCs/>
-        </w:rPr>
-        <w:t>database</w:t>
-      </w:r>
-      <w:proofErr w:type="spellEnd"/>
-      <w:r>
-        <w:rPr>
-          <w:b/>
-          <w:bCs/>
-        </w:rPr>
-        <w:t>(</w:t>
-      </w:r>
-      <w:proofErr w:type="gramEnd"/>
-      <w:r>
-        <w:rPr>
-          <w:b/>
-          <w:bCs/>
-        </w:rPr>
-        <w:t xml:space="preserve">) As </w:t>
-      </w:r>
-      <w:proofErr w:type="spellStart"/>
-      <w:r>
-        <w:rPr>
-          <w:b/>
-          <w:bCs/>
-        </w:rPr>
-        <w:t>BaseDeDadosAtual</w:t>
-      </w:r>
-      <w:proofErr w:type="spellEnd"/>
-      <w:r>
-        <w:rPr>
-          <w:b/>
-          <w:bCs/>
-        </w:rPr>
-        <w:t>;</w:t>
-      </w:r>
-    </w:p>
-    <w:p>
-      <w:r>
-        <w:lastRenderedPageBreak/>
+        <w:t>postgre</w:t>
+      </w:r>
+      <w:r>
+        <w:t>s</w:t>
+      </w:r>
+    </w:p>
+    <w:p>
+      <w:r>
+        <w:rPr>
+          <w:b/>
+          <w:bCs/>
+        </w:rPr>
+        <w:t>SELECT current_user as UsuarioAtual;</w:t>
+      </w:r>
+    </w:p>
+    <w:p>
+      <w:r>
         <w:t>R:</w:t>
       </w:r>
       <w:r>
         <w:t xml:space="preserve"> </w:t>
       </w:r>
-      <w:proofErr w:type="spellStart"/>
-      <w:r>
-        <w:t>postgre</w:t>
-      </w:r>
-      <w:proofErr w:type="spellEnd"/>
-    </w:p>
-    <w:p>
-      <w:r>
-        <w:rPr>
-          <w:b/>
-          <w:bCs/>
-        </w:rPr>
-        <w:t xml:space="preserve">SELECT </w:t>
-      </w:r>
-      <w:proofErr w:type="spellStart"/>
-      <w:r>
-        <w:rPr>
-          <w:b/>
-          <w:bCs/>
-        </w:rPr>
-        <w:t>current_user</w:t>
-      </w:r>
-      <w:proofErr w:type="spellEnd"/>
-      <w:r>
-        <w:rPr>
-          <w:b/>
-          <w:bCs/>
-        </w:rPr>
-        <w:t xml:space="preserve"> as </w:t>
-      </w:r>
-      <w:proofErr w:type="spellStart"/>
-      <w:r>
-        <w:rPr>
-          <w:b/>
-          <w:bCs/>
-        </w:rPr>
-        <w:t>UsuarioAtual</w:t>
-      </w:r>
-      <w:proofErr w:type="spellEnd"/>
-      <w:r>
-        <w:rPr>
-          <w:b/>
-          <w:bCs/>
-        </w:rPr>
-        <w:t>;</w:t>
-      </w:r>
-    </w:p>
-    <w:p>
-      <w:r>
-        <w:t>R:</w:t>
-      </w:r>
-      <w:r>
-        <w:t xml:space="preserve"> </w:t>
-      </w:r>
-      <w:proofErr w:type="spellStart"/>
       <w:r>
         <w:t>postgres</w:t>
       </w:r>
-      <w:proofErr w:type="spellEnd"/>
     </w:p>
     <w:p>
       <w:pPr>
@@ -3052,7 +2829,7 @@
       </w:r>
     </w:p>
     <w:sectPr>
-      <w:headerReference w:type="default" r:id="rId25"/>
+      <w:headerReference w:type="default" r:id="rId27"/>
       <w:pgSz w:w="11906" w:h="16838"/>
       <w:pgMar w:top="1417" w:right="1701" w:bottom="1417" w:left="1701" w:header="708" w:footer="708" w:gutter="0"/>
       <w:cols w:space="708"/>
@@ -3244,51 +3021,7 @@
         <w:sz w:val="20"/>
         <w:szCs w:val="28"/>
       </w:rPr>
-      <w:t xml:space="preserve">Trabalho Pratico Final do </w:t>
-    </w:r>
-    <w:proofErr w:type="spellStart"/>
-    <w:r>
-      <w:rPr>
-        <w:b/>
-        <w:i/>
-        <w:color w:val="00B0F0"/>
-        <w:sz w:val="20"/>
-        <w:szCs w:val="28"/>
-      </w:rPr>
-      <w:t>GrupoA_PostgreSQL</w:t>
-    </w:r>
-    <w:proofErr w:type="spellEnd"/>
-    <w:r>
-      <w:rPr>
-        <w:b/>
-        <w:i/>
-        <w:color w:val="00B0F0"/>
-        <w:sz w:val="20"/>
-        <w:szCs w:val="28"/>
-      </w:rPr>
-      <w:t xml:space="preserve"> – Admirson, </w:t>
-    </w:r>
-    <w:proofErr w:type="spellStart"/>
-    <w:r>
-      <w:rPr>
-        <w:b/>
-        <w:i/>
-        <w:color w:val="00B0F0"/>
-        <w:sz w:val="20"/>
-        <w:szCs w:val="28"/>
-      </w:rPr>
-      <w:t>Delton</w:t>
-    </w:r>
-    <w:proofErr w:type="spellEnd"/>
-    <w:r>
-      <w:rPr>
-        <w:b/>
-        <w:i/>
-        <w:color w:val="00B0F0"/>
-        <w:sz w:val="20"/>
-        <w:szCs w:val="28"/>
-      </w:rPr>
-      <w:t xml:space="preserve"> e Gilson</w:t>
+      <w:t>Trabalho Pratico Final do GrupoA_PostgreSQL – Admirson, Delton e Gilson</w:t>
     </w:r>
   </w:p>
 </w:hdr>
@@ -6271,6 +6004,18 @@
       <w:shd w:val="clear" w:color="auto" w:fill="E1DFDD"/>
     </w:rPr>
   </w:style>
+  <w:style w:type="character" w:styleId="Hiperligaovisitada">
+    <w:name w:val="FollowedHyperlink"/>
+    <w:basedOn w:val="Tipodeletrapredefinidodopargrafo"/>
+    <w:uiPriority w:val="99"/>
+    <w:semiHidden/>
+    <w:unhideWhenUsed/>
+    <w:rsid w:val="00733EFE"/>
+    <w:rPr>
+      <w:color w:val="954F72" w:themeColor="followedHyperlink"/>
+      <w:u w:val="single"/>
+    </w:rPr>
+  </w:style>
 </w:styles>
 </file>
 

--- a/01_instalacao/documentos_instalacao/Instalação de postgresql.docx
+++ b/01_instalacao/documentos_instalacao/Instalação de postgresql.docx
@@ -343,19 +343,7 @@
           <w:rPr>
             <w:rStyle w:val="Hiperligao"/>
           </w:rPr>
-          <w:t>https://www.enterprisedb.com/down</w:t>
-        </w:r>
-        <w:r>
-          <w:rPr>
-            <w:rStyle w:val="Hiperligao"/>
-          </w:rPr>
-          <w:t>l</w:t>
-        </w:r>
-        <w:r>
-          <w:rPr>
-            <w:rStyle w:val="Hiperligao"/>
-          </w:rPr>
-          <w:t>oads/postgres-postgresql-downloads</w:t>
+          <w:t>https://www.enterprisedb.com/downloads/postgres-postgresql-downloads</w:t>
         </w:r>
       </w:hyperlink>
     </w:p>
@@ -501,7 +489,15 @@
         <w:t xml:space="preserve"> </w:t>
       </w:r>
       <w:r>
-        <w:t>C:\Program Files\PostgreSQL\1</w:t>
+        <w:t>C:\Program Files\</w:t>
+      </w:r>
+      <w:proofErr w:type="spellStart"/>
+      <w:r>
+        <w:t>PostgreSQL</w:t>
+      </w:r>
+      <w:proofErr w:type="spellEnd"/>
+      <w:r>
+        <w:t>\1</w:t>
       </w:r>
       <w:r>
         <w:t>8</w:t>
@@ -616,7 +612,15 @@
         <w:t>✓</w:t>
       </w:r>
       <w:r>
-        <w:t xml:space="preserve"> PostgreSQL Server</w:t>
+        <w:t xml:space="preserve"> </w:t>
+      </w:r>
+      <w:proofErr w:type="spellStart"/>
+      <w:r>
+        <w:t>PostgreSQL</w:t>
+      </w:r>
+      <w:proofErr w:type="spellEnd"/>
+      <w:r>
+        <w:t xml:space="preserve"> Server</w:t>
       </w:r>
       <w:r>
         <w:t xml:space="preserve">; </w:t>
@@ -628,7 +632,15 @@
         <w:t>✓</w:t>
       </w:r>
       <w:r>
-        <w:t xml:space="preserve"> pgAdmin 4</w:t>
+        <w:t xml:space="preserve"> </w:t>
+      </w:r>
+      <w:proofErr w:type="spellStart"/>
+      <w:r>
+        <w:t>pgAdmin</w:t>
+      </w:r>
+      <w:proofErr w:type="spellEnd"/>
+      <w:r>
+        <w:t xml:space="preserve"> 4</w:t>
       </w:r>
       <w:r>
         <w:t>;</w:t>
@@ -643,8 +655,21 @@
         <w:t>✓</w:t>
       </w:r>
       <w:r>
-        <w:t xml:space="preserve"> Stack Builder</w:t>
-      </w:r>
+        <w:t xml:space="preserve"> </w:t>
+      </w:r>
+      <w:proofErr w:type="spellStart"/>
+      <w:r>
+        <w:t>Stack</w:t>
+      </w:r>
+      <w:proofErr w:type="spellEnd"/>
+      <w:r>
+        <w:t xml:space="preserve"> </w:t>
+      </w:r>
+      <w:proofErr w:type="spellStart"/>
+      <w:r>
+        <w:t>Builder</w:t>
+      </w:r>
+      <w:proofErr w:type="spellEnd"/>
       <w:r>
         <w:t xml:space="preserve">; </w:t>
       </w:r>
@@ -655,8 +680,29 @@
         <w:t>✓</w:t>
       </w:r>
       <w:r>
-        <w:t xml:space="preserve"> Command Line Tools</w:t>
-      </w:r>
+        <w:t xml:space="preserve"> </w:t>
+      </w:r>
+      <w:proofErr w:type="spellStart"/>
+      <w:r>
+        <w:t>Command</w:t>
+      </w:r>
+      <w:proofErr w:type="spellEnd"/>
+      <w:r>
+        <w:t xml:space="preserve"> </w:t>
+      </w:r>
+      <w:proofErr w:type="spellStart"/>
+      <w:r>
+        <w:t>Line</w:t>
+      </w:r>
+      <w:proofErr w:type="spellEnd"/>
+      <w:r>
+        <w:t xml:space="preserve"> </w:t>
+      </w:r>
+      <w:proofErr w:type="spellStart"/>
+      <w:r>
+        <w:t>Tools</w:t>
+      </w:r>
+      <w:proofErr w:type="spellEnd"/>
       <w:r>
         <w:t>.</w:t>
       </w:r>
@@ -822,7 +868,15 @@
         <w:t>Selecionar o diretório de dados:</w:t>
       </w:r>
       <w:r>
-        <w:t xml:space="preserve"> C:\Program Files\PostgreSQL\18\data</w:t>
+        <w:t xml:space="preserve"> C:\Program Files\</w:t>
+      </w:r>
+      <w:proofErr w:type="spellStart"/>
+      <w:r>
+        <w:t>PostgreSQL</w:t>
+      </w:r>
+      <w:proofErr w:type="spellEnd"/>
+      <w:r>
+        <w:t>\18\data</w:t>
       </w:r>
     </w:p>
     <w:p>
@@ -841,7 +895,15 @@
         <w:t xml:space="preserve">5º Passo: Definindo uma palavra passe forte: </w:t>
       </w:r>
       <w:r>
-        <w:t>Para usar ao iniciar seção com o utilizador postgres.</w:t>
+        <w:t xml:space="preserve">Para usar ao iniciar seção com o utilizador </w:t>
+      </w:r>
+      <w:proofErr w:type="spellStart"/>
+      <w:r>
+        <w:t>postgres</w:t>
+      </w:r>
+      <w:proofErr w:type="spellEnd"/>
+      <w:r>
+        <w:t>.</w:t>
       </w:r>
     </w:p>
     <w:p>
@@ -940,7 +1002,37 @@
           <w:b/>
           <w:bCs/>
         </w:rPr>
-        <w:t xml:space="preserve">Alteração da porta padrão mo medida de Hardening: </w:t>
+        <w:t xml:space="preserve">Alteração da porta padrão </w:t>
+      </w:r>
+      <w:r>
+        <w:rPr>
+          <w:b/>
+          <w:bCs/>
+        </w:rPr>
+        <w:t xml:space="preserve">como </w:t>
+      </w:r>
+      <w:r>
+        <w:rPr>
+          <w:b/>
+          <w:bCs/>
+        </w:rPr>
+        <w:t xml:space="preserve">medida de </w:t>
+      </w:r>
+      <w:proofErr w:type="spellStart"/>
+      <w:r>
+        <w:rPr>
+          <w:b/>
+          <w:bCs/>
+        </w:rPr>
+        <w:t>Hardening</w:t>
+      </w:r>
+      <w:proofErr w:type="spellEnd"/>
+      <w:r>
+        <w:rPr>
+          <w:b/>
+          <w:bCs/>
+        </w:rPr>
+        <w:t xml:space="preserve">: </w:t>
       </w:r>
       <w:r>
         <w:t xml:space="preserve">Que era como padrão 5432 e depois da alteração ficou direcionada para </w:t>
@@ -1674,18 +1766,54 @@
         </w:rPr>
         <w:t xml:space="preserve">º Passo: </w:t>
       </w:r>
-      <w:r>
-        <w:rPr>
-          <w:b/>
-        </w:rPr>
-        <w:t>Stack Builder para complementar o PostgreSQL.</w:t>
-      </w:r>
+      <w:proofErr w:type="spellStart"/>
+      <w:r>
+        <w:rPr>
+          <w:b/>
+        </w:rPr>
+        <w:t>Stack</w:t>
+      </w:r>
+      <w:proofErr w:type="spellEnd"/>
       <w:r>
         <w:rPr>
           <w:b/>
         </w:rPr>
         <w:t xml:space="preserve"> </w:t>
       </w:r>
+      <w:proofErr w:type="spellStart"/>
+      <w:r>
+        <w:rPr>
+          <w:b/>
+        </w:rPr>
+        <w:t>Builder</w:t>
+      </w:r>
+      <w:proofErr w:type="spellEnd"/>
+      <w:r>
+        <w:rPr>
+          <w:b/>
+        </w:rPr>
+        <w:t xml:space="preserve"> para complementar o </w:t>
+      </w:r>
+      <w:proofErr w:type="spellStart"/>
+      <w:r>
+        <w:rPr>
+          <w:b/>
+        </w:rPr>
+        <w:t>PostgreSQL</w:t>
+      </w:r>
+      <w:proofErr w:type="spellEnd"/>
+      <w:r>
+        <w:rPr>
+          <w:b/>
+        </w:rPr>
+        <w:t>.</w:t>
+      </w:r>
+      <w:r>
+        <w:rPr>
+          <w:b/>
+        </w:rPr>
+        <w:t xml:space="preserve"> </w:t>
+      </w:r>
       <w:r>
         <w:rPr>
           <w:bCs/>
@@ -1698,13 +1826,59 @@
         </w:rPr>
         <w:t xml:space="preserve">o </w:t>
       </w:r>
+      <w:proofErr w:type="spellStart"/>
       <w:r>
         <w:rPr>
           <w:rStyle w:val="nfase"/>
           <w:i w:val="0"/>
           <w:iCs w:val="0"/>
         </w:rPr>
-        <w:t>PostgreSQL 18 (x64) on port 5</w:t>
+        <w:t>PostgreSQL</w:t>
+      </w:r>
+      <w:proofErr w:type="spellEnd"/>
+      <w:r>
+        <w:rPr>
+          <w:rStyle w:val="nfase"/>
+          <w:i w:val="0"/>
+          <w:iCs w:val="0"/>
+        </w:rPr>
+        <w:t xml:space="preserve"> 18 (x64) </w:t>
+      </w:r>
+      <w:proofErr w:type="spellStart"/>
+      <w:r>
+        <w:rPr>
+          <w:rStyle w:val="nfase"/>
+          <w:i w:val="0"/>
+          <w:iCs w:val="0"/>
+        </w:rPr>
+        <w:t>on</w:t>
+      </w:r>
+      <w:proofErr w:type="spellEnd"/>
+      <w:r>
+        <w:rPr>
+          <w:rStyle w:val="nfase"/>
+          <w:i w:val="0"/>
+          <w:iCs w:val="0"/>
+        </w:rPr>
+        <w:t xml:space="preserve"> </w:t>
+      </w:r>
+      <w:proofErr w:type="spellStart"/>
+      <w:r>
+        <w:rPr>
+          <w:rStyle w:val="nfase"/>
+          <w:i w:val="0"/>
+          <w:iCs w:val="0"/>
+        </w:rPr>
+        <w:t>port</w:t>
+      </w:r>
+      <w:proofErr w:type="spellEnd"/>
+      <w:r>
+        <w:rPr>
+          <w:rStyle w:val="nfase"/>
+          <w:i w:val="0"/>
+          <w:iCs w:val="0"/>
+        </w:rPr>
+        <w:t xml:space="preserve"> 5</w:t>
       </w:r>
       <w:r>
         <w:rPr>
@@ -1831,12 +2005,28 @@
         </w:rPr>
         <w:t xml:space="preserve"> do </w:t>
       </w:r>
-      <w:r>
-        <w:rPr>
-          <w:bCs/>
-        </w:rPr>
-        <w:t>Stack Builder</w:t>
-      </w:r>
+      <w:proofErr w:type="spellStart"/>
+      <w:r>
+        <w:rPr>
+          <w:bCs/>
+        </w:rPr>
+        <w:t>Stack</w:t>
+      </w:r>
+      <w:proofErr w:type="spellEnd"/>
+      <w:r>
+        <w:rPr>
+          <w:bCs/>
+        </w:rPr>
+        <w:t xml:space="preserve"> </w:t>
+      </w:r>
+      <w:proofErr w:type="spellStart"/>
+      <w:r>
+        <w:rPr>
+          <w:bCs/>
+        </w:rPr>
+        <w:t>Builder</w:t>
+      </w:r>
+      <w:proofErr w:type="spellEnd"/>
       <w:r>
         <w:rPr>
           <w:rStyle w:val="Forte"/>
@@ -1853,7 +2043,15 @@
         <w:t>Drivers ODBC</w:t>
       </w:r>
       <w:r>
-        <w:t>: escolhemos o psqlODBC 64 bit.</w:t>
+        <w:t xml:space="preserve">: escolhemos o </w:t>
+      </w:r>
+      <w:proofErr w:type="spellStart"/>
+      <w:r>
+        <w:t>psqlODBC</w:t>
+      </w:r>
+      <w:proofErr w:type="spellEnd"/>
+      <w:r>
+        <w:t xml:space="preserve"> 64 bit.</w:t>
       </w:r>
       <w:r>
         <w:t xml:space="preserve"> </w:t>
@@ -1879,8 +2077,13 @@
         <w:pStyle w:val="SemEspaamento"/>
       </w:pPr>
       <w:r>
-        <w:t>Sendo que já temos instalado a última versão do server PostgreSQl</w:t>
-      </w:r>
+        <w:t xml:space="preserve">Sendo que já temos instalado a última versão do server </w:t>
+      </w:r>
+      <w:proofErr w:type="spellStart"/>
+      <w:r>
+        <w:t>PostgreSQl</w:t>
+      </w:r>
+      <w:proofErr w:type="spellEnd"/>
       <w:r>
         <w:t xml:space="preserve"> </w:t>
       </w:r>
@@ -1897,8 +2100,13 @@
         <w:t xml:space="preserve"> só</w:t>
       </w:r>
       <w:r>
-        <w:t xml:space="preserve"> psqlODBC</w:t>
-      </w:r>
+        <w:t xml:space="preserve"> </w:t>
+      </w:r>
+      <w:proofErr w:type="spellStart"/>
+      <w:r>
+        <w:t>psqlODBC</w:t>
+      </w:r>
+      <w:proofErr w:type="spellEnd"/>
       <w:r>
         <w:t xml:space="preserve"> (</w:t>
       </w:r>
@@ -2153,6 +2361,7 @@
       <w:r>
         <w:t xml:space="preserve">E executamos o </w:t>
       </w:r>
+      <w:proofErr w:type="gramStart"/>
       <w:r>
         <w:t>aplicativo</w:t>
       </w:r>
@@ -2167,7 +2376,28 @@
         <w:rPr>
           <w:bCs/>
         </w:rPr>
-        <w:t>serviços e na lista procuramos o nome postgresql.</w:t>
+        <w:t>serviços</w:t>
+      </w:r>
+      <w:proofErr w:type="gramEnd"/>
+      <w:r>
+        <w:rPr>
+          <w:bCs/>
+        </w:rPr>
+        <w:t xml:space="preserve"> e na lista procuramos o nome </w:t>
+      </w:r>
+      <w:proofErr w:type="spellStart"/>
+      <w:r>
+        <w:rPr>
+          <w:bCs/>
+        </w:rPr>
+        <w:t>postgresql</w:t>
+      </w:r>
+      <w:proofErr w:type="spellEnd"/>
+      <w:r>
+        <w:rPr>
+          <w:bCs/>
+        </w:rPr>
+        <w:t>.</w:t>
       </w:r>
       <w:r>
         <w:rPr>
@@ -2308,12 +2538,14 @@
       <w:r>
         <w:t xml:space="preserve"> </w:t>
       </w:r>
+      <w:proofErr w:type="spellStart"/>
       <w:r>
         <w:rPr>
           <w:bCs/>
         </w:rPr>
         <w:t>pgAdmin</w:t>
       </w:r>
+      <w:proofErr w:type="spellEnd"/>
       <w:r>
         <w:t xml:space="preserve"> na caixa de pesquisa. </w:t>
       </w:r>
@@ -2327,6 +2559,7 @@
         </w:rPr>
         <w:t xml:space="preserve"> </w:t>
       </w:r>
+      <w:proofErr w:type="spellStart"/>
       <w:r>
         <w:rPr>
           <w:i/>
@@ -2334,6 +2567,7 @@
         </w:rPr>
         <w:t>pgAdmin</w:t>
       </w:r>
+      <w:proofErr w:type="spellEnd"/>
       <w:r>
         <w:rPr>
           <w:b/>
@@ -2557,7 +2791,27 @@
           <w:bCs/>
           <w:szCs w:val="28"/>
         </w:rPr>
-        <w:t xml:space="preserve">l (psql): </w:t>
+        <w:t>l (</w:t>
+      </w:r>
+      <w:proofErr w:type="spellStart"/>
+      <w:r>
+        <w:rPr>
+          <w:rFonts w:cs="Times New Roman"/>
+          <w:b/>
+          <w:bCs/>
+          <w:szCs w:val="28"/>
+        </w:rPr>
+        <w:t>psql</w:t>
+      </w:r>
+      <w:proofErr w:type="spellEnd"/>
+      <w:r>
+        <w:rPr>
+          <w:rFonts w:cs="Times New Roman"/>
+          <w:b/>
+          <w:bCs/>
+          <w:szCs w:val="28"/>
+        </w:rPr>
+        <w:t xml:space="preserve">): </w:t>
       </w:r>
       <w:r>
         <w:rPr>
@@ -2646,22 +2900,68 @@
         <w:t>Fazemos primeiro uma v</w:t>
       </w:r>
       <w:r>
-        <w:t>alidação do Ambiente PostgreSQL</w:t>
-      </w:r>
-    </w:p>
-    <w:p>
-      <w:pPr>
-        <w:rPr>
-          <w:b/>
-          <w:bCs/>
-        </w:rPr>
-      </w:pPr>
-      <w:r>
-        <w:rPr>
-          <w:b/>
-          <w:bCs/>
-        </w:rPr>
-        <w:t>SELECT version() AS VersaoPostgreSQL;</w:t>
+        <w:t xml:space="preserve">alidação do Ambiente </w:t>
+      </w:r>
+      <w:proofErr w:type="spellStart"/>
+      <w:r>
+        <w:t>PostgreSQL</w:t>
+      </w:r>
+      <w:proofErr w:type="spellEnd"/>
+    </w:p>
+    <w:p>
+      <w:pPr>
+        <w:rPr>
+          <w:b/>
+          <w:bCs/>
+        </w:rPr>
+      </w:pPr>
+      <w:r>
+        <w:rPr>
+          <w:b/>
+          <w:bCs/>
+        </w:rPr>
+        <w:t xml:space="preserve">SELECT </w:t>
+      </w:r>
+      <w:proofErr w:type="spellStart"/>
+      <w:proofErr w:type="gramStart"/>
+      <w:r>
+        <w:rPr>
+          <w:b/>
+          <w:bCs/>
+        </w:rPr>
+        <w:t>version</w:t>
+      </w:r>
+      <w:proofErr w:type="spellEnd"/>
+      <w:r>
+        <w:rPr>
+          <w:b/>
+          <w:bCs/>
+        </w:rPr>
+        <w:t>(</w:t>
+      </w:r>
+      <w:proofErr w:type="gramEnd"/>
+      <w:r>
+        <w:rPr>
+          <w:b/>
+          <w:bCs/>
+        </w:rPr>
+        <w:t xml:space="preserve">) AS </w:t>
+      </w:r>
+      <w:proofErr w:type="spellStart"/>
+      <w:r>
+        <w:rPr>
+          <w:b/>
+          <w:bCs/>
+        </w:rPr>
+        <w:t>VersaoPostgreSQL</w:t>
+      </w:r>
+      <w:proofErr w:type="spellEnd"/>
+      <w:r>
+        <w:rPr>
+          <w:b/>
+          <w:bCs/>
+        </w:rPr>
+        <w:t>;</w:t>
       </w:r>
       <w:r>
         <w:rPr>
@@ -2673,16 +2973,140 @@
     </w:p>
     <w:p>
       <w:r>
-        <w:t>R: PostgreSQL 18.4 on x86_64-windows, compiled by msvc-19.44.35227, 64-bit</w:t>
-      </w:r>
-    </w:p>
-    <w:p>
-      <w:r>
-        <w:rPr>
-          <w:b/>
-          <w:bCs/>
-        </w:rPr>
-        <w:t>SELECT inet_server_addr() AS EnderecoServidor;</w:t>
+        <w:t xml:space="preserve">R: </w:t>
+      </w:r>
+      <w:proofErr w:type="spellStart"/>
+      <w:r>
+        <w:t>PostgreSQL</w:t>
+      </w:r>
+      <w:proofErr w:type="spellEnd"/>
+      <w:r>
+        <w:t xml:space="preserve"> 18.4 </w:t>
+      </w:r>
+      <w:proofErr w:type="spellStart"/>
+      <w:r>
+        <w:t>on</w:t>
+      </w:r>
+      <w:proofErr w:type="spellEnd"/>
+      <w:r>
+        <w:t xml:space="preserve"> x86_64-windows, </w:t>
+      </w:r>
+      <w:proofErr w:type="spellStart"/>
+      <w:r>
+        <w:t>compiled</w:t>
+      </w:r>
+      <w:proofErr w:type="spellEnd"/>
+      <w:r>
+        <w:t xml:space="preserve"> </w:t>
+      </w:r>
+      <w:proofErr w:type="spellStart"/>
+      <w:r>
+        <w:t>by</w:t>
+      </w:r>
+      <w:proofErr w:type="spellEnd"/>
+      <w:r>
+        <w:t xml:space="preserve"> msvc-19.44.35227, 64-bit</w:t>
+      </w:r>
+    </w:p>
+    <w:p>
+      <w:r>
+        <w:rPr>
+          <w:b/>
+          <w:bCs/>
+        </w:rPr>
+        <w:t xml:space="preserve">SELECT </w:t>
+      </w:r>
+      <w:proofErr w:type="spellStart"/>
+      <w:r>
+        <w:rPr>
+          <w:b/>
+          <w:bCs/>
+        </w:rPr>
+        <w:t>inet_server_</w:t>
+      </w:r>
+      <w:proofErr w:type="gramStart"/>
+      <w:r>
+        <w:rPr>
+          <w:b/>
+          <w:bCs/>
+        </w:rPr>
+        <w:t>addr</w:t>
+      </w:r>
+      <w:proofErr w:type="spellEnd"/>
+      <w:r>
+        <w:rPr>
+          <w:b/>
+          <w:bCs/>
+        </w:rPr>
+        <w:t>(</w:t>
+      </w:r>
+      <w:proofErr w:type="gramEnd"/>
+      <w:r>
+        <w:rPr>
+          <w:b/>
+          <w:bCs/>
+        </w:rPr>
+        <w:t xml:space="preserve">) AS </w:t>
+      </w:r>
+      <w:proofErr w:type="spellStart"/>
+      <w:r>
+        <w:rPr>
+          <w:b/>
+          <w:bCs/>
+        </w:rPr>
+        <w:t>EnderecoServidor</w:t>
+      </w:r>
+      <w:proofErr w:type="spellEnd"/>
+      <w:r>
+        <w:rPr>
+          <w:b/>
+          <w:bCs/>
+        </w:rPr>
+        <w:t>;</w:t>
+      </w:r>
+    </w:p>
+    <w:p>
+      <w:r>
+        <w:t>R</w:t>
+      </w:r>
+      <w:proofErr w:type="gramStart"/>
+      <w:r>
+        <w:t>:</w:t>
+      </w:r>
+      <w:r>
+        <w:t xml:space="preserve"> </w:t>
+      </w:r>
+      <w:r>
+        <w:t>:</w:t>
+      </w:r>
+      <w:proofErr w:type="gramEnd"/>
+      <w:r>
+        <w:t>:1</w:t>
+      </w:r>
+    </w:p>
+    <w:p>
+      <w:r>
+        <w:rPr>
+          <w:b/>
+          <w:bCs/>
+        </w:rPr>
+        <w:t xml:space="preserve">SELECT CURRENT_TIMESTAMP AS </w:t>
+      </w:r>
+      <w:proofErr w:type="spellStart"/>
+      <w:r>
+        <w:rPr>
+          <w:b/>
+          <w:bCs/>
+        </w:rPr>
+        <w:t>DataHoraAtual</w:t>
+      </w:r>
+      <w:proofErr w:type="spellEnd"/>
+      <w:r>
+        <w:rPr>
+          <w:b/>
+          <w:bCs/>
+        </w:rPr>
+        <w:t>;</w:t>
       </w:r>
     </w:p>
     <w:p>
@@ -2693,16 +3117,64 @@
         <w:t xml:space="preserve"> </w:t>
       </w:r>
       <w:r>
-        <w:t>::1</w:t>
-      </w:r>
-    </w:p>
-    <w:p>
-      <w:r>
-        <w:rPr>
-          <w:b/>
-          <w:bCs/>
-        </w:rPr>
-        <w:t>SELECT CURRENT_TIMESTAMP AS DataHoraAtual;</w:t>
+        <w:t>2026-08-01 15:18:29.191404-01</w:t>
+      </w:r>
+    </w:p>
+    <w:p>
+      <w:r>
+        <w:rPr>
+          <w:b/>
+          <w:bCs/>
+        </w:rPr>
+        <w:t xml:space="preserve">SELECT </w:t>
+      </w:r>
+      <w:proofErr w:type="spellStart"/>
+      <w:r>
+        <w:rPr>
+          <w:b/>
+          <w:bCs/>
+        </w:rPr>
+        <w:t>current_</w:t>
+      </w:r>
+      <w:proofErr w:type="gramStart"/>
+      <w:r>
+        <w:rPr>
+          <w:b/>
+          <w:bCs/>
+        </w:rPr>
+        <w:t>database</w:t>
+      </w:r>
+      <w:proofErr w:type="spellEnd"/>
+      <w:r>
+        <w:rPr>
+          <w:b/>
+          <w:bCs/>
+        </w:rPr>
+        <w:t>(</w:t>
+      </w:r>
+      <w:proofErr w:type="gramEnd"/>
+      <w:r>
+        <w:rPr>
+          <w:b/>
+          <w:bCs/>
+        </w:rPr>
+        <w:t xml:space="preserve">) As </w:t>
+      </w:r>
+      <w:proofErr w:type="spellStart"/>
+      <w:r>
+        <w:rPr>
+          <w:b/>
+          <w:bCs/>
+        </w:rPr>
+        <w:t>BaseDeDadosAtual</w:t>
+      </w:r>
+      <w:proofErr w:type="spellEnd"/>
+      <w:r>
+        <w:rPr>
+          <w:b/>
+          <w:bCs/>
+        </w:rPr>
+        <w:t>;</w:t>
       </w:r>
     </w:p>
     <w:p>
@@ -2712,17 +3184,54 @@
       <w:r>
         <w:t xml:space="preserve"> </w:t>
       </w:r>
-      <w:r>
-        <w:t>2026-08-01 15:18:29.191404-01</w:t>
-      </w:r>
-    </w:p>
-    <w:p>
-      <w:r>
-        <w:rPr>
-          <w:b/>
-          <w:bCs/>
-        </w:rPr>
-        <w:t>SELECT current_database() As BaseDeDadosAtual;</w:t>
+      <w:proofErr w:type="spellStart"/>
+      <w:r>
+        <w:t>postgre</w:t>
+      </w:r>
+      <w:r>
+        <w:t>s</w:t>
+      </w:r>
+      <w:proofErr w:type="spellEnd"/>
+    </w:p>
+    <w:p>
+      <w:r>
+        <w:rPr>
+          <w:b/>
+          <w:bCs/>
+        </w:rPr>
+        <w:t xml:space="preserve">SELECT </w:t>
+      </w:r>
+      <w:proofErr w:type="spellStart"/>
+      <w:r>
+        <w:rPr>
+          <w:b/>
+          <w:bCs/>
+        </w:rPr>
+        <w:t>current_user</w:t>
+      </w:r>
+      <w:proofErr w:type="spellEnd"/>
+      <w:r>
+        <w:rPr>
+          <w:b/>
+          <w:bCs/>
+        </w:rPr>
+        <w:t xml:space="preserve"> as </w:t>
+      </w:r>
+      <w:proofErr w:type="spellStart"/>
+      <w:r>
+        <w:rPr>
+          <w:b/>
+          <w:bCs/>
+        </w:rPr>
+        <w:t>UsuarioAtual</w:t>
+      </w:r>
+      <w:proofErr w:type="spellEnd"/>
+      <w:r>
+        <w:rPr>
+          <w:b/>
+          <w:bCs/>
+        </w:rPr>
+        <w:t>;</w:t>
       </w:r>
     </w:p>
     <w:p>
@@ -2732,32 +3241,11 @@
       <w:r>
         <w:t xml:space="preserve"> </w:t>
       </w:r>
-      <w:r>
-        <w:t>postgre</w:t>
-      </w:r>
-      <w:r>
-        <w:t>s</w:t>
-      </w:r>
-    </w:p>
-    <w:p>
-      <w:r>
-        <w:rPr>
-          <w:b/>
-          <w:bCs/>
-        </w:rPr>
-        <w:t>SELECT current_user as UsuarioAtual;</w:t>
-      </w:r>
-    </w:p>
-    <w:p>
-      <w:r>
-        <w:t>R:</w:t>
-      </w:r>
-      <w:r>
-        <w:t xml:space="preserve"> </w:t>
-      </w:r>
+      <w:proofErr w:type="spellStart"/>
       <w:r>
         <w:t>postgres</w:t>
       </w:r>
+      <w:proofErr w:type="spellEnd"/>
     </w:p>
     <w:p>
       <w:pPr>
@@ -3021,7 +3509,51 @@
         <w:sz w:val="20"/>
         <w:szCs w:val="28"/>
       </w:rPr>
-      <w:t>Trabalho Pratico Final do GrupoA_PostgreSQL – Admirson, Delton e Gilson</w:t>
+      <w:t xml:space="preserve">Trabalho Pratico Final do </w:t>
+    </w:r>
+    <w:proofErr w:type="spellStart"/>
+    <w:r>
+      <w:rPr>
+        <w:b/>
+        <w:i/>
+        <w:color w:val="00B0F0"/>
+        <w:sz w:val="20"/>
+        <w:szCs w:val="28"/>
+      </w:rPr>
+      <w:t>GrupoA_PostgreSQL</w:t>
+    </w:r>
+    <w:proofErr w:type="spellEnd"/>
+    <w:r>
+      <w:rPr>
+        <w:b/>
+        <w:i/>
+        <w:color w:val="00B0F0"/>
+        <w:sz w:val="20"/>
+        <w:szCs w:val="28"/>
+      </w:rPr>
+      <w:t xml:space="preserve"> – Admirson, </w:t>
+    </w:r>
+    <w:proofErr w:type="spellStart"/>
+    <w:r>
+      <w:rPr>
+        <w:b/>
+        <w:i/>
+        <w:color w:val="00B0F0"/>
+        <w:sz w:val="20"/>
+        <w:szCs w:val="28"/>
+      </w:rPr>
+      <w:t>Delton</w:t>
+    </w:r>
+    <w:proofErr w:type="spellEnd"/>
+    <w:r>
+      <w:rPr>
+        <w:b/>
+        <w:i/>
+        <w:color w:val="00B0F0"/>
+        <w:sz w:val="20"/>
+        <w:szCs w:val="28"/>
+      </w:rPr>
+      <w:t xml:space="preserve"> e Gilson</w:t>
     </w:r>
   </w:p>
 </w:hdr>
